--- a/plantillas_maestras/17_seguro_no_especificado/negativa_cobertura/2_o_mas_ddos_varios/mujer/TPL_1512_2026_SEGURO_NO_ESPECIFICADO_NEGATIVA_COBERTURA_ASEGURADORA_MUJER_R1.DOCX
+++ b/plantillas_maestras/17_seguro_no_especificado/negativa_cobertura/2_o_mas_ddos_varios/mujer/TPL_1512_2026_SEGURO_NO_ESPECIFICADO_NEGATIVA_COBERTURA_ASEGURADORA_MUJER_R1.DOCX
@@ -332,7 +332,7 @@
           <w14:ligatures w14:val="none"/>
         </w:rPr>
         <w:tab/>
-        <w:t xml:space="preserve">:       </w:t>
+        <w:t xml:space="preserve">: </w:t>
       </w:r>
       <w:r>
         <w:rPr>
@@ -706,7 +706,7 @@
           <w:lang w:val="es-ES" w:eastAsia="es-ES"/>
           <w14:ligatures w14:val="none"/>
         </w:rPr>
-        <w:t>por presuntas infracciones a la Ley N°29571, Código de Protección y Defensa del Consumidor (en adelante, Código)</w:t>
+        <w:t>por presuntas infracciones a la Ley 29571, Código de Protección y Defensa del Consumidor (en adelante, Código)</w:t>
       </w:r>
       <w:r>
         <w:rPr>
@@ -784,7 +784,7 @@
           <w:lang w:eastAsia="es-ES"/>
           <w14:ligatures w14:val="none"/>
         </w:rPr>
-        <w:t>Adquirió el Seguro de Protección de Tarjeta – Certificado N°302087655 (en adelante, Seguro de Protección de Tarjeta</w:t>
+        <w:t>Adquirió el Seguro de Protección de Tarjeta – Certificado 302087655 (en adelante, Seguro de Protección de Tarjeta</w:t>
       </w:r>
       <w:r>
         <w:rPr>
@@ -1374,7 +1374,7 @@
           <w:lang w:eastAsia="es-ES"/>
           <w14:ligatures w14:val="none"/>
         </w:rPr>
-        <w:t xml:space="preserve">, registrado con N°000/0920/2026, solicitando atención respecto </w:t>
+        <w:t xml:space="preserve">, registrado con 000/0920/2026, solicitando atención respecto </w:t>
       </w:r>
       <w:r>
         <w:rPr>
@@ -1941,7 +1941,7 @@
           <w:lang w:eastAsia="es-PE"/>
           <w14:ligatures w14:val="none"/>
         </w:rPr>
-        <w:t>La Secretaría Técnica de la Comisión de Protección al Consumidor N°1 (en adelante, la Secretaría Técnica), en ejercicio de sus facultades</w:t>
+        <w:t>La Secretaría Técnica de la Comisión de Protección al Consumidor 1 (en adelante, la Secretaría Técnica), en ejercicio de sus facultades</w:t>
       </w:r>
       <w:bookmarkEnd w:id="3"/>
       <w:bookmarkEnd w:id="4"/>
@@ -2041,7 +2041,7 @@
           <w:lang w:val="es-ES" w:eastAsia="es-ES"/>
           <w14:ligatures w14:val="none"/>
         </w:rPr>
-        <w:t xml:space="preserve"> - Certificado N° 302087655 </w:t>
+        <w:t xml:space="preserve"> - Certificado 302087655 </w:t>
       </w:r>
       <w:r>
         <w:rPr>
@@ -2097,7 +2097,7 @@
           <w:lang w:eastAsia="es-PE"/>
           <w14:ligatures w14:val="none"/>
         </w:rPr>
-        <w:t>°</w:t>
+        <w:t/>
       </w:r>
       <w:r>
         <w:rPr>
@@ -2115,7 +2115,7 @@
           <w:lang w:eastAsia="es-PE"/>
           <w14:ligatures w14:val="none"/>
         </w:rPr>
-        <w:t>°</w:t>
+        <w:t/>
       </w:r>
       <w:r>
         <w:rPr>
@@ -2262,7 +2262,7 @@
           <w:lang w:val="es-ES" w:eastAsia="es-ES"/>
           <w14:ligatures w14:val="none"/>
         </w:rPr>
-        <w:t xml:space="preserve"> - Certificado N° 302087655 </w:t>
+        <w:t xml:space="preserve"> - Certificado 302087655 </w:t>
       </w:r>
       <w:r>
         <w:rPr>
@@ -2360,7 +2360,7 @@
           <w:lang w:eastAsia="es-PE"/>
           <w14:ligatures w14:val="none"/>
         </w:rPr>
-        <w:t xml:space="preserve">literal g) del artículo 56° </w:t>
+        <w:t xml:space="preserve">literal g) del artículo 56 </w:t>
       </w:r>
       <w:r>
         <w:rPr>
@@ -2390,7 +2390,7 @@
           <w:lang w:eastAsia="es-PE"/>
           <w14:ligatures w14:val="none"/>
         </w:rPr>
-        <w:t xml:space="preserve">.  </w:t>
+        <w:t xml:space="preserve">. </w:t>
       </w:r>
       <w:bookmarkStart w:id="12" w:name="_Hlk215162008"/>
       <w:bookmarkEnd w:id="1"/>
@@ -2457,7 +2457,7 @@
           <w:kern w:val="0"/>
           <w14:ligatures w14:val="none"/>
         </w:rPr>
-        <w:t>. Por consiguiente, corresponde calificar el hecho materia de denuncia como una presunta infracción al numeral 88.1° del artículo 88° del Código</w:t>
+        <w:t>. Por consiguiente, corresponde calificar el hecho materia de denuncia como una presunta infracción al numeral 88.1 del artículo 88 del Código</w:t>
       </w:r>
       <w:bookmarkEnd w:id="13"/>
       <w:r>
@@ -2693,7 +2693,7 @@
           <w:lang w:val="es-ES" w:eastAsia="es-ES"/>
           <w14:ligatures w14:val="none"/>
         </w:rPr>
-        <w:t>Póliza del Seguro de Protección de Tarjeta - Certificado N° 302087655</w:t>
+        <w:t>Póliza del Seguro de Protección de Tarjeta - Certificado 302087655</w:t>
       </w:r>
       <w:r>
         <w:rPr>
@@ -2910,7 +2910,7 @@
           <w:lang w:eastAsia="es-PE"/>
           <w14:ligatures w14:val="none"/>
         </w:rPr>
-        <w:t xml:space="preserve">RESOLUCIÓN DE LA SECRETARÍA TÉCNICA  </w:t>
+        <w:t xml:space="preserve">RESOLUCIÓN DE LA SECRETARÍA TÉCNICA </w:t>
       </w:r>
     </w:p>
     <w:p>
@@ -3129,15 +3129,15 @@
           <w:kern w:val="0"/>
           <w14:ligatures w14:val="none"/>
         </w:rPr>
-        <w:t>infracción a los artículos 18° y 19° de la Ley</w:t>
-      </w:r>
-      <w:r>
-        <w:rPr>
-          <w:rFonts w:ascii="Arial Narrow" w:eastAsia="Arial Narrow" w:hAnsi="Arial Narrow" w:cs="Arial Narrow"/>
-          <w:kern w:val="0"/>
-          <w14:ligatures w14:val="none"/>
-        </w:rPr>
-        <w:t xml:space="preserve"> N°</w:t>
+        <w:t>infracción a los artículos 18 y 19 de la Ley</w:t>
+      </w:r>
+      <w:r>
+        <w:rPr>
+          <w:rFonts w:ascii="Arial Narrow" w:eastAsia="Arial Narrow" w:hAnsi="Arial Narrow" w:cs="Arial Narrow"/>
+          <w:kern w:val="0"/>
+          <w14:ligatures w14:val="none"/>
+        </w:rPr>
+        <w:t xml:space="preserve"> </w:t>
       </w:r>
       <w:r>
         <w:rPr>
@@ -3225,7 +3225,7 @@
           <w:lang w:val="es-ES" w:eastAsia="es-ES"/>
           <w14:ligatures w14:val="none"/>
         </w:rPr>
-        <w:t xml:space="preserve"> - Certificado N° 302087655 </w:t>
+        <w:t xml:space="preserve"> - Certificado 302087655 </w:t>
       </w:r>
       <w:r>
         <w:rPr>
@@ -3335,15 +3335,15 @@
           <w:kern w:val="0"/>
           <w14:ligatures w14:val="none"/>
         </w:rPr>
-        <w:t>infracción al literal g) del artículo 56° de la Ley</w:t>
-      </w:r>
-      <w:r>
-        <w:rPr>
-          <w:rFonts w:ascii="Arial Narrow" w:eastAsia="Arial Narrow" w:hAnsi="Arial Narrow" w:cs="Arial Narrow"/>
-          <w:kern w:val="0"/>
-          <w14:ligatures w14:val="none"/>
-        </w:rPr>
-        <w:t xml:space="preserve"> N°</w:t>
+        <w:t>infracción al literal g) del artículo 56 de la Ley</w:t>
+      </w:r>
+      <w:r>
+        <w:rPr>
+          <w:rFonts w:ascii="Arial Narrow" w:eastAsia="Arial Narrow" w:hAnsi="Arial Narrow" w:cs="Arial Narrow"/>
+          <w:kern w:val="0"/>
+          <w14:ligatures w14:val="none"/>
+        </w:rPr>
+        <w:t xml:space="preserve"> </w:t>
       </w:r>
       <w:r>
         <w:rPr>
@@ -3419,7 +3419,7 @@
           <w:lang w:val="es-ES" w:eastAsia="es-ES"/>
           <w14:ligatures w14:val="none"/>
         </w:rPr>
-        <w:t xml:space="preserve"> - Certificado N° 302087655 </w:t>
+        <w:t xml:space="preserve"> - Certificado 302087655 </w:t>
       </w:r>
       <w:r>
         <w:rPr>
@@ -3530,7 +3530,7 @@
           <w:kern w:val="0"/>
           <w14:ligatures w14:val="none"/>
         </w:rPr>
-        <w:t>°</w:t>
+        <w:t/>
       </w:r>
       <w:r>
         <w:rPr>
@@ -3544,7 +3544,7 @@
           <w:kern w:val="0"/>
           <w14:ligatures w14:val="none"/>
         </w:rPr>
-        <w:t>°</w:t>
+        <w:t/>
       </w:r>
       <w:r>
         <w:rPr>
@@ -3560,7 +3560,7 @@
           <w:lang w:eastAsia="es-PE"/>
           <w14:ligatures w14:val="none"/>
         </w:rPr>
-        <w:t>N° 29571</w:t>
+        <w:t>29571</w:t>
       </w:r>
       <w:r>
         <w:rPr>
@@ -3904,7 +3904,7 @@
           <w:lang w:eastAsia="es-PE"/>
           <w14:ligatures w14:val="none"/>
         </w:rPr>
-        <w:t>°</w:t>
+        <w:t/>
       </w:r>
       <w:r>
         <w:rPr>
@@ -4010,7 +4010,7 @@
           <w:lang w:eastAsia="es-PE"/>
           <w14:ligatures w14:val="none"/>
         </w:rPr>
-        <w:t>°</w:t>
+        <w:t/>
       </w:r>
       <w:r>
         <w:rPr>
@@ -4172,7 +4172,7 @@
           <w:lang w:eastAsia="es-PE"/>
           <w14:ligatures w14:val="none"/>
         </w:rPr>
-        <w:t>°</w:t>
+        <w:t/>
       </w:r>
       <w:r>
         <w:rPr>
@@ -4316,7 +4316,7 @@
           <w:lang w:val="es-ES" w:eastAsia="es-ES"/>
           <w14:ligatures w14:val="none"/>
         </w:rPr>
-        <w:t>Póliza del Seguro de Protección de Tarjeta - Certificado N° 302087655</w:t>
+        <w:t>Póliza del Seguro de Protección de Tarjeta - Certificado 302087655</w:t>
       </w:r>
       <w:r>
         <w:rPr>
@@ -4471,7 +4471,7 @@
           <w:lang w:eastAsia="es-PE"/>
           <w14:ligatures w14:val="none"/>
         </w:rPr>
-        <w:t>°</w:t>
+        <w:t/>
       </w:r>
       <w:r>
         <w:rPr>
@@ -4491,7 +4491,7 @@
           <w:lang w:eastAsia="es-PE"/>
           <w14:ligatures w14:val="none"/>
         </w:rPr>
-        <w:t xml:space="preserve"> N°</w:t>
+        <w:t xml:space="preserve"> </w:t>
       </w:r>
       <w:r>
         <w:rPr>
@@ -4532,7 +4532,7 @@
           <w:lang w:eastAsia="es-PE"/>
           <w14:ligatures w14:val="none"/>
         </w:rPr>
-        <w:t>°</w:t>
+        <w:t/>
       </w:r>
       <w:r>
         <w:rPr>
@@ -4552,7 +4552,7 @@
           <w:lang w:eastAsia="es-PE"/>
           <w14:ligatures w14:val="none"/>
         </w:rPr>
-        <w:t>°</w:t>
+        <w:t/>
       </w:r>
       <w:r>
         <w:rPr>
@@ -4572,7 +4572,7 @@
           <w:lang w:eastAsia="es-PE"/>
           <w14:ligatures w14:val="none"/>
         </w:rPr>
-        <w:t>°</w:t>
+        <w:t/>
       </w:r>
       <w:r>
         <w:rPr>
@@ -4625,7 +4625,7 @@
           <w:lang w:eastAsia="es-PE"/>
           <w14:ligatures w14:val="none"/>
         </w:rPr>
-        <w:t>°</w:t>
+        <w:t/>
       </w:r>
       <w:r>
         <w:rPr>
@@ -4703,7 +4703,7 @@
           <w:lang w:eastAsia="es-PE"/>
           <w14:ligatures w14:val="none"/>
         </w:rPr>
-        <w:t>°</w:t>
+        <w:t/>
       </w:r>
       <w:r>
         <w:rPr>
@@ -4797,7 +4797,7 @@
           <w:lang w:eastAsia="es-PE"/>
           <w14:ligatures w14:val="none"/>
         </w:rPr>
-        <w:t>°</w:t>
+        <w:t/>
       </w:r>
       <w:r>
         <w:rPr>
@@ -4805,7 +4805,7 @@
           <w:kern w:val="0"/>
           <w14:ligatures w14:val="none"/>
         </w:rPr>
-        <w:t xml:space="preserve"> del Decreto Legislativo N° 807</w:t>
+        <w:t xml:space="preserve"> del Decreto Legislativo 807</w:t>
       </w:r>
       <w:r>
         <w:rPr>
@@ -5006,7 +5006,7 @@
           <w:lang w:eastAsia="es-PE"/>
           <w14:ligatures w14:val="none"/>
         </w:rPr>
-        <w:t>°</w:t>
+        <w:t/>
       </w:r>
       <w:r>
         <w:rPr>
@@ -5023,7 +5023,7 @@
           <w:lang w:eastAsia="es-PE"/>
           <w14:ligatures w14:val="none"/>
         </w:rPr>
-        <w:t>°</w:t>
+        <w:t/>
       </w:r>
       <w:r>
         <w:rPr>
@@ -5248,7 +5248,7 @@
           <w:color w:val="000000"/>
           <w:lang w:eastAsia="es-PE"/>
         </w:rPr>
-        <w:t>Comisión de Protección al Consumidor N°1</w:t>
+        <w:t>Comisión de Protección al Consumidor 1</w:t>
       </w:r>
     </w:p>
     <w:p>
@@ -5495,7 +5495,7 @@
           <w:sz w:val="16"/>
           <w:szCs w:val="16"/>
         </w:rPr>
-        <w:t xml:space="preserve">DOCUMENTO DE TRASLADO N° 012-2026-CPC-SMA/INDECOPI </w:t>
+        <w:t xml:space="preserve">DOCUMENTO DE TRASLADO 012-2026-CPC-SMA/INDECOPI </w:t>
       </w:r>
       <w:r>
         <w:rPr>
@@ -5656,7 +5656,7 @@
           <w:sz w:val="16"/>
           <w:szCs w:val="16"/>
         </w:rPr>
-        <w:t xml:space="preserve">  </w:t>
+        <w:t xml:space="preserve"> </w:t>
       </w:r>
       <w:r>
         <w:rPr>
@@ -5674,7 +5674,7 @@
           <w:sz w:val="16"/>
           <w:szCs w:val="16"/>
         </w:rPr>
-        <w:t xml:space="preserve">LEY N° 29571, CÓDIGO DE PROTECCIÓN Y DEFENSA DEL CONSUMIDOR, publicado el 2 de setiembre de 2010 y modificado por Decreto Legislativo N° 1308 </w:t>
+        <w:t xml:space="preserve">LEY 29571, CÓDIGO DE PROTECCIÓN Y DEFENSA DEL CONSUMIDOR, publicado el 2 de setiembre de 2010 y modificado por Decreto Legislativo 1308 </w:t>
       </w:r>
     </w:p>
     <w:p>
@@ -5728,7 +5728,7 @@
           <w:szCs w:val="16"/>
         </w:rPr>
         <w:tab/>
-        <w:t xml:space="preserve">El Instituto Nacional de Defensa de la Competencia y de la Protección de la Propiedad Intelectual (Indecopi) es la autoridad con competencia primaria y de alcance nacional para conocer las presuntas infracciones a las disposiciones contenidas en el presente Código, así como para imponer las sanciones y medidas correctivas establecidas en el presente capítulo, conforme al Decreto Legislativo N° 1033, Ley de Organización y Funciones del Indecopi. Dicha competencia solo puede ser negada cuando ella haya sido asignada o se asigne a favor de otro organismo por norma expresa con rango de ley. </w:t>
+        <w:t xml:space="preserve">El Instituto Nacional de Defensa de la Competencia y de la Protección de la Propiedad Intelectual (Indecopi) es la autoridad con competencia primaria y de alcance nacional para conocer las presuntas infracciones a las disposiciones contenidas en el presente Código, así como para imponer las sanciones y medidas correctivas establecidas en el presente capítulo, conforme al Decreto Legislativo 1033, Ley de Organización y Funciones del Indecopi. Dicha competencia solo puede ser negada cuando ella haya sido asignada o se asigne a favor de otro organismo por norma expresa con rango de ley. </w:t>
       </w:r>
     </w:p>
     <w:p>
@@ -5805,7 +5805,7 @@
           <w:sz w:val="16"/>
           <w:szCs w:val="16"/>
         </w:rPr>
-        <w:t xml:space="preserve">LEY DE ORGANIZACIÓN Y FUNCIONES DEL INDECOPI, APROBADA POR DECRETO LEGISLATIVO N° 1033 </w:t>
+        <w:t xml:space="preserve">LEY DE ORGANIZACIÓN Y FUNCIONES DEL INDECOPI, APROBADA POR DECRETO LEGISLATIVO 1033 </w:t>
       </w:r>
     </w:p>
     <w:p>
@@ -5918,7 +5918,7 @@
           <w:sz w:val="16"/>
           <w:szCs w:val="16"/>
         </w:rPr>
-        <w:t xml:space="preserve">           </w:t>
+        <w:t xml:space="preserve"> </w:t>
       </w:r>
       <w:r>
         <w:rPr>
@@ -5936,7 +5936,7 @@
           <w:sz w:val="16"/>
           <w:szCs w:val="16"/>
         </w:rPr>
-        <w:t xml:space="preserve">LEY N° 29571, CÓDIGO DE PROTECCIÓN Y DEFENSA DEL CONSUMIDOR, publicado el 2 de setiembre de 2010 y modificado por Decreto Legislativo N° 1308   </w:t>
+        <w:t xml:space="preserve">LEY 29571, CÓDIGO DE PROTECCIÓN Y DEFENSA DEL CONSUMIDOR, publicado el 2 de setiembre de 2010 y modificado por Decreto Legislativo 1308 </w:t>
       </w:r>
     </w:p>
     <w:p>
@@ -5961,7 +5961,7 @@
           <w:sz w:val="16"/>
           <w:szCs w:val="16"/>
         </w:rPr>
-        <w:t xml:space="preserve">Artículo 18.- Idoneidad   </w:t>
+        <w:t xml:space="preserve">Artículo 18.- Idoneidad </w:t>
       </w:r>
     </w:p>
     <w:p>
@@ -5982,7 +5982,7 @@
           <w:sz w:val="16"/>
           <w:szCs w:val="16"/>
         </w:rPr>
-        <w:t xml:space="preserve">Se entiende por idoneidad la correspondencia entre lo que un consumidor espera y lo que efectivamente recibe, en función a lo que se le hubiera ofrecido, la publicidad e información transmitida, las condiciones y circunstancias de la transacción, las características y naturaleza del producto o servicio, el precio, entre otros factores, atendiendo a las circunstancias del caso.    </w:t>
+        <w:t xml:space="preserve">Se entiende por idoneidad la correspondencia entre lo que un consumidor espera y lo que efectivamente recibe, en función a lo que se le hubiera ofrecido, la publicidad e información transmitida, las condiciones y circunstancias de la transacción, las características y naturaleza del producto o servicio, el precio, entre otros factores, atendiendo a las circunstancias del caso. </w:t>
       </w:r>
     </w:p>
     <w:p>
@@ -6127,7 +6127,7 @@
           <w:sz w:val="16"/>
           <w:szCs w:val="16"/>
         </w:rPr>
-        <w:t xml:space="preserve">LEY N° 29571, CÓDIGO DE PROTECCIÓN Y DEFENSA DEL CONSUMIDOR, publicado el 2 de setiembre de 2010 y modificado por Decreto Legislativo N° 1308   </w:t>
+        <w:t xml:space="preserve">LEY 29571, CÓDIGO DE PROTECCIÓN Y DEFENSA DEL CONSUMIDOR, publicado el 2 de setiembre de 2010 y modificado por Decreto Legislativo 1308 </w:t>
       </w:r>
     </w:p>
     <w:p>
@@ -6284,7 +6284,7 @@
           <w:sz w:val="16"/>
           <w:szCs w:val="16"/>
         </w:rPr>
-        <w:t xml:space="preserve">LEY N° 29571, CÓDIGO DE PROTECCIÓN Y DEFENSA DEL CONSUMIDOR, publicado el 2 de setiembre de 2010 y modificado por Decreto Legislativo N° 1308 </w:t>
+        <w:t xml:space="preserve">LEY 29571, CÓDIGO DE PROTECCIÓN Y DEFENSA DEL CONSUMIDOR, publicado el 2 de setiembre de 2010 y modificado por Decreto Legislativo 1308 </w:t>
       </w:r>
     </w:p>
     <w:p>
@@ -6386,7 +6386,7 @@
           <w:sz w:val="16"/>
           <w:szCs w:val="16"/>
         </w:rPr>
-        <w:t xml:space="preserve">  </w:t>
+        <w:t xml:space="preserve"> </w:t>
       </w:r>
       <w:r>
         <w:rPr>
@@ -6404,7 +6404,7 @@
           <w:sz w:val="16"/>
           <w:szCs w:val="16"/>
         </w:rPr>
-        <w:t>LEY SOBRE FACULTADES, NORMAS Y ORGANIZACIÓN DEL INDECOPI, APROBADA POR DECRETO LEGISLATIVO N° 807 Artículo 24.-</w:t>
+        <w:t>LEY SOBRE FACULTADES, NORMAS Y ORGANIZACIÓN DEL INDECOPI, APROBADA POR DECRETO LEGISLATIVO 807 Artículo 24.-</w:t>
       </w:r>
       <w:r>
         <w:rPr>
@@ -6568,7 +6568,7 @@
           <w:szCs w:val="16"/>
         </w:rPr>
         <w:tab/>
-        <w:t xml:space="preserve">El número de trabajadores se atenderá siempre que la empresa haya sido constituida antes de la vigencia de la Ley Nº 30056, publicada el 2 de julio de 2013, que modificó el artículo 5 del Texto Único Ordenado de la Ley de Promoción de la Competitividad, Formalización y Desarrollo de la Micro y Pequeña Empresa y de Acceso al Empleo Decente (LEY MYPE). Ello, en la medida que la Tercera Disposición Complementaria Transitoria de la norma modificatoria precisa que las empresas constituidas antes de la </w:t>
+        <w:t xml:space="preserve">El número de trabajadores se atenderá siempre que la empresa haya sido constituida antes de la vigencia de la Ley 30056, publicada el 2 de julio de 2013, que modificó el artículo 5 del Texto Único Ordenado de la Ley de Promoción de la Competitividad, Formalización y Desarrollo de la Micro y Pequeña Empresa y de Acceso al Empleo Decente (LEY MYPE). Ello, en la medida que la Tercera Disposición Complementaria Transitoria de la norma modificatoria precisa que las empresas constituidas antes de la </w:t>
       </w:r>
       <w:proofErr w:type="gramStart"/>
       <w:r>
@@ -6667,7 +6667,7 @@
           <w:sz w:val="16"/>
           <w:szCs w:val="16"/>
         </w:rPr>
-        <w:t>publicado el 2 de setiembre de 2010 y modificado por Decreto Legislativo N° 1308</w:t>
+        <w:t>publicado el 2 de setiembre de 2010 y modificado por Decreto Legislativo 1308</w:t>
       </w:r>
     </w:p>
     <w:p>
@@ -6830,7 +6830,7 @@
           <w:szCs w:val="16"/>
           <w:vertAlign w:val="superscript"/>
         </w:rPr>
-        <w:t xml:space="preserve">  </w:t>
+        <w:t xml:space="preserve"> </w:t>
       </w:r>
       <w:r>
         <w:rPr>
@@ -6838,7 +6838,7 @@
           <w:sz w:val="16"/>
           <w:szCs w:val="16"/>
         </w:rPr>
-        <w:t xml:space="preserve">     </w:t>
+        <w:t xml:space="preserve"> </w:t>
       </w:r>
       <w:r>
         <w:rPr>
@@ -6874,7 +6874,7 @@
           <w:sz w:val="16"/>
           <w:szCs w:val="16"/>
         </w:rPr>
-        <w:t>publicado el 2 de setiembre de 2010 y modificado por Decreto Legislativo N° 1308</w:t>
+        <w:t>publicado el 2 de setiembre de 2010 y modificado por Decreto Legislativo 1308</w:t>
       </w:r>
     </w:p>
     <w:p>
@@ -6919,7 +6919,7 @@
           <w:sz w:val="16"/>
           <w:szCs w:val="16"/>
         </w:rPr>
-        <w:t>El órgano resolutivo puede sancionar las infracciones administrativas a que se refiere el artículo 108º con amonestación y multas de hasta cuatrocientos cincuenta (450) Unidades Impositivas Tributarias (UIT), las cuales son calificadas de la siguiente manera:</w:t>
+        <w:t>El órgano resolutivo puede sancionar las infracciones administrativas a que se refiere el artículo 108 con amonestación y multas de hasta cuatrocientos cincuenta (450) Unidades Impositivas Tributarias (UIT), las cuales son calificadas de la siguiente manera:</w:t>
       </w:r>
     </w:p>
     <w:p>
@@ -7060,7 +7060,7 @@
           <w:sz w:val="16"/>
           <w:szCs w:val="16"/>
         </w:rPr>
-        <w:t xml:space="preserve">        </w:t>
+        <w:t xml:space="preserve"> </w:t>
       </w:r>
       <w:r>
         <w:rPr>
@@ -7912,7 +7912,7 @@
           <w:sz w:val="16"/>
           <w:szCs w:val="16"/>
         </w:rPr>
-        <w:t xml:space="preserve">         </w:t>
+        <w:t xml:space="preserve"> </w:t>
       </w:r>
       <w:r>
         <w:rPr>
@@ -7948,7 +7948,7 @@
           <w:sz w:val="16"/>
           <w:szCs w:val="16"/>
         </w:rPr>
-        <w:t>publicado el 2 de setiembre de 2010 y modificado por Decreto Legislativo N° 1308</w:t>
+        <w:t>publicado el 2 de setiembre de 2010 y modificado por Decreto Legislativo 1308</w:t>
       </w:r>
     </w:p>
     <w:p>
@@ -8152,7 +8152,7 @@
           <w:szCs w:val="16"/>
         </w:rPr>
         <w:tab/>
-        <w:t>DECRETO LEGISLATIVO Nº 807, LEY SOBRE FACULTADES, NORMAS Y ORGANIZACIÓN DEL INDECOPI FACULTADES DE LAS COMISIONES Y OFICINAS DEL INDECOPI</w:t>
+        <w:t>DECRETO LEGISLATIVO 807, LEY SOBRE FACULTADES, NORMAS Y ORGANIZACIÓN DEL INDECOPI FACULTADES DE LAS COMISIONES Y OFICINAS DEL INDECOPI</w:t>
       </w:r>
     </w:p>
     <w:p>
@@ -8248,7 +8248,7 @@
           <w:sz w:val="16"/>
           <w:szCs w:val="16"/>
         </w:rPr>
-        <w:t>TEXTO ÚNICO ORDENADO DE LA LEY DEL PROCEDIMIENTO ADMINISTRATIVO GENERAL, aprobado mediante DECRETO SUPREMO N° 006-2026-JUS y publicado el 30 de abril de 2026</w:t>
+        <w:t>TEXTO ÚNICO ORDENADO DE LA LEY DEL PROCEDIMIENTO ADMINISTRATIVO GENERAL, aprobado mediante DECRETO SUPREMO 006-2026-JUS y publicado el 30 de abril de 2026</w:t>
       </w:r>
     </w:p>
     <w:p>
@@ -8614,7 +8614,7 @@
               <w:sz w:val="16"/>
               <w:szCs w:val="16"/>
             </w:rPr>
-            <w:t xml:space="preserve">CNICA DE LA    </w:t>
+            <w:t xml:space="preserve">CNICA DE LA </w:t>
           </w:r>
         </w:p>
         <w:p>

--- a/plantillas_maestras/17_seguro_no_especificado/negativa_cobertura/2_o_mas_ddos_varios/mujer/TPL_1512_2026_SEGURO_NO_ESPECIFICADO_NEGATIVA_COBERTURA_ASEGURADORA_MUJER_R1.DOCX
+++ b/plantillas_maestras/17_seguro_no_especificado/negativa_cobertura/2_o_mas_ddos_varios/mujer/TPL_1512_2026_SEGURO_NO_ESPECIFICADO_NEGATIVA_COBERTURA_ASEGURADORA_MUJER_R1.DOCX
@@ -124,7 +124,7 @@
           <w:lang w:eastAsia="es-PE"/>
           <w14:ligatures w14:val="none"/>
         </w:rPr>
-        <w:t>DENUNCIANTE</w:t>
+        <w:t xml:space="preserve">DENUNCIANTE:[DENUNCIANTE] (SEÑORA [APELLIDO])</w:t>
       </w:r>
       <w:r>
         <w:rPr>
@@ -136,7 +136,7 @@
           <w14:ligatures w14:val="none"/>
         </w:rPr>
         <w:tab/>
-        <w:t>:</w:t>
+        <w:t/>
       </w:r>
       <w:r>
         <w:rPr>
@@ -158,40 +158,40 @@
           <w:lang w:eastAsia="es-PE"/>
           <w14:ligatures w14:val="none"/>
         </w:rPr>
-        <w:t xml:space="preserve">LLOYSITH TUANAMA SANGAMA </w:t>
-      </w:r>
-      <w:r>
-        <w:rPr>
-          <w:rFonts w:ascii="Arial Narrow" w:eastAsia="Arial Narrow" w:hAnsi="Arial Narrow" w:cs="Arial Narrow"/>
-          <w:b/>
-          <w:color w:val="000000"/>
-          <w:kern w:val="0"/>
-          <w:lang w:eastAsia="es-PE"/>
-          <w14:ligatures w14:val="none"/>
-        </w:rPr>
-        <w:t xml:space="preserve">(SEÑORA </w:t>
-      </w:r>
-      <w:r>
-        <w:rPr>
-          <w:rFonts w:ascii="Arial Narrow" w:eastAsia="Arial Narrow" w:hAnsi="Arial Narrow" w:cs="Arial Narrow"/>
-          <w:b/>
-          <w:color w:val="000000"/>
-          <w:kern w:val="0"/>
-          <w:lang w:eastAsia="es-PE"/>
-          <w14:ligatures w14:val="none"/>
-        </w:rPr>
-        <w:t>TUANAMA</w:t>
-      </w:r>
-      <w:r>
-        <w:rPr>
-          <w:rFonts w:ascii="Arial Narrow" w:eastAsia="Arial Narrow" w:hAnsi="Arial Narrow" w:cs="Arial Narrow"/>
-          <w:b/>
-          <w:color w:val="000000"/>
-          <w:kern w:val="0"/>
-          <w:lang w:eastAsia="es-PE"/>
-          <w14:ligatures w14:val="none"/>
-        </w:rPr>
-        <w:t>)</w:t>
+        <w:t xml:space="preserve"/>
+      </w:r>
+      <w:r>
+        <w:rPr>
+          <w:rFonts w:ascii="Arial Narrow" w:eastAsia="Arial Narrow" w:hAnsi="Arial Narrow" w:cs="Arial Narrow"/>
+          <w:b/>
+          <w:color w:val="000000"/>
+          <w:kern w:val="0"/>
+          <w:lang w:eastAsia="es-PE"/>
+          <w14:ligatures w14:val="none"/>
+        </w:rPr>
+        <w:t xml:space="preserve"/>
+      </w:r>
+      <w:r>
+        <w:rPr>
+          <w:rFonts w:ascii="Arial Narrow" w:eastAsia="Arial Narrow" w:hAnsi="Arial Narrow" w:cs="Arial Narrow"/>
+          <w:b/>
+          <w:color w:val="000000"/>
+          <w:kern w:val="0"/>
+          <w:lang w:eastAsia="es-PE"/>
+          <w14:ligatures w14:val="none"/>
+        </w:rPr>
+        <w:t/>
+      </w:r>
+      <w:r>
+        <w:rPr>
+          <w:rFonts w:ascii="Arial Narrow" w:eastAsia="Arial Narrow" w:hAnsi="Arial Narrow" w:cs="Arial Narrow"/>
+          <w:b/>
+          <w:color w:val="000000"/>
+          <w:kern w:val="0"/>
+          <w:lang w:eastAsia="es-PE"/>
+          <w14:ligatures w14:val="none"/>
+        </w:rPr>
+        <w:t/>
       </w:r>
     </w:p>
     <w:p>
@@ -631,7 +631,7 @@
           <w:lang w:val="es-ES" w:eastAsia="es-ES"/>
           <w14:ligatures w14:val="none"/>
         </w:rPr>
-        <w:t xml:space="preserve">Mediante </w:t>
+        <w:t xml:space="preserve">Mediante el escrito del 12 de marzo de 2026, la señora [APELLIDO] denunció a Pacífico por presuntas infracciones a la Ley 29571, Código de Protección y Defensa del Consumidor (en adelante, Código), señalando lo siguiente:</w:t>
       </w:r>
       <w:r>
         <w:rPr>
@@ -641,7 +641,7 @@
           <w:lang w:val="es-ES" w:eastAsia="es-ES"/>
           <w14:ligatures w14:val="none"/>
         </w:rPr>
-        <w:t xml:space="preserve">el escrito del </w:t>
+        <w:t xml:space="preserve"/>
       </w:r>
       <w:r>
         <w:rPr>
@@ -651,7 +651,7 @@
           <w:lang w:val="es-ES" w:eastAsia="es-ES"/>
           <w14:ligatures w14:val="none"/>
         </w:rPr>
-        <w:t>12 de marzo de 2026</w:t>
+        <w:t/>
       </w:r>
       <w:r>
         <w:rPr>
@@ -670,7 +670,7 @@
           <w:kern w:val="0"/>
           <w14:ligatures w14:val="none"/>
         </w:rPr>
-        <w:t xml:space="preserve">, la señora </w:t>
+        <w:t xml:space="preserve"/>
       </w:r>
       <w:r>
         <w:rPr>
@@ -678,7 +678,7 @@
           <w:kern w:val="0"/>
           <w14:ligatures w14:val="none"/>
         </w:rPr>
-        <w:t xml:space="preserve">Tuanama </w:t>
+        <w:t xml:space="preserve"/>
       </w:r>
       <w:r>
         <w:rPr>
@@ -686,7 +686,7 @@
           <w:kern w:val="0"/>
           <w14:ligatures w14:val="none"/>
         </w:rPr>
-        <w:t>d</w:t>
+        <w:t/>
       </w:r>
       <w:r>
         <w:rPr>
@@ -696,7 +696,7 @@
           <w:lang w:val="es-ES" w:eastAsia="es-ES"/>
           <w14:ligatures w14:val="none"/>
         </w:rPr>
-        <w:t xml:space="preserve">enunció a Pacífico </w:t>
+        <w:t xml:space="preserve"/>
       </w:r>
       <w:r>
         <w:rPr>
@@ -706,7 +706,7 @@
           <w:lang w:val="es-ES" w:eastAsia="es-ES"/>
           <w14:ligatures w14:val="none"/>
         </w:rPr>
-        <w:t>por presuntas infracciones a la Ley 29571, Código de Protección y Defensa del Consumidor (en adelante, Código)</w:t>
+        <w:t/>
       </w:r>
       <w:r>
         <w:rPr>
@@ -727,7 +727,7 @@
           <w:lang w:val="es-ES" w:eastAsia="es-ES"/>
           <w14:ligatures w14:val="none"/>
         </w:rPr>
-        <w:t xml:space="preserve">, señalando </w:t>
+        <w:t xml:space="preserve"/>
       </w:r>
       <w:r>
         <w:rPr>
@@ -738,7 +738,7 @@
           <w:lang w:val="es-ES" w:eastAsia="es-ES"/>
           <w14:ligatures w14:val="none"/>
         </w:rPr>
-        <w:t>lo siguiente:</w:t>
+        <w:t/>
       </w:r>
     </w:p>
     <w:p>
@@ -1628,7 +1628,7 @@
           <w:lang w:val="es-ES" w:eastAsia="es-ES"/>
           <w14:ligatures w14:val="none"/>
         </w:rPr>
-        <w:t xml:space="preserve">La </w:t>
+        <w:t xml:space="preserve">La señora [APELLIDO] solicitó, en calidad de medida correctiva, que Pacífico cumpla con otorgar la cobertura del Seguro de Protección de Tarjetas por el siniestro del 7 de enero de 2026, que asciende a la suma de a S/ 20 808,55. Asimismo, no requirió de manera expresa el reembolso de costos y costas del presente procedimiento.  </w:t>
       </w:r>
       <w:r>
         <w:rPr>
@@ -1636,7 +1636,7 @@
           <w:kern w:val="0"/>
           <w14:ligatures w14:val="none"/>
         </w:rPr>
-        <w:t xml:space="preserve">señora </w:t>
+        <w:t xml:space="preserve"/>
       </w:r>
       <w:r>
         <w:rPr>
@@ -1644,7 +1644,7 @@
           <w:kern w:val="0"/>
           <w14:ligatures w14:val="none"/>
         </w:rPr>
-        <w:t xml:space="preserve">Tuanama </w:t>
+        <w:t xml:space="preserve"/>
       </w:r>
       <w:r>
         <w:rPr>
@@ -1654,7 +1654,7 @@
           <w:lang w:val="es-ES" w:eastAsia="es-ES"/>
           <w14:ligatures w14:val="none"/>
         </w:rPr>
-        <w:t xml:space="preserve">solicitó, en calidad de medida correctiva, que </w:t>
+        <w:t xml:space="preserve"/>
       </w:r>
       <w:r>
         <w:rPr>
@@ -1664,7 +1664,7 @@
           <w:lang w:val="es-ES" w:eastAsia="es-ES"/>
           <w14:ligatures w14:val="none"/>
         </w:rPr>
-        <w:t xml:space="preserve">Pacífico </w:t>
+        <w:t xml:space="preserve"/>
       </w:r>
       <w:r>
         <w:rPr>
@@ -1674,7 +1674,7 @@
           <w:lang w:val="es-ES" w:eastAsia="es-ES"/>
           <w14:ligatures w14:val="none"/>
         </w:rPr>
-        <w:t>cumpla con</w:t>
+        <w:t/>
       </w:r>
       <w:r>
         <w:rPr>
@@ -1684,7 +1684,7 @@
           <w:lang w:val="es-ES" w:eastAsia="es-ES"/>
           <w14:ligatures w14:val="none"/>
         </w:rPr>
-        <w:t xml:space="preserve"> </w:t>
+        <w:t xml:space="preserve"/>
       </w:r>
       <w:r>
         <w:rPr>
@@ -1694,7 +1694,7 @@
           <w:lang w:val="es-ES" w:eastAsia="es-ES"/>
           <w14:ligatures w14:val="none"/>
         </w:rPr>
-        <w:t xml:space="preserve">otorgar la cobertura del </w:t>
+        <w:t xml:space="preserve"/>
       </w:r>
       <w:r>
         <w:rPr>
@@ -1704,7 +1704,7 @@
           <w:lang w:eastAsia="es-ES"/>
           <w14:ligatures w14:val="none"/>
         </w:rPr>
-        <w:t>Seguro de Protección de Tarjetas</w:t>
+        <w:t/>
       </w:r>
       <w:r>
         <w:rPr>
@@ -1714,7 +1714,7 @@
           <w:lang w:val="es-ES" w:eastAsia="es-ES"/>
           <w14:ligatures w14:val="none"/>
         </w:rPr>
-        <w:t xml:space="preserve"> </w:t>
+        <w:t xml:space="preserve"/>
       </w:r>
       <w:r>
         <w:rPr>
@@ -1724,7 +1724,7 @@
           <w:lang w:val="es-ES" w:eastAsia="es-ES"/>
           <w14:ligatures w14:val="none"/>
         </w:rPr>
-        <w:t>por</w:t>
+        <w:t/>
       </w:r>
       <w:r>
         <w:rPr>
@@ -1734,7 +1734,7 @@
           <w:lang w:val="es-ES" w:eastAsia="es-ES"/>
           <w14:ligatures w14:val="none"/>
         </w:rPr>
-        <w:t xml:space="preserve"> </w:t>
+        <w:t xml:space="preserve"/>
       </w:r>
       <w:r>
         <w:rPr>
@@ -1744,7 +1744,7 @@
           <w:lang w:val="es-ES" w:eastAsia="es-ES"/>
           <w14:ligatures w14:val="none"/>
         </w:rPr>
-        <w:t xml:space="preserve">el siniestro del </w:t>
+        <w:t xml:space="preserve"/>
       </w:r>
       <w:r>
         <w:rPr>
@@ -1754,7 +1754,7 @@
           <w:lang w:eastAsia="es-ES"/>
           <w14:ligatures w14:val="none"/>
         </w:rPr>
-        <w:t>7 de enero de 2026</w:t>
+        <w:t/>
       </w:r>
       <w:r>
         <w:rPr>
@@ -1764,7 +1764,7 @@
           <w:lang w:val="es-ES" w:eastAsia="es-ES"/>
           <w14:ligatures w14:val="none"/>
         </w:rPr>
-        <w:t xml:space="preserve">, que asciende a la suma de </w:t>
+        <w:t xml:space="preserve"/>
       </w:r>
       <w:r>
         <w:rPr>
@@ -1774,7 +1774,7 @@
           <w:lang w:eastAsia="es-ES"/>
           <w14:ligatures w14:val="none"/>
         </w:rPr>
-        <w:t>a S/ 20 808,55</w:t>
+        <w:t/>
       </w:r>
       <w:r>
         <w:rPr>
@@ -1784,7 +1784,7 @@
           <w:lang w:val="es-ES" w:eastAsia="es-ES"/>
           <w14:ligatures w14:val="none"/>
         </w:rPr>
-        <w:t xml:space="preserve">. Asimismo, </w:t>
+        <w:t xml:space="preserve"/>
       </w:r>
       <w:r>
         <w:rPr>
@@ -1794,7 +1794,7 @@
           <w:lang w:val="es-ES" w:eastAsia="es-ES"/>
           <w14:ligatures w14:val="none"/>
         </w:rPr>
-        <w:t xml:space="preserve">no </w:t>
+        <w:t xml:space="preserve"/>
       </w:r>
       <w:r>
         <w:rPr>
@@ -1804,7 +1804,7 @@
           <w:lang w:val="es-ES" w:eastAsia="es-ES"/>
           <w14:ligatures w14:val="none"/>
         </w:rPr>
-        <w:t>requirió</w:t>
+        <w:t/>
       </w:r>
       <w:r>
         <w:rPr>
@@ -1814,7 +1814,7 @@
           <w:lang w:val="es-ES" w:eastAsia="es-ES"/>
           <w14:ligatures w14:val="none"/>
         </w:rPr>
-        <w:t xml:space="preserve"> de manera expresa</w:t>
+        <w:t xml:space="preserve"/>
       </w:r>
       <w:r>
         <w:rPr>
@@ -1824,7 +1824,7 @@
           <w:lang w:val="es-ES" w:eastAsia="es-ES"/>
           <w14:ligatures w14:val="none"/>
         </w:rPr>
-        <w:t xml:space="preserve"> el reembolso de costos y costas del presente procedimiento.</w:t>
+        <w:t xml:space="preserve"/>
       </w:r>
       <w:r>
         <w:rPr>
@@ -1834,7 +1834,7 @@
           <w:lang w:val="es-ES" w:eastAsia="es-ES"/>
           <w14:ligatures w14:val="none"/>
         </w:rPr>
-        <w:t xml:space="preserve"> </w:t>
+        <w:t xml:space="preserve"/>
       </w:r>
       <w:r>
         <w:rPr>
@@ -1844,7 +1844,7 @@
           <w:lang w:val="es-ES" w:eastAsia="es-ES"/>
           <w14:ligatures w14:val="none"/>
         </w:rPr>
-        <w:t xml:space="preserve"> </w:t>
+        <w:t xml:space="preserve"/>
       </w:r>
     </w:p>
     <w:p>
@@ -2950,7 +2950,7 @@
           <w:lang w:eastAsia="es-PE"/>
           <w14:ligatures w14:val="none"/>
         </w:rPr>
-        <w:t xml:space="preserve">PRIMERO: </w:t>
+        <w:t xml:space="preserve">PRIMERO: admitir a trámite la denuncia del 12 de marzo de 2026 interpuesta por la señora [DENUNCIANTE] contra Pacífico Compañía de Seguros y Reaseguros S.A., por lo siguiente:</w:t>
       </w:r>
       <w:r>
         <w:rPr>
@@ -2961,7 +2961,7 @@
           <w:lang w:eastAsia="es-PE"/>
           <w14:ligatures w14:val="none"/>
         </w:rPr>
-        <w:t xml:space="preserve">admitir a trámite la denuncia del </w:t>
+        <w:t xml:space="preserve"/>
       </w:r>
       <w:r>
         <w:rPr>
@@ -2971,7 +2971,7 @@
           <w:lang w:val="es-ES" w:eastAsia="es-ES"/>
           <w14:ligatures w14:val="none"/>
         </w:rPr>
-        <w:t xml:space="preserve">12 de marzo de 2026 </w:t>
+        <w:t xml:space="preserve"/>
       </w:r>
       <w:r>
         <w:rPr>
@@ -2982,7 +2982,7 @@
           <w:lang w:eastAsia="es-PE"/>
           <w14:ligatures w14:val="none"/>
         </w:rPr>
-        <w:t xml:space="preserve">interpuesta por </w:t>
+        <w:t xml:space="preserve"/>
       </w:r>
       <w:r>
         <w:rPr>
@@ -2993,7 +2993,7 @@
           <w:lang w:eastAsia="es-PE"/>
           <w14:ligatures w14:val="none"/>
         </w:rPr>
-        <w:t xml:space="preserve">la </w:t>
+        <w:t xml:space="preserve"/>
       </w:r>
       <w:r>
         <w:rPr>
@@ -3003,7 +3003,7 @@
           <w:kern w:val="0"/>
           <w14:ligatures w14:val="none"/>
         </w:rPr>
-        <w:t xml:space="preserve">señora </w:t>
+        <w:t xml:space="preserve"/>
       </w:r>
       <w:proofErr w:type="spellStart"/>
       <w:r>
@@ -3015,7 +3015,7 @@
           <w:lang w:eastAsia="es-PE"/>
           <w14:ligatures w14:val="none"/>
         </w:rPr>
-        <w:t>Lloysith</w:t>
+        <w:t/>
       </w:r>
       <w:proofErr w:type="spellEnd"/>
       <w:r>
@@ -3027,7 +3027,7 @@
           <w:lang w:eastAsia="es-PE"/>
           <w14:ligatures w14:val="none"/>
         </w:rPr>
-        <w:t xml:space="preserve"> Tuanama Sangama</w:t>
+        <w:t xml:space="preserve"/>
       </w:r>
       <w:r>
         <w:rPr>
@@ -3038,7 +3038,7 @@
           <w:lang w:eastAsia="es-PE"/>
           <w14:ligatures w14:val="none"/>
         </w:rPr>
-        <w:t xml:space="preserve"> </w:t>
+        <w:t xml:space="preserve"/>
       </w:r>
       <w:r>
         <w:rPr>
@@ -3049,14 +3049,14 @@
           <w:lang w:eastAsia="es-PE"/>
           <w14:ligatures w14:val="none"/>
         </w:rPr>
-        <w:t xml:space="preserve">contra </w:t>
+        <w:t xml:space="preserve"/>
       </w:r>
       <w:r>
         <w:rPr>
           <w:rFonts w:ascii="Arial Narrow" w:eastAsia="Arial Narrow" w:hAnsi="Arial Narrow" w:cs="Arial Narrow"/>
           <w:bCs/>
         </w:rPr>
-        <w:t>Pacífico Compañía de Seguros y Reaseguros S.A.</w:t>
+        <w:t/>
       </w:r>
       <w:r>
         <w:rPr>
@@ -3067,7 +3067,7 @@
           <w:lang w:eastAsia="es-PE"/>
           <w14:ligatures w14:val="none"/>
         </w:rPr>
-        <w:t xml:space="preserve">, </w:t>
+        <w:t xml:space="preserve"/>
       </w:r>
       <w:bookmarkStart w:id="18" w:name="_Hlk215062067"/>
       <w:r>
@@ -3079,7 +3079,7 @@
           <w:lang w:eastAsia="es-PE"/>
           <w14:ligatures w14:val="none"/>
         </w:rPr>
-        <w:t>por lo siguiente:</w:t>
+        <w:t/>
       </w:r>
       <w:bookmarkStart w:id="19" w:name="_Hlk215162047"/>
     </w:p>
@@ -4945,7 +4945,7 @@
           <w:b/>
           <w:bCs/>
         </w:rPr>
-        <w:t>DÉCIMO</w:t>
+        <w:t xml:space="preserve">DÉCIMO: requerir a la señora [DENUNCIANTE] para que, dentro del plazo de dos (2) días hábiles siguientes a la fecha en que reciba la notificación en su bandeja de correo electrónico, efectúe la confirmación de recepción de la notificación remitida por este despacho a su correo electrónico, de conformidad con el segundo párrafo del numeral 4 del artículo 20 del Texto Único Ordenado de la Ley del Procedimiento Administrativo General, aprobado mediante Decreto Supremo 006-2026-JUS, bajo apercibimiento de rehacer el acto de notificación y notificarle conforme al numeral 1 del artículo 20 del citado cuerpo normativo.</w:t>
       </w:r>
       <w:r>
         <w:rPr>
@@ -4955,7 +4955,7 @@
           <w:kern w:val="0"/>
           <w14:ligatures w14:val="none"/>
         </w:rPr>
-        <w:t>:</w:t>
+        <w:t/>
       </w:r>
       <w:r>
         <w:rPr>
@@ -4965,7 +4965,7 @@
           <w:kern w:val="0"/>
           <w14:ligatures w14:val="none"/>
         </w:rPr>
-        <w:t xml:space="preserve"> requerir a la señora </w:t>
+        <w:t xml:space="preserve"/>
       </w:r>
       <w:proofErr w:type="spellStart"/>
       <w:r>
@@ -4977,7 +4977,7 @@
           <w:lang w:eastAsia="es-PE"/>
           <w14:ligatures w14:val="none"/>
         </w:rPr>
-        <w:t>Lloysith</w:t>
+        <w:t/>
       </w:r>
       <w:proofErr w:type="spellEnd"/>
       <w:r>
@@ -4989,14 +4989,14 @@
           <w:lang w:eastAsia="es-PE"/>
           <w14:ligatures w14:val="none"/>
         </w:rPr>
-        <w:t xml:space="preserve"> Tuanama Sangama </w:t>
+        <w:t xml:space="preserve"/>
       </w:r>
       <w:r>
         <w:rPr>
           <w:rFonts w:ascii="Arial Narrow" w:hAnsi="Arial Narrow"/>
           <w:color w:val="000000"/>
         </w:rPr>
-        <w:t>para que, dentro del plazo de dos (2) días hábiles siguientes a la fecha en que reciba la notificación en su bandeja de correo electrónico, efectúe la confirmación de recepción de la notificación remitida por este despacho a su correo electrónico, de conformidad con el segundo párrafo del numeral 4 del artículo 20</w:t>
+        <w:t/>
       </w:r>
       <w:r>
         <w:rPr>
@@ -5013,7 +5013,7 @@
           <w:rFonts w:ascii="Arial Narrow" w:hAnsi="Arial Narrow"/>
           <w:color w:val="000000"/>
         </w:rPr>
-        <w:t xml:space="preserve"> del Texto Único Ordenado de la Ley del Procedimiento Administrativo General, aprobado mediante Decreto Supremo 006-2026-JUS, bajo apercibimiento de rehacer el acto de notificación y notificarle conforme al numeral 1 del artículo 20</w:t>
+        <w:t xml:space="preserve"/>
       </w:r>
       <w:r>
         <w:rPr>
@@ -5030,7 +5030,7 @@
           <w:rFonts w:ascii="Arial Narrow" w:hAnsi="Arial Narrow"/>
           <w:color w:val="000000"/>
         </w:rPr>
-        <w:t xml:space="preserve"> del citado cuerpo </w:t>
+        <w:t xml:space="preserve"/>
       </w:r>
       <w:bookmarkStart w:id="25" w:name="_Hlk214964186"/>
       <w:r>
@@ -5038,7 +5038,7 @@
           <w:rFonts w:ascii="Arial Narrow" w:hAnsi="Arial Narrow"/>
           <w:color w:val="000000"/>
         </w:rPr>
-        <w:t>normativo</w:t>
+        <w:t/>
       </w:r>
       <w:r>
         <w:rPr>
@@ -5051,7 +5051,7 @@
         <w:rPr>
           <w:rFonts w:ascii="Arial Narrow" w:hAnsi="Arial Narrow" w:cs="Arial"/>
         </w:rPr>
-        <w:t>.</w:t>
+        <w:t/>
       </w:r>
       <w:bookmarkEnd w:id="25"/>
     </w:p>

--- a/plantillas_maestras/17_seguro_no_especificado/negativa_cobertura/2_o_mas_ddos_varios/mujer/TPL_1512_2026_SEGURO_NO_ESPECIFICADO_NEGATIVA_COBERTURA_ASEGURADORA_MUJER_R1.DOCX
+++ b/plantillas_maestras/17_seguro_no_especificado/negativa_cobertura/2_o_mas_ddos_varios/mujer/TPL_1512_2026_SEGURO_NO_ESPECIFICADO_NEGATIVA_COBERTURA_ASEGURADORA_MUJER_R1.DOCX
@@ -1628,7 +1628,7 @@
           <w:lang w:val="es-ES" w:eastAsia="es-ES"/>
           <w14:ligatures w14:val="none"/>
         </w:rPr>
-        <w:t xml:space="preserve">La señora [APELLIDO] solicitó, en calidad de medida correctiva, que Pacífico cumpla con otorgar la cobertura del Seguro de Protección de Tarjetas por el siniestro del 7 de enero de 2026, que asciende a la suma de a S/ 20 808,55. Asimismo, no requirió de manera expresa el reembolso de costos y costas del presente procedimiento.  </w:t>
+        <w:t xml:space="preserve">La señora [APELLIDO] solicitó, en calidad de medida correctiva, que Pacífico cumpla con otorgar la cobertura del Seguro de Protección de Tarjetas por el siniestro del 7 de enero de 2026, que asciende a la suma de a S/ 20 808,55. Asimismo, no requirió de manera expresa el reembolso de costos y costas del presente procedimiento. </w:t>
       </w:r>
       <w:r>
         <w:rPr>

--- a/plantillas_maestras/17_seguro_no_especificado/negativa_cobertura/2_o_mas_ddos_varios/mujer/TPL_1512_2026_SEGURO_NO_ESPECIFICADO_NEGATIVA_COBERTURA_ASEGURADORA_MUJER_R1.DOCX
+++ b/plantillas_maestras/17_seguro_no_especificado/negativa_cobertura/2_o_mas_ddos_varios/mujer/TPL_1512_2026_SEGURO_NO_ESPECIFICADO_NEGATIVA_COBERTURA_ASEGURADORA_MUJER_R1.DOCX
@@ -655,6 +655,7 @@
       </w:r>
       <w:r>
         <w:rPr>
+          <w:rStyle w:val="Refdenotaalpie"/>
           <w:rFonts w:ascii="Arial Narrow" w:eastAsia="Times New Roman" w:hAnsi="Arial Narrow" w:cs="Times New Roman"/>
           <w:color w:val="000000"/>
           <w:kern w:val="0"/>
@@ -710,6 +711,7 @@
       </w:r>
       <w:r>
         <w:rPr>
+          <w:rStyle w:val="Refdenotaalpie"/>
           <w:rFonts w:ascii="Arial Narrow" w:eastAsia="Times New Roman" w:hAnsi="Arial Narrow" w:cs="Times New Roman"/>
           <w:color w:val="000000"/>
           <w:kern w:val="0"/>
@@ -1948,6 +1950,7 @@
       <w:bookmarkEnd w:id="5"/>
       <w:r>
         <w:rPr>
+          <w:rStyle w:val="Refdenotaalpie"/>
           <w:rFonts w:ascii="Arial Narrow" w:eastAsia="Arial Narrow" w:hAnsi="Arial Narrow" w:cs="Arial Narrow"/>
           <w:kern w:val="0"/>
           <w:vertAlign w:val="superscript"/>
@@ -2129,6 +2132,7 @@
       <w:bookmarkEnd w:id="7"/>
       <w:r>
         <w:rPr>
+          <w:rStyle w:val="Refdenotaalpie"/>
           <w:rFonts w:ascii="Arial Narrow" w:eastAsia="Arial Narrow" w:hAnsi="Arial Narrow" w:cs="Arial"/>
           <w:kern w:val="0"/>
           <w:vertAlign w:val="superscript"/>
@@ -2375,6 +2379,7 @@
       </w:r>
       <w:r>
         <w:rPr>
+          <w:rStyle w:val="Refdenotaalpie"/>
           <w:rFonts w:ascii="Arial Narrow" w:hAnsi="Arial Narrow"/>
           <w:vertAlign w:val="superscript"/>
           <w:lang w:eastAsia="es-PE"/>
@@ -2462,6 +2467,7 @@
       <w:bookmarkEnd w:id="13"/>
       <w:r>
         <w:rPr>
+          <w:rStyle w:val="Refdenotaalpie"/>
           <w:rFonts w:ascii="Arial Narrow" w:eastAsia="Arial Narrow" w:hAnsi="Arial Narrow" w:cs="Arial"/>
           <w:bCs/>
           <w:color w:val="000000"/>
@@ -2531,6 +2537,7 @@
       </w:r>
       <w:r>
         <w:rPr>
+          <w:rStyle w:val="Refdenotaalpie"/>
           <w:rFonts w:ascii="Arial Narrow" w:eastAsia="Arial Narrow" w:hAnsi="Arial Narrow" w:cs="Arial Narrow"/>
           <w:kern w:val="0"/>
           <w:vertAlign w:val="superscript"/>
@@ -3987,6 +3994,7 @@
       </w:r>
       <w:r>
         <w:rPr>
+          <w:rStyle w:val="Refdenotaalpie"/>
           <w:rFonts w:ascii="Arial Narrow" w:eastAsia="Calibri" w:hAnsi="Arial Narrow" w:cs="Arial"/>
           <w:kern w:val="0"/>
           <w:vertAlign w:val="superscript"/>
@@ -4031,6 +4039,7 @@
       </w:r>
       <w:r>
         <w:rPr>
+          <w:rStyle w:val="Refdenotaalpie"/>
           <w:rFonts w:ascii="Arial Narrow" w:eastAsia="Calibri" w:hAnsi="Arial Narrow" w:cs="Arial"/>
           <w:spacing w:val="-2"/>
           <w:kern w:val="0"/>
@@ -4505,6 +4514,7 @@
       </w:r>
       <w:r>
         <w:rPr>
+          <w:rStyle w:val="Refdenotaalpie"/>
           <w:rFonts w:ascii="Arial Narrow" w:eastAsia="Arial Narrow" w:hAnsi="Arial Narrow" w:cs="Times New Roman"/>
           <w:color w:val="000000"/>
           <w:kern w:val="0"/>
@@ -4586,6 +4596,7 @@
       </w:r>
       <w:r>
         <w:rPr>
+          <w:rStyle w:val="Refdenotaalpie"/>
           <w:rFonts w:ascii="Arial Narrow" w:eastAsia="Arial Narrow" w:hAnsi="Arial Narrow" w:cs="Times New Roman"/>
           <w:color w:val="000000"/>
           <w:kern w:val="0"/>
@@ -4639,6 +4650,7 @@
       </w:r>
       <w:r>
         <w:rPr>
+          <w:rStyle w:val="Refdenotaalpie"/>
           <w:rFonts w:ascii="Arial Narrow" w:eastAsia="Arial Narrow" w:hAnsi="Arial Narrow" w:cs="Times New Roman"/>
           <w:color w:val="000000"/>
           <w:kern w:val="0"/>
@@ -4809,6 +4821,7 @@
       </w:r>
       <w:r>
         <w:rPr>
+          <w:rStyle w:val="Refdenotaalpie"/>
           <w:rFonts w:ascii="Arial Narrow" w:eastAsia="Calibri" w:hAnsi="Arial Narrow" w:cs="Arial"/>
           <w:kern w:val="0"/>
           <w:vertAlign w:val="superscript"/>
@@ -5042,6 +5055,7 @@
       </w:r>
       <w:r>
         <w:rPr>
+          <w:rStyle w:val="Refdenotaalpie"/>
           <w:rFonts w:ascii="Arial Narrow" w:hAnsi="Arial Narrow"/>
           <w:vertAlign w:val="superscript"/>
         </w:rPr>
@@ -5355,14 +5369,14 @@
         <w:tab w:val="right" w:pos="8838"/>
       </w:tabs>
       <w:rPr>
-        <w:rFonts w:ascii="Arial" w:eastAsia="Arial" w:hAnsi="Arial" w:cs="Arial"/>
+        <w:rFonts w:ascii="Arial Narrow" w:eastAsia="Arial" w:hAnsi="Arial Narrow" w:cs="Arial"/>
         <w:sz w:val="16"/>
         <w:szCs w:val="16"/>
       </w:rPr>
     </w:pPr>
     <w:r>
       <w:rPr>
-        <w:rFonts w:ascii="Arial" w:eastAsia="Arial" w:hAnsi="Arial" w:cs="Arial"/>
+        <w:rFonts w:ascii="Arial Narrow" w:eastAsia="Arial" w:hAnsi="Arial Narrow" w:cs="Arial"/>
         <w:sz w:val="16"/>
         <w:szCs w:val="16"/>
       </w:rPr>
@@ -5376,7 +5390,7 @@
     </w:pPr>
     <w:r>
       <w:rPr>
-        <w:rFonts w:ascii="Arial" w:eastAsia="Arial" w:hAnsi="Arial" w:cs="Arial"/>
+        <w:rFonts w:ascii="Arial Narrow" w:eastAsia="Arial" w:hAnsi="Arial Narrow" w:cs="Arial"/>
         <w:sz w:val="16"/>
         <w:szCs w:val="16"/>
       </w:rPr>
@@ -5384,7 +5398,7 @@
     </w:r>
     <w:r>
       <w:rPr>
-        <w:rFonts w:ascii="Arial" w:eastAsia="Arial" w:hAnsi="Arial" w:cs="Arial"/>
+        <w:rFonts w:ascii="Arial Narrow" w:eastAsia="Arial" w:hAnsi="Arial Narrow" w:cs="Arial"/>
         <w:sz w:val="16"/>
         <w:szCs w:val="16"/>
       </w:rPr>
@@ -5392,7 +5406,7 @@
     </w:r>
     <w:r>
       <w:rPr>
-        <w:rFonts w:ascii="Arial" w:eastAsia="Arial" w:hAnsi="Arial" w:cs="Arial"/>
+        <w:rFonts w:ascii="Arial Narrow" w:eastAsia="Arial" w:hAnsi="Arial Narrow" w:cs="Arial"/>
         <w:sz w:val="16"/>
         <w:szCs w:val="16"/>
       </w:rPr>
@@ -5400,7 +5414,7 @@
     </w:r>
     <w:r>
       <w:rPr>
-        <w:rFonts w:ascii="Arial" w:eastAsia="Arial" w:hAnsi="Arial" w:cs="Arial"/>
+        <w:rFonts w:ascii="Arial Narrow" w:eastAsia="Arial" w:hAnsi="Arial Narrow" w:cs="Arial"/>
         <w:sz w:val="16"/>
         <w:szCs w:val="16"/>
       </w:rPr>
@@ -5408,7 +5422,7 @@
     </w:r>
     <w:r>
       <w:rPr>
-        <w:rFonts w:ascii="Arial" w:eastAsia="Arial" w:hAnsi="Arial" w:cs="Arial"/>
+        <w:rFonts w:ascii="Arial Narrow" w:eastAsia="Arial" w:hAnsi="Arial Narrow" w:cs="Arial"/>
         <w:sz w:val="16"/>
         <w:szCs w:val="16"/>
       </w:rPr>
@@ -5469,6 +5483,7 @@
           <w:rFonts w:ascii="Arial Narrow" w:hAnsi="Arial Narrow" w:cs="Arial"/>
           <w:sz w:val="16"/>
           <w:szCs w:val="16"/>
+          <w:vertAlign w:val="superscript"/>
         </w:rPr>
         <w:footnoteRef/>
       </w:r>
@@ -5571,6 +5586,7 @@
           <w:rFonts w:ascii="Arial Narrow" w:hAnsi="Arial Narrow" w:cs="Arial"/>
           <w:sz w:val="16"/>
           <w:szCs w:val="16"/>
+          <w:vertAlign w:val="superscript"/>
         </w:rPr>
         <w:footnoteRef/>
       </w:r>
@@ -5647,6 +5663,7 @@
           <w:rFonts w:ascii="Arial Narrow" w:hAnsi="Arial Narrow" w:cs="Arial"/>
           <w:sz w:val="16"/>
           <w:szCs w:val="16"/>
+          <w:vertAlign w:val="superscript"/>
         </w:rPr>
         <w:footnoteRef/>
       </w:r>
@@ -5909,6 +5926,7 @@
           <w:rFonts w:ascii="Arial Narrow" w:hAnsi="Arial Narrow"/>
           <w:sz w:val="16"/>
           <w:szCs w:val="16"/>
+          <w:vertAlign w:val="superscript"/>
         </w:rPr>
         <w:footnoteRef/>
       </w:r>
@@ -6100,6 +6118,7 @@
           <w:rFonts w:ascii="Arial Narrow" w:hAnsi="Arial Narrow"/>
           <w:sz w:val="16"/>
           <w:szCs w:val="16"/>
+          <w:vertAlign w:val="superscript"/>
         </w:rPr>
         <w:footnoteRef/>
       </w:r>
@@ -6257,6 +6276,7 @@
           <w:rFonts w:ascii="Arial Narrow" w:hAnsi="Arial Narrow"/>
           <w:sz w:val="16"/>
           <w:szCs w:val="16"/>
+          <w:vertAlign w:val="superscript"/>
         </w:rPr>
         <w:footnoteRef/>
       </w:r>
@@ -6377,6 +6397,7 @@
           <w:rFonts w:ascii="Arial Narrow" w:hAnsi="Arial Narrow" w:cs="Arial"/>
           <w:sz w:val="16"/>
           <w:szCs w:val="16"/>
+          <w:vertAlign w:val="superscript"/>
         </w:rPr>
         <w:footnoteRef/>
       </w:r>
@@ -6550,6 +6571,7 @@
           <w:rFonts w:ascii="Arial Narrow" w:hAnsi="Arial Narrow" w:cs="Arial"/>
           <w:sz w:val="16"/>
           <w:szCs w:val="16"/>
+          <w:vertAlign w:val="superscript"/>
         </w:rPr>
         <w:footnoteRef/>
       </w:r>
@@ -6622,6 +6644,7 @@
           <w:rFonts w:ascii="Arial Narrow" w:hAnsi="Arial Narrow" w:cs="Arial"/>
           <w:sz w:val="16"/>
           <w:szCs w:val="16"/>
+          <w:vertAlign w:val="superscript"/>
         </w:rPr>
         <w:footnoteRef/>
       </w:r>
@@ -6815,7 +6838,7 @@
       </w:pPr>
       <w:r>
         <w:rPr>
-          <w:rStyle w:val="TextonotapieCar"/>
+          <w:rStyle w:val="Refdenotaalpie"/>
           <w:rFonts w:ascii="Arial Narrow" w:hAnsi="Arial Narrow" w:cs="Arial"/>
           <w:sz w:val="16"/>
           <w:szCs w:val="16"/>
@@ -7051,6 +7074,7 @@
           <w:rFonts w:ascii="Arial Narrow" w:hAnsi="Arial Narrow" w:cs="Arial"/>
           <w:sz w:val="16"/>
           <w:szCs w:val="16"/>
+          <w:vertAlign w:val="superscript"/>
         </w:rPr>
         <w:footnoteRef/>
       </w:r>
@@ -7903,6 +7927,7 @@
           <w:rFonts w:ascii="Arial Narrow" w:hAnsi="Arial Narrow" w:cs="Arial"/>
           <w:sz w:val="16"/>
           <w:szCs w:val="16"/>
+          <w:vertAlign w:val="superscript"/>
         </w:rPr>
         <w:footnoteRef/>
       </w:r>
@@ -8130,6 +8155,7 @@
           <w:bCs/>
           <w:sz w:val="16"/>
           <w:szCs w:val="16"/>
+          <w:vertAlign w:val="superscript"/>
         </w:rPr>
         <w:footnoteRef/>
       </w:r>
@@ -8222,6 +8248,7 @@
           <w:rFonts w:ascii="Arial Narrow" w:hAnsi="Arial Narrow" w:cs="Arial"/>
           <w:sz w:val="16"/>
           <w:szCs w:val="16"/>
+          <w:vertAlign w:val="superscript"/>
         </w:rPr>
         <w:footnoteRef/>
       </w:r>
@@ -10733,6 +10760,17 @@
       <w:shd w:val="clear" w:color="auto" w:fill="E1DFDD"/>
     </w:rPr>
   </w:style>
+  <w:style w:type="character" w:styleId="FootnoteReference">
+    <w:name w:val="footnote reference"/>
+    <w:basedOn w:val="Fuentedeprrafopredeter"/>
+    <w:uiPriority w:val="99"/>
+    <w:semiHidden/>
+    <w:unhideWhenUsed/>
+    <w:rPr>
+      <w:rFonts w:ascii="Arial Narrow" w:hAnsi="Arial Narrow"/>
+      <w:vertAlign w:val="superscript"/>
+    </w:rPr>
+  </w:style>
 </w:styles>
 </file>
 

--- a/plantillas_maestras/17_seguro_no_especificado/negativa_cobertura/2_o_mas_ddos_varios/mujer/TPL_1512_2026_SEGURO_NO_ESPECIFICADO_NEGATIVA_COBERTURA_ASEGURADORA_MUJER_R1.DOCX
+++ b/plantillas_maestras/17_seguro_no_especificado/negativa_cobertura/2_o_mas_ddos_varios/mujer/TPL_1512_2026_SEGURO_NO_ESPECIFICADO_NEGATIVA_COBERTURA_ASEGURADORA_MUJER_R1.DOCX
@@ -1,8 +1,8 @@
 
 <file path=word/document.xml><?xml version="1.0" encoding="utf-8"?>
-<w:document xmlns:wpc="http://schemas.microsoft.com/office/word/2010/wordprocessingCanvas" xmlns:cx="http://schemas.microsoft.com/office/drawing/2014/chartex" xmlns:cx1="http://schemas.microsoft.com/office/drawing/2015/9/8/chartex" xmlns:cx2="http://schemas.microsoft.com/office/drawing/2015/10/21/chartex" xmlns:cx3="http://schemas.microsoft.com/office/drawing/2016/5/9/chartex" xmlns:cx4="http://schemas.microsoft.com/office/drawing/2016/5/10/chartex" xmlns:cx5="http://schemas.microsoft.com/office/drawing/2016/5/11/chartex" xmlns:cx6="http://schemas.microsoft.com/office/drawing/2016/5/12/chartex" xmlns:cx7="http://schemas.microsoft.com/office/drawing/2016/5/13/chartex" xmlns:cx8="http://schemas.microsoft.com/office/drawing/2016/5/14/chartex" xmlns:mc="http://schemas.openxmlformats.org/markup-compatibility/2006" xmlns:aink="http://schemas.microsoft.com/office/drawing/2016/ink" xmlns:am3d="http://schemas.microsoft.com/office/drawing/2017/model3d" xmlns:o="urn:schemas-microsoft-com:office:office" xmlns:oel="http://schemas.microsoft.com/office/2019/extlst" xmlns:r="http://schemas.openxmlformats.org/officeDocument/2006/relationships" xmlns:m="http://schemas.openxmlformats.org/officeDocument/2006/math" xmlns:v="urn:schemas-microsoft-com:vml" xmlns:wp14="http://schemas.microsoft.com/office/word/2010/wordprocessingDrawing" xmlns:wp="http://schemas.openxmlformats.org/drawingml/2006/wordprocessingDrawing" xmlns:w10="urn:schemas-microsoft-com:office:word" xmlns:w="http://schemas.openxmlformats.org/wordprocessingml/2006/main" xmlns:w14="http://schemas.microsoft.com/office/word/2010/wordml" xmlns:w15="http://schemas.microsoft.com/office/word/2012/wordml" xmlns:w16cex="http://schemas.microsoft.com/office/word/2018/wordml/cex" xmlns:w16cid="http://schemas.microsoft.com/office/word/2016/wordml/cid" xmlns:w16="http://schemas.microsoft.com/office/word/2018/wordml" xmlns:w16du="http://schemas.microsoft.com/office/word/2023/wordml/word16du" xmlns:w16sdtdh="http://schemas.microsoft.com/office/word/2020/wordml/sdtdatahash" xmlns:w16sdtfl="http://schemas.microsoft.com/office/word/2024/wordml/sdtformatlock" xmlns:w16se="http://schemas.microsoft.com/office/word/2015/wordml/symex" xmlns:wpg="http://schemas.microsoft.com/office/word/2010/wordprocessingGroup" xmlns:wpi="http://schemas.microsoft.com/office/word/2010/wordprocessingInk" xmlns:wne="http://schemas.microsoft.com/office/word/2006/wordml" xmlns:wps="http://schemas.microsoft.com/office/word/2010/wordprocessingShape" mc:Ignorable="w14 w15 w16se w16cid w16 w16cex w16sdtdh w16sdtfl w16du wp14">
+<w:document xmlns:ns1="http://schemas.openxmlformats.org/markup-compatibility/2006" xmlns:ns2="http://schemas.microsoft.com/office/word/2010/wordml" xmlns:ns3="http://schemas.openxmlformats.org/officeDocument/2006/relationships" xmlns:w="http://schemas.openxmlformats.org/wordprocessingml/2006/main" ns1:Ignorable="w14 w15 w16se w16cid w16 w16cex w16sdtdh w16sdtfl w16du wp14">
   <w:body>
-    <w:p>
+    <w:p ns2:paraId="25DF7FFD" ns2:textId="77777777">
       <w:pPr>
         <w:tabs>
           <w:tab w:val="left" w:pos="1701"/>
@@ -16,12 +16,12 @@
           <w:color w:val="000000"/>
           <w:kern w:val="0"/>
           <w:lang w:eastAsia="es-PE"/>
-          <w14:ligatures w14:val="none"/>
+          <ns2:ligatures ns2:val="none"/>
         </w:rPr>
       </w:pPr>
       <w:bookmarkStart w:id="0" w:name="_Hlk80343540"/>
     </w:p>
-    <w:p>
+    <w:p ns2:paraId="1B509B2D" ns2:textId="03210C3F">
       <w:pPr>
         <w:tabs>
           <w:tab w:val="left" w:pos="1701"/>
@@ -34,17 +34,17 @@
           <w:color w:val="000000"/>
           <w:kern w:val="0"/>
           <w:lang w:eastAsia="es-PE"/>
-          <w14:ligatures w14:val="none"/>
-        </w:rPr>
-      </w:pPr>
-      <w:r>
-        <w:rPr>
-          <w:rFonts w:ascii="Arial Narrow" w:eastAsia="Arial Narrow" w:hAnsi="Arial Narrow" w:cs="Arial Narrow"/>
-          <w:b/>
-          <w:color w:val="000000"/>
-          <w:kern w:val="0"/>
-          <w:lang w:eastAsia="es-PE"/>
-          <w14:ligatures w14:val="none"/>
+          <ns2:ligatures ns2:val="none"/>
+        </w:rPr>
+      </w:pPr>
+      <w:r>
+        <w:rPr>
+          <w:rFonts w:ascii="Arial Narrow" w:eastAsia="Arial Narrow" w:hAnsi="Arial Narrow" w:cs="Arial Narrow"/>
+          <w:b/>
+          <w:color w:val="000000"/>
+          <w:kern w:val="0"/>
+          <w:lang w:eastAsia="es-PE"/>
+          <ns2:ligatures ns2:val="none"/>
         </w:rPr>
         <w:t xml:space="preserve">EXPEDIENTE </w:t>
       </w:r>
@@ -55,7 +55,7 @@
           <w:color w:val="000000"/>
           <w:kern w:val="0"/>
           <w:lang w:eastAsia="es-PE"/>
-          <w14:ligatures w14:val="none"/>
+          <ns2:ligatures ns2:val="none"/>
         </w:rPr>
         <w:tab/>
         <w:t>:</w:t>
@@ -67,7 +67,7 @@
           <w:color w:val="000000"/>
           <w:kern w:val="0"/>
           <w:lang w:eastAsia="es-PE"/>
-          <w14:ligatures w14:val="none"/>
+          <ns2:ligatures ns2:val="none"/>
         </w:rPr>
         <w:tab/>
       </w:r>
@@ -78,7 +78,7 @@
           <w:color w:val="000000"/>
           <w:kern w:val="0"/>
           <w:lang w:eastAsia="es-PE"/>
-          <w14:ligatures w14:val="none"/>
+          <ns2:ligatures ns2:val="none"/>
         </w:rPr>
         <w:t>1512-2026</w:t>
       </w:r>
@@ -91,12 +91,12 @@
           <w:kern w:val="0"/>
           <w:shd w:val="clear" w:color="auto" w:fill="FFFFFF"/>
           <w:lang w:eastAsia="es-PE"/>
-          <w14:ligatures w14:val="none"/>
+          <ns2:ligatures ns2:val="none"/>
         </w:rPr>
         <w:t>/CC1</w:t>
       </w:r>
     </w:p>
-    <w:p>
+    <w:p ns2:paraId="7E5DC22B" ns2:textId="582846D3">
       <w:pPr>
         <w:tabs>
           <w:tab w:val="left" w:pos="1701"/>
@@ -112,17 +112,17 @@
           <w:color w:val="000000"/>
           <w:kern w:val="0"/>
           <w:lang w:eastAsia="es-PE"/>
-          <w14:ligatures w14:val="none"/>
-        </w:rPr>
-      </w:pPr>
-      <w:r>
-        <w:rPr>
-          <w:rFonts w:ascii="Arial Narrow" w:eastAsia="Arial Narrow" w:hAnsi="Arial Narrow" w:cs="Arial Narrow"/>
-          <w:b/>
-          <w:color w:val="000000"/>
-          <w:kern w:val="0"/>
-          <w:lang w:eastAsia="es-PE"/>
-          <w14:ligatures w14:val="none"/>
+          <ns2:ligatures ns2:val="none"/>
+        </w:rPr>
+      </w:pPr>
+      <w:r>
+        <w:rPr>
+          <w:rFonts w:ascii="Arial Narrow" w:eastAsia="Arial Narrow" w:hAnsi="Arial Narrow" w:cs="Arial Narrow"/>
+          <w:b/>
+          <w:color w:val="000000"/>
+          <w:kern w:val="0"/>
+          <w:lang w:eastAsia="es-PE"/>
+          <ns2:ligatures ns2:val="none"/>
         </w:rPr>
         <w:t xml:space="preserve">DENUNCIANTE:[DENUNCIANTE] (SEÑORA [APELLIDO])</w:t>
       </w:r>
@@ -133,7 +133,7 @@
           <w:color w:val="000000"/>
           <w:kern w:val="0"/>
           <w:lang w:eastAsia="es-PE"/>
-          <w14:ligatures w14:val="none"/>
+          <ns2:ligatures ns2:val="none"/>
         </w:rPr>
         <w:tab/>
         <w:t/>
@@ -145,7 +145,7 @@
           <w:color w:val="000000"/>
           <w:kern w:val="0"/>
           <w:lang w:eastAsia="es-PE"/>
-          <w14:ligatures w14:val="none"/>
+          <ns2:ligatures ns2:val="none"/>
         </w:rPr>
         <w:tab/>
       </w:r>
@@ -156,7 +156,7 @@
           <w:color w:val="000000"/>
           <w:kern w:val="0"/>
           <w:lang w:eastAsia="es-PE"/>
-          <w14:ligatures w14:val="none"/>
+          <ns2:ligatures ns2:val="none"/>
         </w:rPr>
         <w:t xml:space="preserve"/>
       </w:r>
@@ -167,7 +167,7 @@
           <w:color w:val="000000"/>
           <w:kern w:val="0"/>
           <w:lang w:eastAsia="es-PE"/>
-          <w14:ligatures w14:val="none"/>
+          <ns2:ligatures ns2:val="none"/>
         </w:rPr>
         <w:t xml:space="preserve"/>
       </w:r>
@@ -178,7 +178,7 @@
           <w:color w:val="000000"/>
           <w:kern w:val="0"/>
           <w:lang w:eastAsia="es-PE"/>
-          <w14:ligatures w14:val="none"/>
+          <ns2:ligatures ns2:val="none"/>
         </w:rPr>
         <w:t/>
       </w:r>
@@ -189,12 +189,12 @@
           <w:color w:val="000000"/>
           <w:kern w:val="0"/>
           <w:lang w:eastAsia="es-PE"/>
-          <w14:ligatures w14:val="none"/>
+          <ns2:ligatures ns2:val="none"/>
         </w:rPr>
         <w:t/>
       </w:r>
     </w:p>
-    <w:p>
+    <w:p ns2:paraId="6DEEEDFE" ns2:textId="19F5CFB5">
       <w:pPr>
         <w:tabs>
           <w:tab w:val="left" w:pos="1701"/>
@@ -210,17 +210,17 @@
           <w:color w:val="000000"/>
           <w:kern w:val="0"/>
           <w:lang w:eastAsia="es-PE"/>
-          <w14:ligatures w14:val="none"/>
-        </w:rPr>
-      </w:pPr>
-      <w:r>
-        <w:rPr>
-          <w:rFonts w:ascii="Arial Narrow" w:eastAsia="Arial Narrow" w:hAnsi="Arial Narrow" w:cs="Arial Narrow"/>
-          <w:b/>
-          <w:color w:val="000000"/>
-          <w:kern w:val="0"/>
-          <w:lang w:eastAsia="es-PE"/>
-          <w14:ligatures w14:val="none"/>
+          <ns2:ligatures ns2:val="none"/>
+        </w:rPr>
+      </w:pPr>
+      <w:r>
+        <w:rPr>
+          <w:rFonts w:ascii="Arial Narrow" w:eastAsia="Arial Narrow" w:hAnsi="Arial Narrow" w:cs="Arial Narrow"/>
+          <w:b/>
+          <w:color w:val="000000"/>
+          <w:kern w:val="0"/>
+          <w:lang w:eastAsia="es-PE"/>
+          <ns2:ligatures ns2:val="none"/>
         </w:rPr>
         <w:t>DENUNCIADO</w:t>
       </w:r>
@@ -231,7 +231,7 @@
           <w:color w:val="000000"/>
           <w:kern w:val="0"/>
           <w:lang w:eastAsia="es-PE"/>
-          <w14:ligatures w14:val="none"/>
+          <ns2:ligatures ns2:val="none"/>
         </w:rPr>
         <w:tab/>
         <w:t>:</w:t>
@@ -243,7 +243,7 @@
           <w:color w:val="000000"/>
           <w:kern w:val="0"/>
           <w:lang w:eastAsia="es-PE"/>
-          <w14:ligatures w14:val="none"/>
+          <ns2:ligatures ns2:val="none"/>
         </w:rPr>
         <w:tab/>
       </w:r>
@@ -254,7 +254,7 @@
           <w:color w:val="000000"/>
           <w:kern w:val="0"/>
           <w:lang w:eastAsia="es-PE"/>
-          <w14:ligatures w14:val="none"/>
+          <ns2:ligatures ns2:val="none"/>
         </w:rPr>
         <w:t xml:space="preserve">PACÍFICO COMPAÑÍA DE SEGUROS Y REASEGUROS S.A. </w:t>
       </w:r>
@@ -265,7 +265,7 @@
           <w:color w:val="000000"/>
           <w:kern w:val="0"/>
           <w:lang w:eastAsia="es-PE"/>
-          <w14:ligatures w14:val="none"/>
+          <ns2:ligatures ns2:val="none"/>
         </w:rPr>
         <w:t>(</w:t>
       </w:r>
@@ -276,7 +276,7 @@
           <w:color w:val="000000"/>
           <w:kern w:val="0"/>
           <w:lang w:eastAsia="es-PE"/>
-          <w14:ligatures w14:val="none"/>
+          <ns2:ligatures ns2:val="none"/>
         </w:rPr>
         <w:t>PACÍFICO</w:t>
       </w:r>
@@ -287,12 +287,12 @@
           <w:color w:val="000000"/>
           <w:kern w:val="0"/>
           <w:lang w:eastAsia="es-PE"/>
-          <w14:ligatures w14:val="none"/>
+          <ns2:ligatures ns2:val="none"/>
         </w:rPr>
         <w:t>)</w:t>
       </w:r>
     </w:p>
-    <w:p>
+    <w:p ns2:paraId="022D2B94" ns2:textId="77777777">
       <w:pPr>
         <w:tabs>
           <w:tab w:val="left" w:pos="1701"/>
@@ -308,17 +308,17 @@
           <w:color w:val="000000"/>
           <w:kern w:val="0"/>
           <w:lang w:eastAsia="es-PE"/>
-          <w14:ligatures w14:val="none"/>
-        </w:rPr>
-      </w:pPr>
-      <w:r>
-        <w:rPr>
-          <w:rFonts w:ascii="Arial Narrow" w:eastAsia="Arial Narrow" w:hAnsi="Arial Narrow" w:cs="Arial Narrow"/>
-          <w:b/>
-          <w:color w:val="000000"/>
-          <w:kern w:val="0"/>
-          <w:lang w:eastAsia="es-PE"/>
-          <w14:ligatures w14:val="none"/>
+          <ns2:ligatures ns2:val="none"/>
+        </w:rPr>
+      </w:pPr>
+      <w:r>
+        <w:rPr>
+          <w:rFonts w:ascii="Arial Narrow" w:eastAsia="Arial Narrow" w:hAnsi="Arial Narrow" w:cs="Arial Narrow"/>
+          <w:b/>
+          <w:color w:val="000000"/>
+          <w:kern w:val="0"/>
+          <w:lang w:eastAsia="es-PE"/>
+          <ns2:ligatures ns2:val="none"/>
         </w:rPr>
         <w:t>MATERIAS</w:t>
       </w:r>
@@ -329,7 +329,7 @@
           <w:color w:val="000000"/>
           <w:kern w:val="0"/>
           <w:lang w:eastAsia="es-PE"/>
-          <w14:ligatures w14:val="none"/>
+          <ns2:ligatures ns2:val="none"/>
         </w:rPr>
         <w:tab/>
         <w:t xml:space="preserve">: </w:t>
@@ -341,13 +341,13 @@
           <w:color w:val="000000"/>
           <w:kern w:val="0"/>
           <w:lang w:eastAsia="es-PE"/>
-          <w14:ligatures w14:val="none"/>
+          <ns2:ligatures ns2:val="none"/>
         </w:rPr>
         <w:tab/>
         <w:t>ADMISIÓN A TRÁMITE</w:t>
       </w:r>
     </w:p>
-    <w:p>
+    <w:p ns2:paraId="19ED7B73" ns2:textId="77777777">
       <w:pPr>
         <w:tabs>
           <w:tab w:val="left" w:pos="1701"/>
@@ -363,22 +363,22 @@
           <w:color w:val="000000"/>
           <w:kern w:val="0"/>
           <w:lang w:eastAsia="es-PE"/>
-          <w14:ligatures w14:val="none"/>
-        </w:rPr>
-      </w:pPr>
-      <w:r>
-        <w:rPr>
-          <w:rFonts w:ascii="Arial Narrow" w:eastAsia="Arial Narrow" w:hAnsi="Arial Narrow" w:cs="Arial Narrow"/>
-          <w:b/>
-          <w:color w:val="000000"/>
-          <w:kern w:val="0"/>
-          <w:lang w:eastAsia="es-PE"/>
-          <w14:ligatures w14:val="none"/>
+          <ns2:ligatures ns2:val="none"/>
+        </w:rPr>
+      </w:pPr>
+      <w:r>
+        <w:rPr>
+          <w:rFonts w:ascii="Arial Narrow" w:eastAsia="Arial Narrow" w:hAnsi="Arial Narrow" w:cs="Arial Narrow"/>
+          <w:b/>
+          <w:color w:val="000000"/>
+          <w:kern w:val="0"/>
+          <w:lang w:eastAsia="es-PE"/>
+          <ns2:ligatures ns2:val="none"/>
         </w:rPr>
         <w:t xml:space="preserve">REQUERIMIENTO DE INFORMACIÓN </w:t>
       </w:r>
     </w:p>
-    <w:p>
+    <w:p ns2:paraId="46A5A479" ns2:textId="138D7284">
       <w:pPr>
         <w:tabs>
           <w:tab w:val="left" w:pos="1701"/>
@@ -393,17 +393,17 @@
           <w:color w:val="000000"/>
           <w:kern w:val="0"/>
           <w:lang w:eastAsia="es-PE"/>
-          <w14:ligatures w14:val="none"/>
-        </w:rPr>
-      </w:pPr>
-      <w:r>
-        <w:rPr>
-          <w:rFonts w:ascii="Arial Narrow" w:eastAsia="Arial Narrow" w:hAnsi="Arial Narrow" w:cs="Arial Narrow"/>
-          <w:b/>
-          <w:color w:val="000000"/>
-          <w:kern w:val="0"/>
-          <w:lang w:eastAsia="es-PE"/>
-          <w14:ligatures w14:val="none"/>
+          <ns2:ligatures ns2:val="none"/>
+        </w:rPr>
+      </w:pPr>
+      <w:r>
+        <w:rPr>
+          <w:rFonts w:ascii="Arial Narrow" w:eastAsia="Arial Narrow" w:hAnsi="Arial Narrow" w:cs="Arial Narrow"/>
+          <w:b/>
+          <w:color w:val="000000"/>
+          <w:kern w:val="0"/>
+          <w:lang w:eastAsia="es-PE"/>
+          <ns2:ligatures ns2:val="none"/>
         </w:rPr>
         <w:t xml:space="preserve">RESOLUCIÓN </w:t>
       </w:r>
@@ -414,7 +414,7 @@
           <w:color w:val="000000"/>
           <w:kern w:val="0"/>
           <w:lang w:eastAsia="es-PE"/>
-          <w14:ligatures w14:val="none"/>
+          <ns2:ligatures ns2:val="none"/>
         </w:rPr>
         <w:tab/>
         <w:t>:</w:t>
@@ -426,7 +426,7 @@
           <w:color w:val="000000"/>
           <w:kern w:val="0"/>
           <w:lang w:eastAsia="es-PE"/>
-          <w14:ligatures w14:val="none"/>
+          <ns2:ligatures ns2:val="none"/>
         </w:rPr>
         <w:tab/>
       </w:r>
@@ -437,12 +437,12 @@
           <w:color w:val="000000"/>
           <w:kern w:val="0"/>
           <w:lang w:eastAsia="es-PE"/>
-          <w14:ligatures w14:val="none"/>
+          <ns2:ligatures ns2:val="none"/>
         </w:rPr>
         <w:t>1</w:t>
       </w:r>
     </w:p>
-    <w:p>
+    <w:p ns2:paraId="5BA3A18D" ns2:textId="77777777">
       <w:pPr>
         <w:tabs>
           <w:tab w:val="left" w:pos="1014"/>
@@ -456,11 +456,11 @@
           <w:kern w:val="0"/>
           <w:shd w:val="clear" w:color="auto" w:fill="FFFFFF"/>
           <w:lang w:eastAsia="es-PE"/>
-          <w14:ligatures w14:val="none"/>
-        </w:rPr>
-      </w:pPr>
-    </w:p>
-    <w:p>
+          <ns2:ligatures ns2:val="none"/>
+        </w:rPr>
+      </w:pPr>
+    </w:p>
+    <w:p ns2:paraId="2F799822" ns2:textId="1643E9CB">
       <w:pPr>
         <w:tabs>
           <w:tab w:val="left" w:pos="1014"/>
@@ -474,7 +474,7 @@
           <w:kern w:val="0"/>
           <w:shd w:val="clear" w:color="auto" w:fill="FFFFFF"/>
           <w:lang w:eastAsia="es-PE"/>
-          <w14:ligatures w14:val="none"/>
+          <ns2:ligatures ns2:val="none"/>
         </w:rPr>
       </w:pPr>
       <w:r>
@@ -484,7 +484,7 @@
           <w:kern w:val="0"/>
           <w:shd w:val="clear" w:color="auto" w:fill="FFFFFF"/>
           <w:lang w:eastAsia="es-PE"/>
-          <w14:ligatures w14:val="none"/>
+          <ns2:ligatures ns2:val="none"/>
         </w:rPr>
         <w:t xml:space="preserve">Lima, </w:t>
       </w:r>
@@ -495,7 +495,7 @@
           <w:kern w:val="0"/>
           <w:shd w:val="clear" w:color="auto" w:fill="FFFFFF"/>
           <w:lang w:eastAsia="es-PE"/>
-          <w14:ligatures w14:val="none"/>
+          <ns2:ligatures ns2:val="none"/>
         </w:rPr>
         <w:t>22</w:t>
       </w:r>
@@ -506,7 +506,7 @@
           <w:kern w:val="0"/>
           <w:shd w:val="clear" w:color="auto" w:fill="FFFFFF"/>
           <w:lang w:eastAsia="es-PE"/>
-          <w14:ligatures w14:val="none"/>
+          <ns2:ligatures ns2:val="none"/>
         </w:rPr>
         <w:t xml:space="preserve"> </w:t>
       </w:r>
@@ -517,7 +517,7 @@
           <w:kern w:val="0"/>
           <w:shd w:val="clear" w:color="auto" w:fill="FFFFFF"/>
           <w:lang w:eastAsia="es-PE"/>
-          <w14:ligatures w14:val="none"/>
+          <ns2:ligatures ns2:val="none"/>
         </w:rPr>
         <w:t xml:space="preserve">de </w:t>
       </w:r>
@@ -528,7 +528,7 @@
           <w:kern w:val="0"/>
           <w:shd w:val="clear" w:color="auto" w:fill="FFFFFF"/>
           <w:lang w:eastAsia="es-PE"/>
-          <w14:ligatures w14:val="none"/>
+          <ns2:ligatures ns2:val="none"/>
         </w:rPr>
         <w:t>mayo</w:t>
       </w:r>
@@ -539,12 +539,12 @@
           <w:kern w:val="0"/>
           <w:shd w:val="clear" w:color="auto" w:fill="FFFFFF"/>
           <w:lang w:eastAsia="es-PE"/>
-          <w14:ligatures w14:val="none"/>
+          <ns2:ligatures ns2:val="none"/>
         </w:rPr>
         <w:t xml:space="preserve"> de 2026</w:t>
       </w:r>
     </w:p>
-    <w:p>
+    <w:p ns2:paraId="66CE1821" ns2:textId="77777777">
       <w:pPr>
         <w:tabs>
           <w:tab w:val="left" w:pos="1014"/>
@@ -557,11 +557,11 @@
           <w:color w:val="000000"/>
           <w:kern w:val="0"/>
           <w:lang w:eastAsia="es-PE"/>
-          <w14:ligatures w14:val="none"/>
-        </w:rPr>
-      </w:pPr>
-    </w:p>
-    <w:p>
+          <ns2:ligatures ns2:val="none"/>
+        </w:rPr>
+      </w:pPr>
+    </w:p>
+    <w:p ns2:paraId="0B80AAA5" ns2:textId="77777777">
       <w:pPr>
         <w:numPr>
           <w:ilvl w:val="0"/>
@@ -576,22 +576,22 @@
           <w:color w:val="000000"/>
           <w:kern w:val="0"/>
           <w:lang w:eastAsia="es-PE"/>
-          <w14:ligatures w14:val="none"/>
-        </w:rPr>
-      </w:pPr>
-      <w:r>
-        <w:rPr>
-          <w:rFonts w:ascii="Arial Narrow" w:eastAsia="Arial Narrow" w:hAnsi="Arial Narrow" w:cs="Arial Narrow"/>
-          <w:b/>
-          <w:color w:val="000000"/>
-          <w:kern w:val="0"/>
-          <w:lang w:eastAsia="es-PE"/>
-          <w14:ligatures w14:val="none"/>
+          <ns2:ligatures ns2:val="none"/>
+        </w:rPr>
+      </w:pPr>
+      <w:r>
+        <w:rPr>
+          <w:rFonts w:ascii="Arial Narrow" w:eastAsia="Arial Narrow" w:hAnsi="Arial Narrow" w:cs="Arial Narrow"/>
+          <w:b/>
+          <w:color w:val="000000"/>
+          <w:kern w:val="0"/>
+          <w:lang w:eastAsia="es-PE"/>
+          <ns2:ligatures ns2:val="none"/>
         </w:rPr>
         <w:t xml:space="preserve">HECHOS </w:t>
       </w:r>
     </w:p>
-    <w:p>
+    <w:p ns2:paraId="621F2AB2" ns2:textId="77777777">
       <w:pPr>
         <w:spacing w:after="0" w:line="240" w:lineRule="auto"/>
         <w:contextualSpacing/>
@@ -601,11 +601,11 @@
           <w:color w:val="000000"/>
           <w:kern w:val="0"/>
           <w:lang w:eastAsia="es-PE"/>
-          <w14:ligatures w14:val="none"/>
-        </w:rPr>
-      </w:pPr>
-    </w:p>
-    <w:p>
+          <ns2:ligatures ns2:val="none"/>
+        </w:rPr>
+      </w:pPr>
+    </w:p>
+    <w:p ns2:paraId="60B5D5B0" ns2:textId="26489AD8">
       <w:pPr>
         <w:numPr>
           <w:ilvl w:val="1"/>
@@ -620,7 +620,7 @@
           <w:color w:val="000000"/>
           <w:kern w:val="0"/>
           <w:lang w:val="es-ES" w:eastAsia="es-ES"/>
-          <w14:ligatures w14:val="none"/>
+          <ns2:ligatures ns2:val="none"/>
         </w:rPr>
       </w:pPr>
       <w:r>
@@ -629,7 +629,7 @@
           <w:color w:val="000000"/>
           <w:kern w:val="0"/>
           <w:lang w:val="es-ES" w:eastAsia="es-ES"/>
-          <w14:ligatures w14:val="none"/>
+          <ns2:ligatures ns2:val="none"/>
         </w:rPr>
         <w:t xml:space="preserve">Mediante el escrito del 12 de marzo de 2026, la señora [APELLIDO] denunció a Pacífico por presuntas infracciones a la Ley 29571, Código de Protección y Defensa del Consumidor (en adelante, Código), señalando lo siguiente:</w:t>
       </w:r>
@@ -639,7 +639,7 @@
           <w:color w:val="000000"/>
           <w:kern w:val="0"/>
           <w:lang w:val="es-ES" w:eastAsia="es-ES"/>
-          <w14:ligatures w14:val="none"/>
+          <ns2:ligatures ns2:val="none"/>
         </w:rPr>
         <w:t xml:space="preserve"/>
       </w:r>
@@ -649,7 +649,7 @@
           <w:color w:val="000000"/>
           <w:kern w:val="0"/>
           <w:lang w:val="es-ES" w:eastAsia="es-ES"/>
-          <w14:ligatures w14:val="none"/>
+          <ns2:ligatures ns2:val="none"/>
         </w:rPr>
         <w:t/>
       </w:r>
@@ -661,7 +661,7 @@
           <w:kern w:val="0"/>
           <w:vertAlign w:val="superscript"/>
           <w:lang w:val="es-ES" w:eastAsia="es-ES"/>
-          <w14:ligatures w14:val="none"/>
+          <ns2:ligatures ns2:val="none"/>
         </w:rPr>
         <w:footnoteReference w:id="1"/>
       </w:r>
@@ -669,7 +669,7 @@
         <w:rPr>
           <w:rFonts w:ascii="Arial Narrow" w:eastAsia="Calibri" w:hAnsi="Arial Narrow" w:cs="Arial"/>
           <w:kern w:val="0"/>
-          <w14:ligatures w14:val="none"/>
+          <ns2:ligatures ns2:val="none"/>
         </w:rPr>
         <w:t xml:space="preserve"/>
       </w:r>
@@ -677,7 +677,7 @@
         <w:rPr>
           <w:rFonts w:ascii="Arial Narrow" w:eastAsia="Calibri" w:hAnsi="Arial Narrow" w:cs="Arial"/>
           <w:kern w:val="0"/>
-          <w14:ligatures w14:val="none"/>
+          <ns2:ligatures ns2:val="none"/>
         </w:rPr>
         <w:t xml:space="preserve"/>
       </w:r>
@@ -685,7 +685,7 @@
         <w:rPr>
           <w:rFonts w:ascii="Arial Narrow" w:eastAsia="Calibri" w:hAnsi="Arial Narrow" w:cs="Arial"/>
           <w:kern w:val="0"/>
-          <w14:ligatures w14:val="none"/>
+          <ns2:ligatures ns2:val="none"/>
         </w:rPr>
         <w:t/>
       </w:r>
@@ -695,7 +695,7 @@
           <w:color w:val="000000"/>
           <w:kern w:val="0"/>
           <w:lang w:val="es-ES" w:eastAsia="es-ES"/>
-          <w14:ligatures w14:val="none"/>
+          <ns2:ligatures ns2:val="none"/>
         </w:rPr>
         <w:t xml:space="preserve"/>
       </w:r>
@@ -705,7 +705,7 @@
           <w:color w:val="000000"/>
           <w:kern w:val="0"/>
           <w:lang w:val="es-ES" w:eastAsia="es-ES"/>
-          <w14:ligatures w14:val="none"/>
+          <ns2:ligatures ns2:val="none"/>
         </w:rPr>
         <w:t/>
       </w:r>
@@ -717,7 +717,7 @@
           <w:kern w:val="0"/>
           <w:vertAlign w:val="superscript"/>
           <w:lang w:val="es-ES" w:eastAsia="es-ES"/>
-          <w14:ligatures w14:val="none"/>
+          <ns2:ligatures ns2:val="none"/>
         </w:rPr>
         <w:footnoteReference w:id="2"/>
       </w:r>
@@ -727,7 +727,7 @@
           <w:color w:val="000000"/>
           <w:kern w:val="0"/>
           <w:lang w:val="es-ES" w:eastAsia="es-ES"/>
-          <w14:ligatures w14:val="none"/>
+          <ns2:ligatures ns2:val="none"/>
         </w:rPr>
         <w:t xml:space="preserve"/>
       </w:r>
@@ -738,12 +738,12 @@
           <w:color w:val="000000"/>
           <w:kern w:val="0"/>
           <w:lang w:val="es-ES" w:eastAsia="es-ES"/>
-          <w14:ligatures w14:val="none"/>
+          <ns2:ligatures ns2:val="none"/>
         </w:rPr>
         <w:t/>
       </w:r>
     </w:p>
-    <w:p>
+    <w:p ns2:paraId="08DC2ACF" ns2:textId="77777777">
       <w:pPr>
         <w:spacing w:after="0" w:line="240" w:lineRule="auto"/>
         <w:contextualSpacing/>
@@ -753,11 +753,11 @@
           <w:color w:val="000000"/>
           <w:kern w:val="0"/>
           <w:lang w:eastAsia="es-ES"/>
-          <w14:ligatures w14:val="none"/>
-        </w:rPr>
-      </w:pPr>
-    </w:p>
-    <w:p>
+          <ns2:ligatures ns2:val="none"/>
+        </w:rPr>
+      </w:pPr>
+    </w:p>
+    <w:p ns2:paraId="21144A69" ns2:textId="6655B669">
       <w:pPr>
         <w:pStyle w:val="Prrafodelista"/>
         <w:numPr>
@@ -775,7 +775,7 @@
           <w:color w:val="000000"/>
           <w:kern w:val="0"/>
           <w:lang w:eastAsia="es-ES"/>
-          <w14:ligatures w14:val="none"/>
+          <ns2:ligatures ns2:val="none"/>
         </w:rPr>
       </w:pPr>
       <w:r>
@@ -784,7 +784,7 @@
           <w:color w:val="000000"/>
           <w:kern w:val="0"/>
           <w:lang w:eastAsia="es-ES"/>
-          <w14:ligatures w14:val="none"/>
+          <ns2:ligatures ns2:val="none"/>
         </w:rPr>
         <w:t>Adquirió el Seguro de Protección de Tarjeta – Certificado 302087655 (en adelante, Seguro de Protección de Tarjeta</w:t>
       </w:r>
@@ -794,7 +794,7 @@
           <w:color w:val="000000"/>
           <w:kern w:val="0"/>
           <w:lang w:eastAsia="es-ES"/>
-          <w14:ligatures w14:val="none"/>
+          <ns2:ligatures ns2:val="none"/>
         </w:rPr>
         <w:t>s</w:t>
       </w:r>
@@ -804,12 +804,12 @@
           <w:color w:val="000000"/>
           <w:kern w:val="0"/>
           <w:lang w:eastAsia="es-ES"/>
-          <w14:ligatures w14:val="none"/>
+          <ns2:ligatures ns2:val="none"/>
         </w:rPr>
         <w:t>) emitido por Pacífico.</w:t>
       </w:r>
     </w:p>
-    <w:p>
+    <w:p ns2:paraId="4D967BB2" ns2:textId="77777777">
       <w:pPr>
         <w:pStyle w:val="Prrafodelista"/>
         <w:spacing w:after="0" w:line="240" w:lineRule="auto"/>
@@ -820,11 +820,11 @@
           <w:color w:val="000000"/>
           <w:kern w:val="0"/>
           <w:lang w:eastAsia="es-ES"/>
-          <w14:ligatures w14:val="none"/>
-        </w:rPr>
-      </w:pPr>
-    </w:p>
-    <w:p>
+          <ns2:ligatures ns2:val="none"/>
+        </w:rPr>
+      </w:pPr>
+    </w:p>
+    <w:p ns2:paraId="755029DC" ns2:textId="3C7E1FCB">
       <w:pPr>
         <w:pStyle w:val="Prrafodelista"/>
         <w:numPr>
@@ -842,7 +842,7 @@
           <w:color w:val="000000"/>
           <w:kern w:val="0"/>
           <w:lang w:eastAsia="es-ES"/>
-          <w14:ligatures w14:val="none"/>
+          <ns2:ligatures ns2:val="none"/>
         </w:rPr>
       </w:pPr>
       <w:r>
@@ -851,7 +851,7 @@
           <w:color w:val="000000"/>
           <w:kern w:val="0"/>
           <w:lang w:eastAsia="es-ES"/>
-          <w14:ligatures w14:val="none"/>
+          <ns2:ligatures ns2:val="none"/>
         </w:rPr>
         <w:t xml:space="preserve">El 7 de enero de 2026, retiró de su cuenta de ahorros del </w:t>
       </w:r>
@@ -861,7 +861,7 @@
           <w:color w:val="000000"/>
           <w:kern w:val="0"/>
           <w:lang w:eastAsia="es-ES"/>
-          <w14:ligatures w14:val="none"/>
+          <ns2:ligatures ns2:val="none"/>
         </w:rPr>
         <w:t xml:space="preserve">Banco de Crédito del Perú S.A. </w:t>
       </w:r>
@@ -871,7 +871,7 @@
           <w:color w:val="000000"/>
           <w:kern w:val="0"/>
           <w:lang w:eastAsia="es-ES"/>
-          <w14:ligatures w14:val="none"/>
+          <ns2:ligatures ns2:val="none"/>
         </w:rPr>
         <w:t>(</w:t>
       </w:r>
@@ -881,7 +881,7 @@
           <w:color w:val="000000"/>
           <w:kern w:val="0"/>
           <w:lang w:eastAsia="es-ES"/>
-          <w14:ligatures w14:val="none"/>
+          <ns2:ligatures ns2:val="none"/>
         </w:rPr>
         <w:t>en adelante, Banco</w:t>
       </w:r>
@@ -891,7 +891,7 @@
           <w:color w:val="000000"/>
           <w:kern w:val="0"/>
           <w:lang w:eastAsia="es-ES"/>
-          <w14:ligatures w14:val="none"/>
+          <ns2:ligatures ns2:val="none"/>
         </w:rPr>
         <w:t xml:space="preserve">) la suma de S/ 5 100,00 y posteriormente se desplazó a bordo de su vehículo por </w:t>
       </w:r>
@@ -901,7 +901,7 @@
           <w:color w:val="000000"/>
           <w:kern w:val="0"/>
           <w:lang w:eastAsia="es-ES"/>
-          <w14:ligatures w14:val="none"/>
+          <ns2:ligatures ns2:val="none"/>
         </w:rPr>
         <w:t>una</w:t>
       </w:r>
@@ -911,7 +911,7 @@
           <w:color w:val="000000"/>
           <w:kern w:val="0"/>
           <w:lang w:eastAsia="es-ES"/>
-          <w14:ligatures w14:val="none"/>
+          <ns2:ligatures ns2:val="none"/>
         </w:rPr>
         <w:t xml:space="preserve"> carretera con la finalidad de efectuar pagos. En dichas circunstancias, fue interceptada por dos sujetos que se movilizaban en una motocicleta, quienes mediante amenaza con arma de fuego le exigieron detener su vehículo y le sustrajeron una cartera que contenía documentos personales, dos tarjetas </w:t>
       </w:r>
@@ -921,7 +921,7 @@
           <w:color w:val="000000"/>
           <w:kern w:val="0"/>
           <w:lang w:eastAsia="es-ES"/>
-          <w14:ligatures w14:val="none"/>
+          <ns2:ligatures ns2:val="none"/>
         </w:rPr>
         <w:t>de débito</w:t>
       </w:r>
@@ -931,12 +931,12 @@
           <w:color w:val="000000"/>
           <w:kern w:val="0"/>
           <w:lang w:eastAsia="es-ES"/>
-          <w14:ligatures w14:val="none"/>
+          <ns2:ligatures ns2:val="none"/>
         </w:rPr>
         <w:t xml:space="preserve">, un equipo celular y la suma de S/ 5 100,00 en efectivo. </w:t>
       </w:r>
     </w:p>
-    <w:p>
+    <w:p ns2:paraId="1F62C779" ns2:textId="77777777">
       <w:pPr>
         <w:pStyle w:val="Prrafodelista"/>
         <w:spacing w:after="0" w:line="240" w:lineRule="auto"/>
@@ -947,11 +947,11 @@
           <w:color w:val="000000"/>
           <w:kern w:val="0"/>
           <w:lang w:eastAsia="es-ES"/>
-          <w14:ligatures w14:val="none"/>
-        </w:rPr>
-      </w:pPr>
-    </w:p>
-    <w:p>
+          <ns2:ligatures ns2:val="none"/>
+        </w:rPr>
+      </w:pPr>
+    </w:p>
+    <w:p ns2:paraId="2B8B2BD3" ns2:textId="37255CF1">
       <w:pPr>
         <w:pStyle w:val="Prrafodelista"/>
         <w:numPr>
@@ -969,7 +969,7 @@
           <w:color w:val="000000"/>
           <w:kern w:val="0"/>
           <w:lang w:eastAsia="es-ES"/>
-          <w14:ligatures w14:val="none"/>
+          <ns2:ligatures ns2:val="none"/>
         </w:rPr>
       </w:pPr>
       <w:r>
@@ -978,7 +978,7 @@
           <w:color w:val="000000"/>
           <w:kern w:val="0"/>
           <w:lang w:eastAsia="es-ES"/>
-          <w14:ligatures w14:val="none"/>
+          <ns2:ligatures ns2:val="none"/>
         </w:rPr>
         <w:t>Ante lo sucedido</w:t>
       </w:r>
@@ -988,7 +988,7 @@
           <w:color w:val="000000"/>
           <w:kern w:val="0"/>
           <w:lang w:eastAsia="es-ES"/>
-          <w14:ligatures w14:val="none"/>
+          <ns2:ligatures ns2:val="none"/>
         </w:rPr>
         <w:t xml:space="preserve">, procedió a bloquear sus tarjetas vinculadas a sus cuentas del </w:t>
       </w:r>
@@ -998,7 +998,7 @@
           <w:color w:val="000000"/>
           <w:kern w:val="0"/>
           <w:lang w:eastAsia="es-ES"/>
-          <w14:ligatures w14:val="none"/>
+          <ns2:ligatures ns2:val="none"/>
         </w:rPr>
         <w:t>Banco</w:t>
       </w:r>
@@ -1008,12 +1008,12 @@
           <w:color w:val="000000"/>
           <w:kern w:val="0"/>
           <w:lang w:eastAsia="es-ES"/>
-          <w14:ligatures w14:val="none"/>
+          <ns2:ligatures ns2:val="none"/>
         </w:rPr>
         <w:t>; sin embargo, tomó conocimiento de que los fondos existentes en su cuenta ya habían sido retirados por terceros.</w:t>
       </w:r>
     </w:p>
-    <w:p>
+    <w:p ns2:paraId="46083497" ns2:textId="77777777">
       <w:pPr>
         <w:spacing w:after="0" w:line="240" w:lineRule="auto"/>
         <w:contextualSpacing/>
@@ -1023,11 +1023,11 @@
           <w:color w:val="000000"/>
           <w:kern w:val="0"/>
           <w:lang w:eastAsia="es-ES"/>
-          <w14:ligatures w14:val="none"/>
-        </w:rPr>
-      </w:pPr>
-    </w:p>
-    <w:p>
+          <ns2:ligatures ns2:val="none"/>
+        </w:rPr>
+      </w:pPr>
+    </w:p>
+    <w:p ns2:paraId="43D65268" ns2:textId="0143C12D">
       <w:pPr>
         <w:pStyle w:val="Prrafodelista"/>
         <w:numPr>
@@ -1045,7 +1045,7 @@
           <w:color w:val="000000"/>
           <w:kern w:val="0"/>
           <w:lang w:eastAsia="es-ES"/>
-          <w14:ligatures w14:val="none"/>
+          <ns2:ligatures ns2:val="none"/>
         </w:rPr>
       </w:pPr>
       <w:r>
@@ -1054,7 +1054,7 @@
           <w:color w:val="000000"/>
           <w:kern w:val="0"/>
           <w:lang w:eastAsia="es-ES"/>
-          <w14:ligatures w14:val="none"/>
+          <ns2:ligatures ns2:val="none"/>
         </w:rPr>
         <w:t>El 9 de enero de 2026, presentó ante el Banco la solicitud de activación de cobertura correspondiente al Seguro de Protección de Tarjeta</w:t>
       </w:r>
@@ -1064,7 +1064,7 @@
           <w:color w:val="000000"/>
           <w:kern w:val="0"/>
           <w:lang w:eastAsia="es-ES"/>
-          <w14:ligatures w14:val="none"/>
+          <ns2:ligatures ns2:val="none"/>
         </w:rPr>
         <w:t>s</w:t>
       </w:r>
@@ -1074,12 +1074,12 @@
           <w:color w:val="000000"/>
           <w:kern w:val="0"/>
           <w:lang w:eastAsia="es-ES"/>
-          <w14:ligatures w14:val="none"/>
+          <ns2:ligatures ns2:val="none"/>
         </w:rPr>
         <w:t>, solicitando el pago de la cobertura por la suma de S/ 20 808,55, en atención al siniestro denunciado.</w:t>
       </w:r>
     </w:p>
-    <w:p>
+    <w:p ns2:paraId="1024398C" ns2:textId="77777777">
       <w:pPr>
         <w:pStyle w:val="Prrafodelista"/>
         <w:spacing w:after="0" w:line="240" w:lineRule="auto"/>
@@ -1090,11 +1090,11 @@
           <w:color w:val="000000"/>
           <w:kern w:val="0"/>
           <w:lang w:eastAsia="es-ES"/>
-          <w14:ligatures w14:val="none"/>
-        </w:rPr>
-      </w:pPr>
-    </w:p>
-    <w:p>
+          <ns2:ligatures ns2:val="none"/>
+        </w:rPr>
+      </w:pPr>
+    </w:p>
+    <w:p ns2:paraId="6B2AC3D2" ns2:textId="0DE793EF">
       <w:pPr>
         <w:pStyle w:val="Prrafodelista"/>
         <w:numPr>
@@ -1112,7 +1112,7 @@
           <w:color w:val="000000"/>
           <w:kern w:val="0"/>
           <w:lang w:eastAsia="es-ES"/>
-          <w14:ligatures w14:val="none"/>
+          <ns2:ligatures ns2:val="none"/>
         </w:rPr>
       </w:pPr>
       <w:r>
@@ -1121,7 +1121,7 @@
           <w:color w:val="000000"/>
           <w:kern w:val="0"/>
           <w:lang w:eastAsia="es-ES"/>
-          <w14:ligatures w14:val="none"/>
+          <ns2:ligatures ns2:val="none"/>
         </w:rPr>
         <w:t xml:space="preserve">El 17 de enero de 2026, mediante Oficio GSIN-12988798/2026, </w:t>
       </w:r>
@@ -1131,7 +1131,7 @@
           <w:color w:val="000000"/>
           <w:kern w:val="0"/>
           <w:lang w:val="es-ES" w:eastAsia="es-ES"/>
-          <w14:ligatures w14:val="none"/>
+          <ns2:ligatures ns2:val="none"/>
         </w:rPr>
         <w:t xml:space="preserve">Pacífico </w:t>
       </w:r>
@@ -1141,7 +1141,7 @@
           <w:color w:val="000000"/>
           <w:kern w:val="0"/>
           <w:lang w:eastAsia="es-ES"/>
-          <w14:ligatures w14:val="none"/>
+          <ns2:ligatures ns2:val="none"/>
         </w:rPr>
         <w:t>le comunicó que debía someterse a una prueba de polígrafo a efectos de continuar con la evaluación del siniestro reportado.</w:t>
       </w:r>
@@ -1151,12 +1151,12 @@
           <w:color w:val="000000"/>
           <w:kern w:val="0"/>
           <w:lang w:eastAsia="es-ES"/>
-          <w14:ligatures w14:val="none"/>
+          <ns2:ligatures ns2:val="none"/>
         </w:rPr>
         <w:t xml:space="preserve"> </w:t>
       </w:r>
     </w:p>
-    <w:p>
+    <w:p ns2:paraId="45D57B36" ns2:textId="77777777">
       <w:pPr>
         <w:spacing w:after="0" w:line="240" w:lineRule="auto"/>
         <w:contextualSpacing/>
@@ -1166,11 +1166,11 @@
           <w:color w:val="000000"/>
           <w:kern w:val="0"/>
           <w:lang w:eastAsia="es-ES"/>
-          <w14:ligatures w14:val="none"/>
-        </w:rPr>
-      </w:pPr>
-    </w:p>
-    <w:p>
+          <ns2:ligatures ns2:val="none"/>
+        </w:rPr>
+      </w:pPr>
+    </w:p>
+    <w:p ns2:paraId="29E4AE2B" ns2:textId="4869064C">
       <w:pPr>
         <w:pStyle w:val="Prrafodelista"/>
         <w:numPr>
@@ -1188,7 +1188,7 @@
           <w:color w:val="000000"/>
           <w:kern w:val="0"/>
           <w:lang w:eastAsia="es-ES"/>
-          <w14:ligatures w14:val="none"/>
+          <ns2:ligatures ns2:val="none"/>
         </w:rPr>
       </w:pPr>
       <w:r>
@@ -1197,7 +1197,7 @@
           <w:color w:val="000000"/>
           <w:kern w:val="0"/>
           <w:lang w:eastAsia="es-ES"/>
-          <w14:ligatures w14:val="none"/>
+          <ns2:ligatures ns2:val="none"/>
         </w:rPr>
         <w:t xml:space="preserve">El 24 de enero de 2026, remitió un correo electrónico a </w:t>
       </w:r>
@@ -1207,7 +1207,7 @@
           <w:color w:val="000000"/>
           <w:kern w:val="0"/>
           <w:lang w:val="es-ES" w:eastAsia="es-ES"/>
-          <w14:ligatures w14:val="none"/>
+          <ns2:ligatures ns2:val="none"/>
         </w:rPr>
         <w:t xml:space="preserve">Pacífico </w:t>
       </w:r>
@@ -1217,7 +1217,7 @@
           <w:color w:val="000000"/>
           <w:kern w:val="0"/>
           <w:lang w:eastAsia="es-ES"/>
-          <w14:ligatures w14:val="none"/>
+          <ns2:ligatures ns2:val="none"/>
         </w:rPr>
         <w:t>mediante el cual comunicó que se encontraba imposibilitada de someterse a la prueba de polígrafo debido a su estado de gestación, adjuntando su historia clínica y documentación médica correspondiente, en la que se consignó que dicha evaluación podría generarle afectación emocional y psicológica.</w:t>
       </w:r>
@@ -1227,12 +1227,12 @@
           <w:color w:val="000000"/>
           <w:kern w:val="0"/>
           <w:lang w:eastAsia="es-ES"/>
-          <w14:ligatures w14:val="none"/>
+          <ns2:ligatures ns2:val="none"/>
         </w:rPr>
         <w:t xml:space="preserve"> </w:t>
       </w:r>
     </w:p>
-    <w:p>
+    <w:p ns2:paraId="44FA8282" ns2:textId="77777777">
       <w:pPr>
         <w:pStyle w:val="Prrafodelista"/>
         <w:spacing w:after="0" w:line="240" w:lineRule="auto"/>
@@ -1243,11 +1243,11 @@
           <w:color w:val="000000"/>
           <w:kern w:val="0"/>
           <w:lang w:eastAsia="es-ES"/>
-          <w14:ligatures w14:val="none"/>
-        </w:rPr>
-      </w:pPr>
-    </w:p>
-    <w:p>
+          <ns2:ligatures ns2:val="none"/>
+        </w:rPr>
+      </w:pPr>
+    </w:p>
+    <w:p ns2:paraId="4EA455BE" ns2:textId="1F568576">
       <w:pPr>
         <w:pStyle w:val="Prrafodelista"/>
         <w:numPr>
@@ -1265,7 +1265,7 @@
           <w:color w:val="000000"/>
           <w:kern w:val="0"/>
           <w:lang w:eastAsia="es-ES"/>
-          <w14:ligatures w14:val="none"/>
+          <ns2:ligatures ns2:val="none"/>
         </w:rPr>
       </w:pPr>
       <w:r>
@@ -1274,7 +1274,7 @@
           <w:color w:val="000000"/>
           <w:kern w:val="0"/>
           <w:lang w:eastAsia="es-ES"/>
-          <w14:ligatures w14:val="none"/>
+          <ns2:ligatures ns2:val="none"/>
         </w:rPr>
         <w:t xml:space="preserve">El 13 de febrero de 2026, mediante Carta GSIN-12393380/2026, </w:t>
       </w:r>
@@ -1284,7 +1284,7 @@
           <w:color w:val="000000"/>
           <w:kern w:val="0"/>
           <w:lang w:val="es-ES" w:eastAsia="es-ES"/>
-          <w14:ligatures w14:val="none"/>
+          <ns2:ligatures ns2:val="none"/>
         </w:rPr>
         <w:t xml:space="preserve">Pacífico </w:t>
       </w:r>
@@ -1294,7 +1294,7 @@
           <w:color w:val="000000"/>
           <w:kern w:val="0"/>
           <w:lang w:eastAsia="es-ES"/>
-          <w14:ligatures w14:val="none"/>
+          <ns2:ligatures ns2:val="none"/>
         </w:rPr>
         <w:t>le comunicó que el trámite de evaluación y activación de cobertura permanecería suspendido hasta que se sometiera a la prueba de polígrafo.</w:t>
       </w:r>
@@ -1304,7 +1304,7 @@
           <w:color w:val="000000"/>
           <w:kern w:val="0"/>
           <w:lang w:eastAsia="es-ES"/>
-          <w14:ligatures w14:val="none"/>
+          <ns2:ligatures ns2:val="none"/>
         </w:rPr>
         <w:t xml:space="preserve"> </w:t>
       </w:r>
@@ -1314,7 +1314,7 @@
           <w:color w:val="000000"/>
           <w:kern w:val="0"/>
           <w:lang w:eastAsia="es-ES"/>
-          <w14:ligatures w14:val="none"/>
+          <ns2:ligatures ns2:val="none"/>
         </w:rPr>
         <w:t xml:space="preserve">El </w:t>
       </w:r>
@@ -1324,7 +1324,7 @@
           <w:color w:val="000000"/>
           <w:kern w:val="0"/>
           <w:lang w:eastAsia="es-ES"/>
-          <w14:ligatures w14:val="none"/>
+          <ns2:ligatures ns2:val="none"/>
         </w:rPr>
         <w:t>mismo día</w:t>
       </w:r>
@@ -1334,7 +1334,7 @@
           <w:color w:val="000000"/>
           <w:kern w:val="0"/>
           <w:lang w:eastAsia="es-ES"/>
-          <w14:ligatures w14:val="none"/>
+          <ns2:ligatures ns2:val="none"/>
         </w:rPr>
         <w:t xml:space="preserve">, </w:t>
       </w:r>
@@ -1344,7 +1344,7 @@
           <w:color w:val="000000"/>
           <w:kern w:val="0"/>
           <w:lang w:eastAsia="es-ES"/>
-          <w14:ligatures w14:val="none"/>
+          <ns2:ligatures ns2:val="none"/>
         </w:rPr>
         <w:t>interpuso</w:t>
       </w:r>
@@ -1354,7 +1354,7 @@
           <w:color w:val="000000"/>
           <w:kern w:val="0"/>
           <w:lang w:eastAsia="es-ES"/>
-          <w14:ligatures w14:val="none"/>
+          <ns2:ligatures ns2:val="none"/>
         </w:rPr>
         <w:t xml:space="preserve"> un reclamo a través del Libro de Reclamaciones Virtual de </w:t>
       </w:r>
@@ -1364,7 +1364,7 @@
           <w:color w:val="000000"/>
           <w:kern w:val="0"/>
           <w:lang w:eastAsia="es-ES"/>
-          <w14:ligatures w14:val="none"/>
+          <ns2:ligatures ns2:val="none"/>
         </w:rPr>
         <w:t>la compañía aseguradora</w:t>
       </w:r>
@@ -1374,7 +1374,7 @@
           <w:color w:val="000000"/>
           <w:kern w:val="0"/>
           <w:lang w:eastAsia="es-ES"/>
-          <w14:ligatures w14:val="none"/>
+          <ns2:ligatures ns2:val="none"/>
         </w:rPr>
         <w:t xml:space="preserve">, registrado con 000/0920/2026, solicitando atención respecto </w:t>
       </w:r>
@@ -1384,7 +1384,7 @@
           <w:color w:val="000000"/>
           <w:kern w:val="0"/>
           <w:lang w:eastAsia="es-ES"/>
-          <w14:ligatures w14:val="none"/>
+          <ns2:ligatures ns2:val="none"/>
         </w:rPr>
         <w:t>del otorgamiento</w:t>
       </w:r>
@@ -1394,7 +1394,7 @@
           <w:color w:val="000000"/>
           <w:kern w:val="0"/>
           <w:lang w:eastAsia="es-ES"/>
-          <w14:ligatures w14:val="none"/>
+          <ns2:ligatures ns2:val="none"/>
         </w:rPr>
         <w:t xml:space="preserve"> de la cobertura del Seguro de Protección de Tarjeta</w:t>
       </w:r>
@@ -1404,7 +1404,7 @@
           <w:color w:val="000000"/>
           <w:kern w:val="0"/>
           <w:lang w:eastAsia="es-ES"/>
-          <w14:ligatures w14:val="none"/>
+          <ns2:ligatures ns2:val="none"/>
         </w:rPr>
         <w:t>s</w:t>
       </w:r>
@@ -1414,12 +1414,12 @@
           <w:color w:val="000000"/>
           <w:kern w:val="0"/>
           <w:lang w:eastAsia="es-ES"/>
-          <w14:ligatures w14:val="none"/>
+          <ns2:ligatures ns2:val="none"/>
         </w:rPr>
         <w:t>.</w:t>
       </w:r>
     </w:p>
-    <w:p>
+    <w:p ns2:paraId="117A4134" ns2:textId="77777777">
       <w:pPr>
         <w:pStyle w:val="Prrafodelista"/>
         <w:spacing w:after="0" w:line="240" w:lineRule="auto"/>
@@ -1430,11 +1430,11 @@
           <w:color w:val="000000"/>
           <w:kern w:val="0"/>
           <w:lang w:eastAsia="es-ES"/>
-          <w14:ligatures w14:val="none"/>
-        </w:rPr>
-      </w:pPr>
-    </w:p>
-    <w:p>
+          <ns2:ligatures ns2:val="none"/>
+        </w:rPr>
+      </w:pPr>
+    </w:p>
+    <w:p ns2:paraId="0C4BAB03" ns2:textId="54BF1431">
       <w:pPr>
         <w:pStyle w:val="Prrafodelista"/>
         <w:numPr>
@@ -1452,7 +1452,7 @@
           <w:color w:val="000000"/>
           <w:kern w:val="0"/>
           <w:lang w:eastAsia="es-ES"/>
-          <w14:ligatures w14:val="none"/>
+          <ns2:ligatures ns2:val="none"/>
         </w:rPr>
       </w:pPr>
       <w:r>
@@ -1461,7 +1461,7 @@
           <w:color w:val="000000"/>
           <w:kern w:val="0"/>
           <w:lang w:eastAsia="es-ES"/>
-          <w14:ligatures w14:val="none"/>
+          <ns2:ligatures ns2:val="none"/>
         </w:rPr>
         <w:t xml:space="preserve">El 25 de febrero de 2026, mediante Oficio PPS-01654/2026, </w:t>
       </w:r>
@@ -1471,7 +1471,7 @@
           <w:color w:val="000000"/>
           <w:kern w:val="0"/>
           <w:lang w:val="es-ES" w:eastAsia="es-ES"/>
-          <w14:ligatures w14:val="none"/>
+          <ns2:ligatures ns2:val="none"/>
         </w:rPr>
         <w:t xml:space="preserve">Pacífico </w:t>
       </w:r>
@@ -1481,12 +1481,12 @@
           <w:color w:val="000000"/>
           <w:kern w:val="0"/>
           <w:lang w:eastAsia="es-ES"/>
-          <w14:ligatures w14:val="none"/>
+          <ns2:ligatures ns2:val="none"/>
         </w:rPr>
         <w:t>respondió el reclamo presentado y ratificó la exigencia de someterse a la prueba de polígrafo como condición para continuar con la evaluación del siniestro y la activación de la cobertura solicitada.</w:t>
       </w:r>
     </w:p>
-    <w:p>
+    <w:p ns2:paraId="4DEC50F4" ns2:textId="77777777">
       <w:pPr>
         <w:pStyle w:val="Prrafodelista"/>
         <w:spacing w:after="0" w:line="240" w:lineRule="auto"/>
@@ -1497,11 +1497,11 @@
           <w:color w:val="000000"/>
           <w:kern w:val="0"/>
           <w:lang w:eastAsia="es-ES"/>
-          <w14:ligatures w14:val="none"/>
-        </w:rPr>
-      </w:pPr>
-    </w:p>
-    <w:p>
+          <ns2:ligatures ns2:val="none"/>
+        </w:rPr>
+      </w:pPr>
+    </w:p>
+    <w:p ns2:paraId="572A2C89" ns2:textId="4B285BC7">
       <w:pPr>
         <w:pStyle w:val="Prrafodelista"/>
         <w:numPr>
@@ -1519,7 +1519,7 @@
           <w:color w:val="000000"/>
           <w:kern w:val="0"/>
           <w:lang w:eastAsia="es-ES"/>
-          <w14:ligatures w14:val="none"/>
+          <ns2:ligatures ns2:val="none"/>
         </w:rPr>
       </w:pPr>
       <w:r>
@@ -1528,7 +1528,7 @@
           <w:color w:val="000000"/>
           <w:kern w:val="0"/>
           <w:lang w:eastAsia="es-ES"/>
-          <w14:ligatures w14:val="none"/>
+          <ns2:ligatures ns2:val="none"/>
         </w:rPr>
         <w:t>Hasta la fecha</w:t>
       </w:r>
@@ -1538,7 +1538,7 @@
           <w:color w:val="000000"/>
           <w:kern w:val="0"/>
           <w:lang w:eastAsia="es-ES"/>
-          <w14:ligatures w14:val="none"/>
+          <ns2:ligatures ns2:val="none"/>
         </w:rPr>
         <w:t xml:space="preserve">, </w:t>
       </w:r>
@@ -1548,7 +1548,7 @@
           <w:color w:val="000000"/>
           <w:kern w:val="0"/>
           <w:lang w:val="es-ES" w:eastAsia="es-ES"/>
-          <w14:ligatures w14:val="none"/>
+          <ns2:ligatures ns2:val="none"/>
         </w:rPr>
         <w:t xml:space="preserve">Pacífico </w:t>
       </w:r>
@@ -1558,7 +1558,7 @@
           <w:color w:val="000000"/>
           <w:kern w:val="0"/>
           <w:lang w:eastAsia="es-ES"/>
-          <w14:ligatures w14:val="none"/>
+          <ns2:ligatures ns2:val="none"/>
         </w:rPr>
         <w:t>no efectuó el pago de la cobertura solicitada ascendente a S/ 20 808,55 correspondiente al Seguro de Protección de Tarjeta</w:t>
       </w:r>
@@ -1568,7 +1568,7 @@
           <w:color w:val="000000"/>
           <w:kern w:val="0"/>
           <w:lang w:eastAsia="es-ES"/>
-          <w14:ligatures w14:val="none"/>
+          <ns2:ligatures ns2:val="none"/>
         </w:rPr>
         <w:t>s</w:t>
       </w:r>
@@ -1578,12 +1578,12 @@
           <w:color w:val="000000"/>
           <w:kern w:val="0"/>
           <w:lang w:eastAsia="es-ES"/>
-          <w14:ligatures w14:val="none"/>
+          <ns2:ligatures ns2:val="none"/>
         </w:rPr>
         <w:t>, pese a las gestiones y documentación presentada para la atención del siniestro reportado.</w:t>
       </w:r>
     </w:p>
-    <w:p>
+    <w:p ns2:paraId="33E14FF7" ns2:textId="77777777">
       <w:pPr>
         <w:tabs>
           <w:tab w:val="left" w:pos="1134"/>
@@ -1597,11 +1597,11 @@
           <w:color w:val="000000"/>
           <w:kern w:val="0"/>
           <w:lang w:eastAsia="es-ES"/>
-          <w14:ligatures w14:val="none"/>
-        </w:rPr>
-      </w:pPr>
-    </w:p>
-    <w:p>
+          <ns2:ligatures ns2:val="none"/>
+        </w:rPr>
+      </w:pPr>
+    </w:p>
+    <w:p ns2:paraId="65C58807" ns2:textId="068AFF27">
       <w:pPr>
         <w:numPr>
           <w:ilvl w:val="1"/>
@@ -1619,7 +1619,7 @@
           <w:color w:val="000000"/>
           <w:kern w:val="0"/>
           <w:lang w:val="es-ES" w:eastAsia="es-ES"/>
-          <w14:ligatures w14:val="none"/>
+          <ns2:ligatures ns2:val="none"/>
         </w:rPr>
       </w:pPr>
       <w:r>
@@ -1628,7 +1628,7 @@
           <w:color w:val="000000"/>
           <w:kern w:val="0"/>
           <w:lang w:val="es-ES" w:eastAsia="es-ES"/>
-          <w14:ligatures w14:val="none"/>
+          <ns2:ligatures ns2:val="none"/>
         </w:rPr>
         <w:t xml:space="preserve">La señora [APELLIDO] solicitó, en calidad de medida correctiva, que Pacífico cumpla con otorgar la cobertura del Seguro de Protección de Tarjetas por el siniestro del 7 de enero de 2026, que asciende a la suma de a S/ 20 808,55. Asimismo, no requirió de manera expresa el reembolso de costos y costas del presente procedimiento. </w:t>
       </w:r>
@@ -1636,7 +1636,7 @@
         <w:rPr>
           <w:rFonts w:ascii="Arial Narrow" w:eastAsia="Calibri" w:hAnsi="Arial Narrow" w:cs="Arial"/>
           <w:kern w:val="0"/>
-          <w14:ligatures w14:val="none"/>
+          <ns2:ligatures ns2:val="none"/>
         </w:rPr>
         <w:t xml:space="preserve"/>
       </w:r>
@@ -1644,7 +1644,7 @@
         <w:rPr>
           <w:rFonts w:ascii="Arial Narrow" w:eastAsia="Calibri" w:hAnsi="Arial Narrow" w:cs="Arial"/>
           <w:kern w:val="0"/>
-          <w14:ligatures w14:val="none"/>
+          <ns2:ligatures ns2:val="none"/>
         </w:rPr>
         <w:t xml:space="preserve"/>
       </w:r>
@@ -1654,7 +1654,7 @@
           <w:color w:val="000000"/>
           <w:kern w:val="0"/>
           <w:lang w:val="es-ES" w:eastAsia="es-ES"/>
-          <w14:ligatures w14:val="none"/>
+          <ns2:ligatures ns2:val="none"/>
         </w:rPr>
         <w:t xml:space="preserve"/>
       </w:r>
@@ -1664,7 +1664,7 @@
           <w:color w:val="000000"/>
           <w:kern w:val="0"/>
           <w:lang w:val="es-ES" w:eastAsia="es-ES"/>
-          <w14:ligatures w14:val="none"/>
+          <ns2:ligatures ns2:val="none"/>
         </w:rPr>
         <w:t xml:space="preserve"/>
       </w:r>
@@ -1674,7 +1674,7 @@
           <w:color w:val="000000"/>
           <w:kern w:val="0"/>
           <w:lang w:val="es-ES" w:eastAsia="es-ES"/>
-          <w14:ligatures w14:val="none"/>
+          <ns2:ligatures ns2:val="none"/>
         </w:rPr>
         <w:t/>
       </w:r>
@@ -1684,7 +1684,7 @@
           <w:color w:val="000000"/>
           <w:kern w:val="0"/>
           <w:lang w:val="es-ES" w:eastAsia="es-ES"/>
-          <w14:ligatures w14:val="none"/>
+          <ns2:ligatures ns2:val="none"/>
         </w:rPr>
         <w:t xml:space="preserve"/>
       </w:r>
@@ -1694,7 +1694,7 @@
           <w:color w:val="000000"/>
           <w:kern w:val="0"/>
           <w:lang w:val="es-ES" w:eastAsia="es-ES"/>
-          <w14:ligatures w14:val="none"/>
+          <ns2:ligatures ns2:val="none"/>
         </w:rPr>
         <w:t xml:space="preserve"/>
       </w:r>
@@ -1704,7 +1704,7 @@
           <w:color w:val="000000"/>
           <w:kern w:val="0"/>
           <w:lang w:eastAsia="es-ES"/>
-          <w14:ligatures w14:val="none"/>
+          <ns2:ligatures ns2:val="none"/>
         </w:rPr>
         <w:t/>
       </w:r>
@@ -1714,7 +1714,7 @@
           <w:color w:val="000000"/>
           <w:kern w:val="0"/>
           <w:lang w:val="es-ES" w:eastAsia="es-ES"/>
-          <w14:ligatures w14:val="none"/>
+          <ns2:ligatures ns2:val="none"/>
         </w:rPr>
         <w:t xml:space="preserve"/>
       </w:r>
@@ -1724,7 +1724,7 @@
           <w:color w:val="000000"/>
           <w:kern w:val="0"/>
           <w:lang w:val="es-ES" w:eastAsia="es-ES"/>
-          <w14:ligatures w14:val="none"/>
+          <ns2:ligatures ns2:val="none"/>
         </w:rPr>
         <w:t/>
       </w:r>
@@ -1734,7 +1734,7 @@
           <w:color w:val="000000"/>
           <w:kern w:val="0"/>
           <w:lang w:val="es-ES" w:eastAsia="es-ES"/>
-          <w14:ligatures w14:val="none"/>
+          <ns2:ligatures ns2:val="none"/>
         </w:rPr>
         <w:t xml:space="preserve"/>
       </w:r>
@@ -1744,7 +1744,7 @@
           <w:color w:val="000000"/>
           <w:kern w:val="0"/>
           <w:lang w:val="es-ES" w:eastAsia="es-ES"/>
-          <w14:ligatures w14:val="none"/>
+          <ns2:ligatures ns2:val="none"/>
         </w:rPr>
         <w:t xml:space="preserve"/>
       </w:r>
@@ -1754,7 +1754,7 @@
           <w:color w:val="000000"/>
           <w:kern w:val="0"/>
           <w:lang w:eastAsia="es-ES"/>
-          <w14:ligatures w14:val="none"/>
+          <ns2:ligatures ns2:val="none"/>
         </w:rPr>
         <w:t/>
       </w:r>
@@ -1764,7 +1764,7 @@
           <w:color w:val="000000"/>
           <w:kern w:val="0"/>
           <w:lang w:val="es-ES" w:eastAsia="es-ES"/>
-          <w14:ligatures w14:val="none"/>
+          <ns2:ligatures ns2:val="none"/>
         </w:rPr>
         <w:t xml:space="preserve"/>
       </w:r>
@@ -1774,7 +1774,7 @@
           <w:color w:val="000000"/>
           <w:kern w:val="0"/>
           <w:lang w:eastAsia="es-ES"/>
-          <w14:ligatures w14:val="none"/>
+          <ns2:ligatures ns2:val="none"/>
         </w:rPr>
         <w:t/>
       </w:r>
@@ -1784,7 +1784,7 @@
           <w:color w:val="000000"/>
           <w:kern w:val="0"/>
           <w:lang w:val="es-ES" w:eastAsia="es-ES"/>
-          <w14:ligatures w14:val="none"/>
+          <ns2:ligatures ns2:val="none"/>
         </w:rPr>
         <w:t xml:space="preserve"/>
       </w:r>
@@ -1794,7 +1794,7 @@
           <w:color w:val="000000"/>
           <w:kern w:val="0"/>
           <w:lang w:val="es-ES" w:eastAsia="es-ES"/>
-          <w14:ligatures w14:val="none"/>
+          <ns2:ligatures ns2:val="none"/>
         </w:rPr>
         <w:t xml:space="preserve"/>
       </w:r>
@@ -1804,7 +1804,7 @@
           <w:color w:val="000000"/>
           <w:kern w:val="0"/>
           <w:lang w:val="es-ES" w:eastAsia="es-ES"/>
-          <w14:ligatures w14:val="none"/>
+          <ns2:ligatures ns2:val="none"/>
         </w:rPr>
         <w:t/>
       </w:r>
@@ -1814,7 +1814,7 @@
           <w:color w:val="000000"/>
           <w:kern w:val="0"/>
           <w:lang w:val="es-ES" w:eastAsia="es-ES"/>
-          <w14:ligatures w14:val="none"/>
+          <ns2:ligatures ns2:val="none"/>
         </w:rPr>
         <w:t xml:space="preserve"/>
       </w:r>
@@ -1824,7 +1824,7 @@
           <w:color w:val="000000"/>
           <w:kern w:val="0"/>
           <w:lang w:val="es-ES" w:eastAsia="es-ES"/>
-          <w14:ligatures w14:val="none"/>
+          <ns2:ligatures ns2:val="none"/>
         </w:rPr>
         <w:t xml:space="preserve"/>
       </w:r>
@@ -1834,7 +1834,7 @@
           <w:color w:val="000000"/>
           <w:kern w:val="0"/>
           <w:lang w:val="es-ES" w:eastAsia="es-ES"/>
-          <w14:ligatures w14:val="none"/>
+          <ns2:ligatures ns2:val="none"/>
         </w:rPr>
         <w:t xml:space="preserve"/>
       </w:r>
@@ -1844,27 +1844,27 @@
           <w:color w:val="000000"/>
           <w:kern w:val="0"/>
           <w:lang w:val="es-ES" w:eastAsia="es-ES"/>
-          <w14:ligatures w14:val="none"/>
+          <ns2:ligatures ns2:val="none"/>
         </w:rPr>
         <w:t xml:space="preserve"/>
       </w:r>
     </w:p>
-    <w:p>
-      <w:pPr>
-        <w:spacing w:after="0" w:line="240" w:lineRule="auto"/>
-        <w:contextualSpacing/>
-        <w:jc w:val="both"/>
-        <w:rPr>
-          <w:rFonts w:ascii="Arial Narrow" w:eastAsia="Arial Narrow" w:hAnsi="Arial Narrow" w:cs="Arial Narrow"/>
-          <w:b/>
-          <w:color w:val="000000"/>
-          <w:kern w:val="0"/>
-          <w:lang w:eastAsia="es-PE"/>
-          <w14:ligatures w14:val="none"/>
-        </w:rPr>
-      </w:pPr>
-    </w:p>
-    <w:p>
+    <w:p ns2:paraId="66005174" ns2:textId="77777777">
+      <w:pPr>
+        <w:spacing w:after="0" w:line="240" w:lineRule="auto"/>
+        <w:contextualSpacing/>
+        <w:jc w:val="both"/>
+        <w:rPr>
+          <w:rFonts w:ascii="Arial Narrow" w:eastAsia="Arial Narrow" w:hAnsi="Arial Narrow" w:cs="Arial Narrow"/>
+          <w:b/>
+          <w:color w:val="000000"/>
+          <w:kern w:val="0"/>
+          <w:lang w:eastAsia="es-PE"/>
+          <ns2:ligatures ns2:val="none"/>
+        </w:rPr>
+      </w:pPr>
+    </w:p>
+    <w:p ns2:paraId="3541B1F9" ns2:textId="77777777">
       <w:pPr>
         <w:pStyle w:val="Prrafodelista"/>
         <w:numPr>
@@ -1884,39 +1884,39 @@
           <w:color w:val="000000"/>
           <w:kern w:val="0"/>
           <w:lang w:eastAsia="es-PE"/>
-          <w14:ligatures w14:val="none"/>
-        </w:rPr>
-      </w:pPr>
-      <w:r>
-        <w:rPr>
-          <w:rFonts w:ascii="Arial Narrow" w:eastAsia="Arial Narrow" w:hAnsi="Arial Narrow" w:cs="Arial Narrow"/>
-          <w:b/>
-          <w:color w:val="000000"/>
-          <w:kern w:val="0"/>
-          <w:lang w:eastAsia="es-PE"/>
-          <w14:ligatures w14:val="none"/>
+          <ns2:ligatures ns2:val="none"/>
+        </w:rPr>
+      </w:pPr>
+      <w:r>
+        <w:rPr>
+          <w:rFonts w:ascii="Arial Narrow" w:eastAsia="Arial Narrow" w:hAnsi="Arial Narrow" w:cs="Arial Narrow"/>
+          <w:b/>
+          <w:color w:val="000000"/>
+          <w:kern w:val="0"/>
+          <w:lang w:eastAsia="es-PE"/>
+          <ns2:ligatures ns2:val="none"/>
         </w:rPr>
         <w:t>DE LA ADMISIÓN A TRÁMITE DE LA DENUNCIA</w:t>
       </w:r>
     </w:p>
-    <w:p>
-      <w:pPr>
-        <w:spacing w:after="0" w:line="240" w:lineRule="auto"/>
-        <w:contextualSpacing/>
-        <w:jc w:val="both"/>
-        <w:rPr>
-          <w:rFonts w:ascii="Arial Narrow" w:eastAsia="Arial Narrow" w:hAnsi="Arial Narrow" w:cs="Arial Narrow"/>
-          <w:b/>
-          <w:color w:val="000000"/>
-          <w:kern w:val="0"/>
-          <w:lang w:eastAsia="es-PE"/>
-          <w14:ligatures w14:val="none"/>
+    <w:p ns2:paraId="34556756" ns2:textId="77777777">
+      <w:pPr>
+        <w:spacing w:after="0" w:line="240" w:lineRule="auto"/>
+        <w:contextualSpacing/>
+        <w:jc w:val="both"/>
+        <w:rPr>
+          <w:rFonts w:ascii="Arial Narrow" w:eastAsia="Arial Narrow" w:hAnsi="Arial Narrow" w:cs="Arial Narrow"/>
+          <w:b/>
+          <w:color w:val="000000"/>
+          <w:kern w:val="0"/>
+          <w:lang w:eastAsia="es-PE"/>
+          <ns2:ligatures ns2:val="none"/>
         </w:rPr>
       </w:pPr>
       <w:bookmarkStart w:id="1" w:name="_Hlk212795168"/>
       <w:bookmarkStart w:id="2" w:name="_Hlk218848146"/>
     </w:p>
-    <w:p>
+    <w:p ns2:paraId="116891C0" ns2:textId="33FB07C6">
       <w:pPr>
         <w:pStyle w:val="Prrafodelista"/>
         <w:numPr>
@@ -1929,7 +1929,7 @@
         <w:rPr>
           <w:rFonts w:ascii="Arial Narrow" w:eastAsia="Arial Narrow" w:hAnsi="Arial Narrow" w:cs="Arial Narrow"/>
           <w:kern w:val="0"/>
-          <w14:ligatures w14:val="none"/>
+          <ns2:ligatures ns2:val="none"/>
         </w:rPr>
       </w:pPr>
       <w:bookmarkStart w:id="3" w:name="_Hlk140755208"/>
@@ -1941,7 +1941,7 @@
           <w:color w:val="000000"/>
           <w:kern w:val="0"/>
           <w:lang w:eastAsia="es-PE"/>
-          <w14:ligatures w14:val="none"/>
+          <ns2:ligatures ns2:val="none"/>
         </w:rPr>
         <w:t>La Secretaría Técnica de la Comisión de Protección al Consumidor 1 (en adelante, la Secretaría Técnica), en ejercicio de sus facultades</w:t>
       </w:r>
@@ -1954,7 +1954,7 @@
           <w:rFonts w:ascii="Arial Narrow" w:eastAsia="Arial Narrow" w:hAnsi="Arial Narrow" w:cs="Arial Narrow"/>
           <w:kern w:val="0"/>
           <w:vertAlign w:val="superscript"/>
-          <w14:ligatures w14:val="none"/>
+          <ns2:ligatures ns2:val="none"/>
         </w:rPr>
         <w:footnoteReference w:id="3"/>
       </w:r>
@@ -1964,7 +1964,7 @@
           <w:color w:val="000000"/>
           <w:kern w:val="0"/>
           <w:lang w:eastAsia="es-PE"/>
-          <w14:ligatures w14:val="none"/>
+          <ns2:ligatures ns2:val="none"/>
         </w:rPr>
         <w:t xml:space="preserve">, </w:t>
       </w:r>
@@ -1974,7 +1974,7 @@
           <w:color w:val="000000"/>
           <w:kern w:val="0"/>
           <w:lang w:eastAsia="es-PE"/>
-          <w14:ligatures w14:val="none"/>
+          <ns2:ligatures ns2:val="none"/>
         </w:rPr>
         <w:t xml:space="preserve">considera </w:t>
       </w:r>
@@ -1982,7 +1982,7 @@
         <w:rPr>
           <w:rFonts w:ascii="Arial Narrow" w:eastAsia="Arial Narrow" w:hAnsi="Arial Narrow" w:cs="Arial Narrow"/>
           <w:kern w:val="0"/>
-          <w14:ligatures w14:val="none"/>
+          <ns2:ligatures ns2:val="none"/>
         </w:rPr>
         <w:t xml:space="preserve">que el hecho denunciado, </w:t>
       </w:r>
@@ -1991,7 +1991,7 @@
         <w:rPr>
           <w:rFonts w:ascii="Arial Narrow" w:eastAsia="Arial Narrow" w:hAnsi="Arial Narrow" w:cs="Arial Narrow"/>
           <w:kern w:val="0"/>
-          <w14:ligatures w14:val="none"/>
+          <ns2:ligatures ns2:val="none"/>
         </w:rPr>
         <w:t xml:space="preserve">consistente en que </w:t>
       </w:r>
@@ -2004,7 +2004,7 @@
           <w:color w:val="000000"/>
           <w:kern w:val="0"/>
           <w:lang w:val="es-ES" w:eastAsia="es-ES"/>
-          <w14:ligatures w14:val="none"/>
+          <ns2:ligatures ns2:val="none"/>
         </w:rPr>
         <w:t xml:space="preserve">la compañía aseguradora </w:t>
       </w:r>
@@ -2012,7 +2012,7 @@
         <w:rPr>
           <w:rFonts w:ascii="Arial Narrow" w:eastAsia="Arial Narrow" w:hAnsi="Arial Narrow" w:cs="Arial Narrow"/>
           <w:kern w:val="0"/>
-          <w14:ligatures w14:val="none"/>
+          <ns2:ligatures ns2:val="none"/>
         </w:rPr>
         <w:t xml:space="preserve">no habría cumplido con atender la solicitud de activación de la cobertura de </w:t>
       </w:r>
@@ -2022,7 +2022,7 @@
           <w:color w:val="000000"/>
           <w:kern w:val="0"/>
           <w:lang w:val="es-ES" w:eastAsia="es-ES"/>
-          <w14:ligatures w14:val="none"/>
+          <ns2:ligatures ns2:val="none"/>
         </w:rPr>
         <w:t>la Póliza del Seguro de Protección de Tarjeta</w:t>
       </w:r>
@@ -2032,7 +2032,7 @@
           <w:color w:val="000000"/>
           <w:kern w:val="0"/>
           <w:lang w:val="es-ES" w:eastAsia="es-ES"/>
-          <w14:ligatures w14:val="none"/>
+          <ns2:ligatures ns2:val="none"/>
         </w:rPr>
         <w:t>s</w:t>
       </w:r>
@@ -2042,7 +2042,7 @@
           <w:color w:val="000000"/>
           <w:kern w:val="0"/>
           <w:lang w:val="es-ES" w:eastAsia="es-ES"/>
-          <w14:ligatures w14:val="none"/>
+          <ns2:ligatures ns2:val="none"/>
         </w:rPr>
         <w:t xml:space="preserve"> - Certificado 302087655 </w:t>
       </w:r>
@@ -2052,7 +2052,7 @@
           <w:color w:val="000000"/>
           <w:kern w:val="0"/>
           <w:lang w:eastAsia="es-ES"/>
-          <w14:ligatures w14:val="none"/>
+          <ns2:ligatures ns2:val="none"/>
         </w:rPr>
         <w:t>de</w:t>
       </w:r>
@@ -2062,7 +2062,7 @@
           <w:color w:val="000000"/>
           <w:kern w:val="0"/>
           <w:lang w:eastAsia="es-ES"/>
-          <w14:ligatures w14:val="none"/>
+          <ns2:ligatures ns2:val="none"/>
         </w:rPr>
         <w:t xml:space="preserve"> la denunciante</w:t>
       </w:r>
@@ -2070,7 +2070,7 @@
         <w:rPr>
           <w:rFonts w:ascii="Arial Narrow" w:eastAsia="Arial Narrow" w:hAnsi="Arial Narrow" w:cs="Arial Narrow"/>
           <w:kern w:val="0"/>
-          <w14:ligatures w14:val="none"/>
+          <ns2:ligatures ns2:val="none"/>
         </w:rPr>
         <w:t xml:space="preserve">, por el siniestro del </w:t>
       </w:r>
@@ -2080,7 +2080,7 @@
           <w:color w:val="000000"/>
           <w:kern w:val="0"/>
           <w:lang w:eastAsia="es-ES"/>
-          <w14:ligatures w14:val="none"/>
+          <ns2:ligatures ns2:val="none"/>
         </w:rPr>
         <w:t>7 de enero de 2026</w:t>
       </w:r>
@@ -2088,7 +2088,7 @@
         <w:rPr>
           <w:rFonts w:ascii="Arial Narrow" w:eastAsia="Arial Narrow" w:hAnsi="Arial Narrow" w:cs="Arial Narrow"/>
           <w:kern w:val="0"/>
-          <w14:ligatures w14:val="none"/>
+          <ns2:ligatures ns2:val="none"/>
         </w:rPr>
         <w:t>; involucraría una presunta afectación a sus expectativas, quien no habría encontrado una correspondencia entre lo que esperaba recibir de parte del proveedor y lo que realmente recibió. Por consiguiente, corresponde calificar el hecho materia de denuncia como una presunta infracción al deber de idoneidad, tipificado en los artículos 18</w:t>
       </w:r>
@@ -2098,7 +2098,7 @@
           <w:color w:val="000000"/>
           <w:kern w:val="0"/>
           <w:lang w:eastAsia="es-PE"/>
-          <w14:ligatures w14:val="none"/>
+          <ns2:ligatures ns2:val="none"/>
         </w:rPr>
         <w:t/>
       </w:r>
@@ -2106,7 +2106,7 @@
         <w:rPr>
           <w:rFonts w:ascii="Arial Narrow" w:eastAsia="Arial Narrow" w:hAnsi="Arial Narrow" w:cs="Arial Narrow"/>
           <w:kern w:val="0"/>
-          <w14:ligatures w14:val="none"/>
+          <ns2:ligatures ns2:val="none"/>
         </w:rPr>
         <w:t xml:space="preserve"> y 19</w:t>
       </w:r>
@@ -2116,7 +2116,7 @@
           <w:color w:val="000000"/>
           <w:kern w:val="0"/>
           <w:lang w:eastAsia="es-PE"/>
-          <w14:ligatures w14:val="none"/>
+          <ns2:ligatures ns2:val="none"/>
         </w:rPr>
         <w:t/>
       </w:r>
@@ -2124,7 +2124,7 @@
         <w:rPr>
           <w:rFonts w:ascii="Arial Narrow" w:eastAsia="Arial Narrow" w:hAnsi="Arial Narrow" w:cs="Arial Narrow"/>
           <w:kern w:val="0"/>
-          <w14:ligatures w14:val="none"/>
+          <ns2:ligatures ns2:val="none"/>
         </w:rPr>
         <w:t xml:space="preserve"> del Código</w:t>
       </w:r>
@@ -2136,7 +2136,7 @@
           <w:rFonts w:ascii="Arial Narrow" w:eastAsia="Arial Narrow" w:hAnsi="Arial Narrow" w:cs="Arial"/>
           <w:kern w:val="0"/>
           <w:vertAlign w:val="superscript"/>
-          <w14:ligatures w14:val="none"/>
+          <ns2:ligatures ns2:val="none"/>
         </w:rPr>
         <w:footnoteReference w:id="4"/>
       </w:r>
@@ -2145,13 +2145,13 @@
         <w:rPr>
           <w:rFonts w:ascii="Arial Narrow" w:eastAsia="Arial Narrow" w:hAnsi="Arial Narrow" w:cs="Arial Narrow"/>
           <w:kern w:val="0"/>
-          <w14:ligatures w14:val="none"/>
+          <ns2:ligatures ns2:val="none"/>
         </w:rPr>
         <w:t>.</w:t>
       </w:r>
       <w:bookmarkEnd w:id="8"/>
     </w:p>
-    <w:p>
+    <w:p ns2:paraId="03180472" ns2:textId="77777777">
       <w:pPr>
         <w:pStyle w:val="Prrafodelista"/>
         <w:spacing w:after="0" w:line="240" w:lineRule="auto"/>
@@ -2160,12 +2160,12 @@
         <w:rPr>
           <w:rFonts w:ascii="Arial Narrow" w:eastAsia="Arial Narrow" w:hAnsi="Arial Narrow" w:cs="Arial Narrow"/>
           <w:kern w:val="0"/>
-          <w14:ligatures w14:val="none"/>
+          <ns2:ligatures ns2:val="none"/>
         </w:rPr>
       </w:pPr>
       <w:bookmarkStart w:id="11" w:name="_Hlk213150180"/>
     </w:p>
-    <w:p>
+    <w:p ns2:paraId="7A2CF596" ns2:textId="0A3DE21C">
       <w:pPr>
         <w:pStyle w:val="Prrafodelista"/>
         <w:numPr>
@@ -2178,14 +2178,14 @@
         <w:rPr>
           <w:rFonts w:ascii="Arial Narrow" w:eastAsia="Arial Narrow" w:hAnsi="Arial Narrow" w:cs="Arial Narrow"/>
           <w:kern w:val="0"/>
-          <w14:ligatures w14:val="none"/>
-        </w:rPr>
-      </w:pPr>
-      <w:r>
-        <w:rPr>
-          <w:rFonts w:ascii="Arial Narrow" w:eastAsia="Arial Narrow" w:hAnsi="Arial Narrow" w:cs="Arial Narrow"/>
-          <w:kern w:val="0"/>
-          <w14:ligatures w14:val="none"/>
+          <ns2:ligatures ns2:val="none"/>
+        </w:rPr>
+      </w:pPr>
+      <w:r>
+        <w:rPr>
+          <w:rFonts w:ascii="Arial Narrow" w:eastAsia="Arial Narrow" w:hAnsi="Arial Narrow" w:cs="Arial Narrow"/>
+          <w:kern w:val="0"/>
+          <ns2:ligatures ns2:val="none"/>
         </w:rPr>
         <w:t xml:space="preserve">Así también, la Secretaría Técnica, en ejercicio de sus facultades, </w:t>
       </w:r>
@@ -2195,7 +2195,7 @@
           <w:color w:val="000000"/>
           <w:kern w:val="0"/>
           <w:lang w:eastAsia="es-PE"/>
-          <w14:ligatures w14:val="none"/>
+          <ns2:ligatures ns2:val="none"/>
         </w:rPr>
         <w:t xml:space="preserve">considera </w:t>
       </w:r>
@@ -2203,7 +2203,7 @@
         <w:rPr>
           <w:rFonts w:ascii="Arial Narrow" w:eastAsia="Arial Narrow" w:hAnsi="Arial Narrow" w:cs="Arial Narrow"/>
           <w:kern w:val="0"/>
-          <w14:ligatures w14:val="none"/>
+          <ns2:ligatures ns2:val="none"/>
         </w:rPr>
         <w:t>que el hecho denunciado, consistente en que</w:t>
       </w:r>
@@ -2214,7 +2214,7 @@
           <w:color w:val="000000"/>
           <w:kern w:val="0"/>
           <w:lang w:val="es-ES" w:eastAsia="es-ES"/>
-          <w14:ligatures w14:val="none"/>
+          <ns2:ligatures ns2:val="none"/>
         </w:rPr>
         <w:t xml:space="preserve"> la compañía aseguradora </w:t>
       </w:r>
@@ -2224,7 +2224,7 @@
           <w:kern w:val="0"/>
           <w:shd w:val="clear" w:color="auto" w:fill="FFFFFF"/>
           <w:lang w:eastAsia="es-PE"/>
-          <w14:ligatures w14:val="none"/>
+          <ns2:ligatures ns2:val="none"/>
         </w:rPr>
         <w:t xml:space="preserve">habría condicionado la atención de la solicitud de cobertura </w:t>
       </w:r>
@@ -2234,7 +2234,7 @@
           <w:color w:val="000000"/>
           <w:kern w:val="0"/>
           <w:lang w:val="es-ES" w:eastAsia="es-ES"/>
-          <w14:ligatures w14:val="none"/>
+          <ns2:ligatures ns2:val="none"/>
         </w:rPr>
         <w:t xml:space="preserve">de la Póliza </w:t>
       </w:r>
@@ -2244,7 +2244,7 @@
           <w:color w:val="000000"/>
           <w:kern w:val="0"/>
           <w:lang w:val="es-ES" w:eastAsia="es-ES"/>
-          <w14:ligatures w14:val="none"/>
+          <ns2:ligatures ns2:val="none"/>
         </w:rPr>
         <w:t>del Seguro de Protección de Tarjeta</w:t>
       </w:r>
@@ -2254,7 +2254,7 @@
           <w:color w:val="000000"/>
           <w:kern w:val="0"/>
           <w:lang w:val="es-ES" w:eastAsia="es-ES"/>
-          <w14:ligatures w14:val="none"/>
+          <ns2:ligatures ns2:val="none"/>
         </w:rPr>
         <w:t>s</w:t>
       </w:r>
@@ -2264,7 +2264,7 @@
           <w:color w:val="000000"/>
           <w:kern w:val="0"/>
           <w:lang w:val="es-ES" w:eastAsia="es-ES"/>
-          <w14:ligatures w14:val="none"/>
+          <ns2:ligatures ns2:val="none"/>
         </w:rPr>
         <w:t xml:space="preserve"> - Certificado 302087655 </w:t>
       </w:r>
@@ -2274,7 +2274,7 @@
           <w:color w:val="000000"/>
           <w:kern w:val="0"/>
           <w:lang w:eastAsia="es-ES"/>
-          <w14:ligatures w14:val="none"/>
+          <ns2:ligatures ns2:val="none"/>
         </w:rPr>
         <w:t xml:space="preserve">a que </w:t>
       </w:r>
@@ -2284,7 +2284,7 @@
           <w:kern w:val="0"/>
           <w:shd w:val="clear" w:color="auto" w:fill="FFFFFF"/>
           <w:lang w:eastAsia="es-PE"/>
-          <w14:ligatures w14:val="none"/>
+          <ns2:ligatures ns2:val="none"/>
         </w:rPr>
         <w:t>la denunciante se sometiera a una prueba poligráfica</w:t>
       </w:r>
@@ -2292,7 +2292,7 @@
         <w:rPr>
           <w:rFonts w:ascii="Arial Narrow" w:eastAsia="Arial Narrow" w:hAnsi="Arial Narrow" w:cs="Arial Narrow"/>
           <w:kern w:val="0"/>
-          <w14:ligatures w14:val="none"/>
+          <ns2:ligatures ns2:val="none"/>
         </w:rPr>
         <w:t xml:space="preserve">, pese a que no se encontraba apta para su realización </w:t>
       </w:r>
@@ -2302,7 +2302,7 @@
           <w:color w:val="000000"/>
           <w:kern w:val="0"/>
           <w:lang w:eastAsia="es-ES"/>
-          <w14:ligatures w14:val="none"/>
+          <ns2:ligatures ns2:val="none"/>
         </w:rPr>
         <w:t>debido a su estado de gestación</w:t>
       </w:r>
@@ -2310,7 +2310,7 @@
         <w:rPr>
           <w:rFonts w:ascii="Arial Narrow" w:eastAsia="Arial Narrow" w:hAnsi="Arial Narrow" w:cs="Arial Narrow"/>
           <w:kern w:val="0"/>
-          <w14:ligatures w14:val="none"/>
+          <ns2:ligatures ns2:val="none"/>
         </w:rPr>
         <w:t>.</w:t>
       </w:r>
@@ -2318,7 +2318,7 @@
         <w:rPr>
           <w:rFonts w:ascii="Arial Narrow" w:eastAsia="Arial Narrow" w:hAnsi="Arial Narrow" w:cs="Arial Narrow"/>
           <w:kern w:val="0"/>
-          <w14:ligatures w14:val="none"/>
+          <ns2:ligatures ns2:val="none"/>
         </w:rPr>
         <w:t xml:space="preserve"> </w:t>
       </w:r>
@@ -2329,7 +2329,7 @@
           <w:color w:val="000000"/>
           <w:kern w:val="0"/>
           <w:lang w:eastAsia="es-PE"/>
-          <w14:ligatures w14:val="none"/>
+          <ns2:ligatures ns2:val="none"/>
         </w:rPr>
         <w:t>Por consiguiente, corresponde calificar el hecho materia de denuncia como una presunta infracción al deber de protección contra los métodos comerciales</w:t>
       </w:r>
@@ -2340,7 +2340,7 @@
           <w:color w:val="000000"/>
           <w:kern w:val="0"/>
           <w:lang w:eastAsia="es-PE"/>
-          <w14:ligatures w14:val="none"/>
+          <ns2:ligatures ns2:val="none"/>
         </w:rPr>
         <w:t xml:space="preserve"> coercitivos</w:t>
       </w:r>
@@ -2351,7 +2351,7 @@
           <w:color w:val="000000"/>
           <w:kern w:val="0"/>
           <w:lang w:eastAsia="es-PE"/>
-          <w14:ligatures w14:val="none"/>
+          <ns2:ligatures ns2:val="none"/>
         </w:rPr>
         <w:t xml:space="preserve">, tipificado en </w:t>
       </w:r>
@@ -2362,7 +2362,7 @@
           <w:kern w:val="0"/>
           <w:shd w:val="clear" w:color="auto" w:fill="FFFFFF"/>
           <w:lang w:eastAsia="es-PE"/>
-          <w14:ligatures w14:val="none"/>
+          <ns2:ligatures ns2:val="none"/>
         </w:rPr>
         <w:t xml:space="preserve">literal g) del artículo 56 </w:t>
       </w:r>
@@ -2373,7 +2373,7 @@
           <w:color w:val="000000"/>
           <w:kern w:val="0"/>
           <w:lang w:eastAsia="es-PE"/>
-          <w14:ligatures w14:val="none"/>
+          <ns2:ligatures ns2:val="none"/>
         </w:rPr>
         <w:t>del Código</w:t>
       </w:r>
@@ -2393,26 +2393,26 @@
           <w:color w:val="000000"/>
           <w:kern w:val="0"/>
           <w:lang w:eastAsia="es-PE"/>
-          <w14:ligatures w14:val="none"/>
+          <ns2:ligatures ns2:val="none"/>
         </w:rPr>
         <w:t xml:space="preserve">. </w:t>
       </w:r>
       <w:bookmarkStart w:id="12" w:name="_Hlk215162008"/>
       <w:bookmarkEnd w:id="1"/>
     </w:p>
-    <w:p>
-      <w:pPr>
-        <w:spacing w:after="0" w:line="240" w:lineRule="auto"/>
-        <w:contextualSpacing/>
-        <w:jc w:val="both"/>
-        <w:rPr>
-          <w:rFonts w:ascii="Arial Narrow" w:eastAsia="Arial Narrow" w:hAnsi="Arial Narrow" w:cs="Arial Narrow"/>
-          <w:kern w:val="0"/>
-          <w14:ligatures w14:val="none"/>
-        </w:rPr>
-      </w:pPr>
-    </w:p>
-    <w:p>
+    <w:p ns2:paraId="0E3D0215" ns2:textId="77777777">
+      <w:pPr>
+        <w:spacing w:after="0" w:line="240" w:lineRule="auto"/>
+        <w:contextualSpacing/>
+        <w:jc w:val="both"/>
+        <w:rPr>
+          <w:rFonts w:ascii="Arial Narrow" w:eastAsia="Arial Narrow" w:hAnsi="Arial Narrow" w:cs="Arial Narrow"/>
+          <w:kern w:val="0"/>
+          <ns2:ligatures ns2:val="none"/>
+        </w:rPr>
+      </w:pPr>
+    </w:p>
+    <w:p ns2:paraId="40FF87CF" ns2:textId="321BBFA3">
       <w:pPr>
         <w:pStyle w:val="Prrafodelista"/>
         <w:numPr>
@@ -2425,7 +2425,7 @@
         <w:rPr>
           <w:rFonts w:ascii="Arial Narrow" w:eastAsia="Arial Narrow" w:hAnsi="Arial Narrow" w:cs="Arial Narrow"/>
           <w:kern w:val="0"/>
-          <w14:ligatures w14:val="none"/>
+          <ns2:ligatures ns2:val="none"/>
         </w:rPr>
       </w:pPr>
       <w:bookmarkStart w:id="13" w:name="_Hlk214962902"/>
@@ -2434,7 +2434,7 @@
         <w:rPr>
           <w:rFonts w:ascii="Arial Narrow" w:eastAsia="Arial Narrow" w:hAnsi="Arial Narrow" w:cs="Arial Narrow"/>
           <w:kern w:val="0"/>
-          <w14:ligatures w14:val="none"/>
+          <ns2:ligatures ns2:val="none"/>
         </w:rPr>
         <w:t xml:space="preserve">Asimismo, la Secretaría Técnica, en ejercicio de sus facultades, considera que el hecho denunciado, consistente en que </w:t>
       </w:r>
@@ -2442,7 +2442,7 @@
         <w:rPr>
           <w:rFonts w:ascii="Arial Narrow" w:eastAsia="Arial Narrow" w:hAnsi="Arial Narrow" w:cs="Arial Narrow"/>
           <w:kern w:val="0"/>
-          <w14:ligatures w14:val="none"/>
+          <ns2:ligatures ns2:val="none"/>
         </w:rPr>
         <w:t xml:space="preserve">la compañía aseguradora habría brindado una respuesta inadecuada al reclamo presentado por la denunciante el </w:t>
       </w:r>
@@ -2452,7 +2452,7 @@
           <w:color w:val="000000"/>
           <w:kern w:val="0"/>
           <w:lang w:eastAsia="es-ES"/>
-          <w14:ligatures w14:val="none"/>
+          <ns2:ligatures ns2:val="none"/>
         </w:rPr>
         <w:t>13 de febrero de 2026</w:t>
       </w:r>
@@ -2460,7 +2460,7 @@
         <w:rPr>
           <w:rFonts w:ascii="Arial Narrow" w:eastAsia="Arial Narrow" w:hAnsi="Arial Narrow" w:cs="Arial"/>
           <w:kern w:val="0"/>
-          <w14:ligatures w14:val="none"/>
+          <ns2:ligatures ns2:val="none"/>
         </w:rPr>
         <w:t>. Por consiguiente, corresponde calificar el hecho materia de denuncia como una presunta infracción al numeral 88.1 del artículo 88 del Código</w:t>
       </w:r>
@@ -2474,7 +2474,7 @@
           <w:kern w:val="0"/>
           <w:vertAlign w:val="superscript"/>
           <w:lang w:eastAsia="es-PE"/>
-          <w14:ligatures w14:val="none"/>
+          <ns2:ligatures ns2:val="none"/>
         </w:rPr>
         <w:footnoteReference w:id="6"/>
       </w:r>
@@ -2485,7 +2485,7 @@
           <w:color w:val="000000"/>
           <w:kern w:val="0"/>
           <w:lang w:eastAsia="es-PE"/>
-          <w14:ligatures w14:val="none"/>
+          <ns2:ligatures ns2:val="none"/>
         </w:rPr>
         <w:t>.</w:t>
       </w:r>
@@ -2494,7 +2494,7 @@
     <w:bookmarkEnd w:id="6"/>
     <w:bookmarkEnd w:id="9"/>
     <w:bookmarkEnd w:id="12"/>
-    <w:p>
+    <w:p ns2:paraId="432038D6" ns2:textId="0A9F6D75">
       <w:pPr>
         <w:spacing w:after="0" w:line="240" w:lineRule="auto"/>
         <w:contextualSpacing/>
@@ -2503,12 +2503,12 @@
           <w:rFonts w:ascii="Arial Narrow" w:eastAsia="Calibri" w:hAnsi="Arial Narrow" w:cs="Arial Narrow"/>
           <w:kern w:val="0"/>
           <w:lang w:eastAsia="es-PE"/>
-          <w14:ligatures w14:val="none"/>
+          <ns2:ligatures ns2:val="none"/>
         </w:rPr>
       </w:pPr>
     </w:p>
     <w:bookmarkEnd w:id="2"/>
-    <w:p>
+    <w:p ns2:paraId="463134E5" ns2:textId="77777777">
       <w:pPr>
         <w:pStyle w:val="Prrafodelista"/>
         <w:numPr>
@@ -2522,7 +2522,7 @@
           <w:rFonts w:ascii="Arial Narrow" w:eastAsia="Calibri" w:hAnsi="Arial Narrow" w:cs="Arial Narrow"/>
           <w:kern w:val="0"/>
           <w:lang w:eastAsia="es-PE"/>
-          <w14:ligatures w14:val="none"/>
+          <ns2:ligatures ns2:val="none"/>
         </w:rPr>
       </w:pPr>
       <w:r>
@@ -2531,7 +2531,7 @@
           <w:color w:val="000000"/>
           <w:kern w:val="0"/>
           <w:lang w:eastAsia="es-PE"/>
-          <w14:ligatures w14:val="none"/>
+          <ns2:ligatures ns2:val="none"/>
         </w:rPr>
         <w:t>En tanto la denuncia reúne los requisitos establecidos por la norma citada, corresponde admitirla a trámite</w:t>
       </w:r>
@@ -2541,7 +2541,7 @@
           <w:rFonts w:ascii="Arial Narrow" w:eastAsia="Arial Narrow" w:hAnsi="Arial Narrow" w:cs="Arial Narrow"/>
           <w:kern w:val="0"/>
           <w:vertAlign w:val="superscript"/>
-          <w14:ligatures w14:val="none"/>
+          <ns2:ligatures ns2:val="none"/>
         </w:rPr>
         <w:footnoteReference w:id="7"/>
       </w:r>
@@ -2551,13 +2551,13 @@
           <w:color w:val="000000"/>
           <w:kern w:val="0"/>
           <w:lang w:eastAsia="es-PE"/>
-          <w14:ligatures w14:val="none"/>
+          <ns2:ligatures ns2:val="none"/>
         </w:rPr>
         <w:t>.</w:t>
       </w:r>
       <w:bookmarkStart w:id="15" w:name="_Hlk214963039"/>
     </w:p>
-    <w:p>
+    <w:p ns2:paraId="68C71625" ns2:textId="77777777">
       <w:pPr>
         <w:spacing w:after="0" w:line="240" w:lineRule="auto"/>
         <w:ind w:left="567"/>
@@ -2568,12 +2568,12 @@
           <w:color w:val="000000"/>
           <w:kern w:val="0"/>
           <w:lang w:eastAsia="es-PE"/>
-          <w14:ligatures w14:val="none"/>
+          <ns2:ligatures ns2:val="none"/>
         </w:rPr>
       </w:pPr>
       <w:bookmarkStart w:id="16" w:name="_Hlk214963071"/>
     </w:p>
-    <w:p>
+    <w:p ns2:paraId="38A98B4B" ns2:textId="77777777">
       <w:pPr>
         <w:pStyle w:val="Prrafodelista"/>
         <w:numPr>
@@ -2593,22 +2593,22 @@
           <w:color w:val="000000"/>
           <w:kern w:val="0"/>
           <w:lang w:eastAsia="es-PE"/>
-          <w14:ligatures w14:val="none"/>
-        </w:rPr>
-      </w:pPr>
-      <w:r>
-        <w:rPr>
-          <w:rFonts w:ascii="Arial Narrow" w:eastAsia="Arial Narrow" w:hAnsi="Arial Narrow" w:cs="Arial Narrow"/>
-          <w:b/>
-          <w:color w:val="000000"/>
-          <w:kern w:val="0"/>
-          <w:lang w:eastAsia="es-PE"/>
-          <w14:ligatures w14:val="none"/>
+          <ns2:ligatures ns2:val="none"/>
+        </w:rPr>
+      </w:pPr>
+      <w:r>
+        <w:rPr>
+          <w:rFonts w:ascii="Arial Narrow" w:eastAsia="Arial Narrow" w:hAnsi="Arial Narrow" w:cs="Arial Narrow"/>
+          <w:b/>
+          <w:color w:val="000000"/>
+          <w:kern w:val="0"/>
+          <w:lang w:eastAsia="es-PE"/>
+          <ns2:ligatures ns2:val="none"/>
         </w:rPr>
         <w:t>REQUERIMIENTO DE INFORMACIÓN</w:t>
       </w:r>
     </w:p>
-    <w:p>
+    <w:p ns2:paraId="5B518DC4" ns2:textId="77777777">
       <w:pPr>
         <w:spacing w:after="0" w:line="240" w:lineRule="auto"/>
         <w:contextualSpacing/>
@@ -2618,11 +2618,11 @@
           <w:color w:val="000000"/>
           <w:kern w:val="0"/>
           <w:lang w:val="es-ES" w:eastAsia="es-ES"/>
-          <w14:ligatures w14:val="none"/>
-        </w:rPr>
-      </w:pPr>
-    </w:p>
-    <w:p>
+          <ns2:ligatures ns2:val="none"/>
+        </w:rPr>
+      </w:pPr>
+    </w:p>
+    <w:p ns2:paraId="62B88A04" ns2:textId="5A915D43">
       <w:pPr>
         <w:pStyle w:val="Prrafodelista"/>
         <w:numPr>
@@ -2637,7 +2637,7 @@
           <w:color w:val="000000"/>
           <w:kern w:val="0"/>
           <w:lang w:val="es-ES" w:eastAsia="es-ES"/>
-          <w14:ligatures w14:val="none"/>
+          <ns2:ligatures ns2:val="none"/>
         </w:rPr>
       </w:pPr>
       <w:r>
@@ -2646,7 +2646,7 @@
           <w:color w:val="000000"/>
           <w:kern w:val="0"/>
           <w:lang w:val="es-ES" w:eastAsia="es-ES"/>
-          <w14:ligatures w14:val="none"/>
+          <ns2:ligatures ns2:val="none"/>
         </w:rPr>
         <w:t xml:space="preserve">A efectos de tener mayores elementos </w:t>
       </w:r>
@@ -2657,7 +2657,7 @@
           <w:color w:val="000000"/>
           <w:kern w:val="0"/>
           <w:lang w:val="es-ES" w:eastAsia="es-ES"/>
-          <w14:ligatures w14:val="none"/>
+          <ns2:ligatures ns2:val="none"/>
         </w:rPr>
         <w:t xml:space="preserve">que sirvan para la resolución definitiva del presente caso, la Secretaría Técnica, en ejercicio de las facultades que la ley le confiere, conviene requerir </w:t>
       </w:r>
@@ -2667,7 +2667,7 @@
           <w:color w:val="000000"/>
           <w:kern w:val="0"/>
           <w:lang w:val="es-ES" w:eastAsia="es-ES"/>
-          <w14:ligatures w14:val="none"/>
+          <ns2:ligatures ns2:val="none"/>
         </w:rPr>
         <w:t xml:space="preserve">a la </w:t>
       </w:r>
@@ -2677,7 +2677,7 @@
           <w:color w:val="000000"/>
           <w:kern w:val="0"/>
           <w:lang w:val="es-ES" w:eastAsia="es-ES"/>
-          <w14:ligatures w14:val="none"/>
+          <ns2:ligatures ns2:val="none"/>
         </w:rPr>
         <w:lastRenderedPageBreak/>
         <w:t xml:space="preserve">compañía aseguradora </w:t>
@@ -2688,7 +2688,7 @@
           <w:color w:val="000000"/>
           <w:kern w:val="0"/>
           <w:lang w:val="es-ES" w:eastAsia="es-ES"/>
-          <w14:ligatures w14:val="none"/>
+          <ns2:ligatures ns2:val="none"/>
         </w:rPr>
         <w:t xml:space="preserve">que, en un plazo no mayor de cinco (5) días hábiles contado a partir del día siguiente de la notificación de la presente resolución, cumpla con lo siguiente: (i) presentar una copia completa, legible y debidamente suscrita de la </w:t>
       </w:r>
@@ -2698,7 +2698,7 @@
           <w:color w:val="000000"/>
           <w:kern w:val="0"/>
           <w:lang w:val="es-ES" w:eastAsia="es-ES"/>
-          <w14:ligatures w14:val="none"/>
+          <ns2:ligatures ns2:val="none"/>
         </w:rPr>
         <w:t>Póliza del Seguro de Protección de Tarjeta - Certificado 302087655</w:t>
       </w:r>
@@ -2708,7 +2708,7 @@
           <w:color w:val="000000"/>
           <w:kern w:val="0"/>
           <w:lang w:val="es-ES" w:eastAsia="es-ES"/>
-          <w14:ligatures w14:val="none"/>
+          <ns2:ligatures ns2:val="none"/>
         </w:rPr>
         <w:t xml:space="preserve">, </w:t>
       </w:r>
@@ -2719,7 +2719,7 @@
           <w:color w:val="000000"/>
           <w:kern w:val="0"/>
           <w:lang w:val="es-ES" w:eastAsia="es-ES"/>
-          <w14:ligatures w14:val="none"/>
+          <ns2:ligatures ns2:val="none"/>
         </w:rPr>
         <w:t>así como el cargo de remisión de la póliza</w:t>
       </w:r>
@@ -2730,7 +2730,7 @@
           <w:color w:val="000000"/>
           <w:kern w:val="0"/>
           <w:lang w:val="es-ES" w:eastAsia="es-ES"/>
-          <w14:ligatures w14:val="none"/>
+          <ns2:ligatures ns2:val="none"/>
         </w:rPr>
         <w:t>; (</w:t>
       </w:r>
@@ -2741,7 +2741,7 @@
           <w:color w:val="000000"/>
           <w:kern w:val="0"/>
           <w:lang w:val="es-ES" w:eastAsia="es-ES"/>
-          <w14:ligatures w14:val="none"/>
+          <ns2:ligatures ns2:val="none"/>
         </w:rPr>
         <w:t>ii</w:t>
       </w:r>
@@ -2752,7 +2752,7 @@
           <w:color w:val="000000"/>
           <w:kern w:val="0"/>
           <w:lang w:val="es-ES" w:eastAsia="es-ES"/>
-          <w14:ligatures w14:val="none"/>
+          <ns2:ligatures ns2:val="none"/>
         </w:rPr>
         <w:t xml:space="preserve">) presentar los medios probatorios que acrediten </w:t>
       </w:r>
@@ -2762,7 +2762,7 @@
           <w:color w:val="000000"/>
           <w:kern w:val="0"/>
           <w:lang w:val="es-ES" w:eastAsia="es-ES"/>
-          <w14:ligatures w14:val="none"/>
+          <ns2:ligatures ns2:val="none"/>
         </w:rPr>
         <w:t xml:space="preserve">que atendió de manera adecuada la solicitud de otorgamiento de cobertura presentada por la </w:t>
       </w:r>
@@ -2772,7 +2772,7 @@
           <w:color w:val="000000"/>
           <w:kern w:val="0"/>
           <w:lang w:val="es-ES" w:eastAsia="es-ES"/>
-          <w14:ligatures w14:val="none"/>
+          <ns2:ligatures ns2:val="none"/>
         </w:rPr>
         <w:t xml:space="preserve">parte </w:t>
       </w:r>
@@ -2782,7 +2782,7 @@
           <w:color w:val="000000"/>
           <w:kern w:val="0"/>
           <w:lang w:val="es-ES" w:eastAsia="es-ES"/>
-          <w14:ligatures w14:val="none"/>
+          <ns2:ligatures ns2:val="none"/>
         </w:rPr>
         <w:t>denunciante</w:t>
       </w:r>
@@ -2792,7 +2792,7 @@
           <w:color w:val="000000"/>
           <w:kern w:val="0"/>
           <w:lang w:val="es-ES" w:eastAsia="es-ES"/>
-          <w14:ligatures w14:val="none"/>
+          <ns2:ligatures ns2:val="none"/>
         </w:rPr>
         <w:t>; y, (</w:t>
       </w:r>
@@ -2803,7 +2803,7 @@
           <w:color w:val="000000"/>
           <w:kern w:val="0"/>
           <w:lang w:val="es-ES" w:eastAsia="es-ES"/>
-          <w14:ligatures w14:val="none"/>
+          <ns2:ligatures ns2:val="none"/>
         </w:rPr>
         <w:t>iii</w:t>
       </w:r>
@@ -2814,7 +2814,7 @@
           <w:color w:val="000000"/>
           <w:kern w:val="0"/>
           <w:lang w:val="es-ES" w:eastAsia="es-ES"/>
-          <w14:ligatures w14:val="none"/>
+          <ns2:ligatures ns2:val="none"/>
         </w:rPr>
         <w:t xml:space="preserve">) presentar todas las comunicaciones cursadas </w:t>
       </w:r>
@@ -2824,7 +2824,7 @@
           <w:color w:val="000000"/>
           <w:kern w:val="0"/>
           <w:lang w:val="es-ES" w:eastAsia="es-ES"/>
-          <w14:ligatures w14:val="none"/>
+          <ns2:ligatures ns2:val="none"/>
         </w:rPr>
         <w:t xml:space="preserve">con la parte denunciante </w:t>
       </w:r>
@@ -2834,7 +2834,7 @@
           <w:color w:val="000000"/>
           <w:kern w:val="0"/>
           <w:lang w:val="es-ES" w:eastAsia="es-ES"/>
-          <w14:ligatures w14:val="none"/>
+          <ns2:ligatures ns2:val="none"/>
         </w:rPr>
         <w:t xml:space="preserve">en virtud </w:t>
       </w:r>
@@ -2844,7 +2844,7 @@
           <w:color w:val="000000"/>
           <w:kern w:val="0"/>
           <w:lang w:val="es-ES" w:eastAsia="es-ES"/>
-          <w14:ligatures w14:val="none"/>
+          <ns2:ligatures ns2:val="none"/>
         </w:rPr>
         <w:t xml:space="preserve">de los hechos materia </w:t>
       </w:r>
@@ -2854,7 +2854,7 @@
           <w:color w:val="000000"/>
           <w:kern w:val="0"/>
           <w:lang w:val="es-ES" w:eastAsia="es-ES"/>
-          <w14:ligatures w14:val="none"/>
+          <ns2:ligatures ns2:val="none"/>
         </w:rPr>
         <w:t>de denuncia.</w:t>
       </w:r>
@@ -2864,13 +2864,13 @@
           <w:color w:val="000000"/>
           <w:kern w:val="0"/>
           <w:lang w:eastAsia="es-ES"/>
-          <w14:ligatures w14:val="none"/>
+          <ns2:ligatures ns2:val="none"/>
         </w:rPr>
         <w:t xml:space="preserve"> </w:t>
       </w:r>
     </w:p>
     <w:bookmarkEnd w:id="16"/>
-    <w:p>
+    <w:p ns2:paraId="5C93B848" ns2:textId="77777777">
       <w:pPr>
         <w:pStyle w:val="Prrafodelista"/>
         <w:spacing w:after="0" w:line="240" w:lineRule="auto"/>
@@ -2881,11 +2881,11 @@
           <w:color w:val="000000"/>
           <w:kern w:val="0"/>
           <w:lang w:val="es-ES" w:eastAsia="es-ES"/>
-          <w14:ligatures w14:val="none"/>
-        </w:rPr>
-      </w:pPr>
-    </w:p>
-    <w:p>
+          <ns2:ligatures ns2:val="none"/>
+        </w:rPr>
+      </w:pPr>
+    </w:p>
+    <w:p ns2:paraId="2A119386" ns2:textId="77777777">
       <w:pPr>
         <w:pStyle w:val="Prrafodelista"/>
         <w:numPr>
@@ -2905,37 +2905,37 @@
           <w:color w:val="000000"/>
           <w:kern w:val="0"/>
           <w:lang w:eastAsia="es-PE"/>
-          <w14:ligatures w14:val="none"/>
-        </w:rPr>
-      </w:pPr>
-      <w:r>
-        <w:rPr>
-          <w:rFonts w:ascii="Arial Narrow" w:eastAsia="Arial Narrow" w:hAnsi="Arial Narrow" w:cs="Arial Narrow"/>
-          <w:b/>
-          <w:color w:val="000000"/>
-          <w:kern w:val="0"/>
-          <w:lang w:eastAsia="es-PE"/>
-          <w14:ligatures w14:val="none"/>
+          <ns2:ligatures ns2:val="none"/>
+        </w:rPr>
+      </w:pPr>
+      <w:r>
+        <w:rPr>
+          <w:rFonts w:ascii="Arial Narrow" w:eastAsia="Arial Narrow" w:hAnsi="Arial Narrow" w:cs="Arial Narrow"/>
+          <w:b/>
+          <w:color w:val="000000"/>
+          <w:kern w:val="0"/>
+          <w:lang w:eastAsia="es-PE"/>
+          <ns2:ligatures ns2:val="none"/>
         </w:rPr>
         <w:t xml:space="preserve">RESOLUCIÓN DE LA SECRETARÍA TÉCNICA </w:t>
       </w:r>
     </w:p>
-    <w:p>
-      <w:pPr>
-        <w:spacing w:after="0" w:line="240" w:lineRule="auto"/>
-        <w:contextualSpacing/>
-        <w:jc w:val="both"/>
-        <w:rPr>
-          <w:rFonts w:ascii="Arial Narrow" w:eastAsia="Arial Narrow" w:hAnsi="Arial Narrow" w:cs="Arial Narrow"/>
-          <w:b/>
-          <w:color w:val="000000"/>
-          <w:kern w:val="0"/>
-          <w:lang w:eastAsia="es-PE"/>
-          <w14:ligatures w14:val="none"/>
-        </w:rPr>
-      </w:pPr>
-    </w:p>
-    <w:p>
+    <w:p ns2:paraId="7F554EB2" ns2:textId="77777777">
+      <w:pPr>
+        <w:spacing w:after="0" w:line="240" w:lineRule="auto"/>
+        <w:contextualSpacing/>
+        <w:jc w:val="both"/>
+        <w:rPr>
+          <w:rFonts w:ascii="Arial Narrow" w:eastAsia="Arial Narrow" w:hAnsi="Arial Narrow" w:cs="Arial Narrow"/>
+          <w:b/>
+          <w:color w:val="000000"/>
+          <w:kern w:val="0"/>
+          <w:lang w:eastAsia="es-PE"/>
+          <ns2:ligatures ns2:val="none"/>
+        </w:rPr>
+      </w:pPr>
+    </w:p>
+    <w:p ns2:paraId="24E29394" ns2:textId="3ED5B44D">
       <w:pPr>
         <w:spacing w:after="0" w:line="240" w:lineRule="auto"/>
         <w:contextualSpacing/>
@@ -2945,17 +2945,17 @@
           <w:color w:val="000000"/>
           <w:kern w:val="0"/>
           <w:lang w:eastAsia="es-PE"/>
-          <w14:ligatures w14:val="none"/>
-        </w:rPr>
-      </w:pPr>
-      <w:r>
-        <w:rPr>
-          <w:rFonts w:ascii="Arial Narrow" w:eastAsia="Arial Narrow" w:hAnsi="Arial Narrow" w:cs="Arial Narrow"/>
-          <w:b/>
-          <w:color w:val="000000"/>
-          <w:kern w:val="0"/>
-          <w:lang w:eastAsia="es-PE"/>
-          <w14:ligatures w14:val="none"/>
+          <ns2:ligatures ns2:val="none"/>
+        </w:rPr>
+      </w:pPr>
+      <w:r>
+        <w:rPr>
+          <w:rFonts w:ascii="Arial Narrow" w:eastAsia="Arial Narrow" w:hAnsi="Arial Narrow" w:cs="Arial Narrow"/>
+          <w:b/>
+          <w:color w:val="000000"/>
+          <w:kern w:val="0"/>
+          <w:lang w:eastAsia="es-PE"/>
+          <ns2:ligatures ns2:val="none"/>
         </w:rPr>
         <w:t xml:space="preserve">PRIMERO: admitir a trámite la denuncia del 12 de marzo de 2026 interpuesta por la señora [DENUNCIANTE] contra Pacífico Compañía de Seguros y Reaseguros S.A., por lo siguiente:</w:t>
       </w:r>
@@ -2966,7 +2966,7 @@
           <w:kern w:val="0"/>
           <w:shd w:val="clear" w:color="auto" w:fill="FFFFFF"/>
           <w:lang w:eastAsia="es-PE"/>
-          <w14:ligatures w14:val="none"/>
+          <ns2:ligatures ns2:val="none"/>
         </w:rPr>
         <w:t xml:space="preserve"/>
       </w:r>
@@ -2976,7 +2976,7 @@
           <w:color w:val="000000"/>
           <w:kern w:val="0"/>
           <w:lang w:val="es-ES" w:eastAsia="es-ES"/>
-          <w14:ligatures w14:val="none"/>
+          <ns2:ligatures ns2:val="none"/>
         </w:rPr>
         <w:t xml:space="preserve"/>
       </w:r>
@@ -2987,7 +2987,7 @@
           <w:kern w:val="0"/>
           <w:shd w:val="clear" w:color="auto" w:fill="FFFFFF"/>
           <w:lang w:eastAsia="es-PE"/>
-          <w14:ligatures w14:val="none"/>
+          <ns2:ligatures ns2:val="none"/>
         </w:rPr>
         <w:t xml:space="preserve"/>
       </w:r>
@@ -2998,7 +2998,7 @@
           <w:kern w:val="0"/>
           <w:shd w:val="clear" w:color="auto" w:fill="FFFFFF"/>
           <w:lang w:eastAsia="es-PE"/>
-          <w14:ligatures w14:val="none"/>
+          <ns2:ligatures ns2:val="none"/>
         </w:rPr>
         <w:t xml:space="preserve"/>
       </w:r>
@@ -3008,7 +3008,7 @@
           <w:bCs/>
           <w:spacing w:val="-3"/>
           <w:kern w:val="0"/>
-          <w14:ligatures w14:val="none"/>
+          <ns2:ligatures ns2:val="none"/>
         </w:rPr>
         <w:t xml:space="preserve"/>
       </w:r>
@@ -3020,7 +3020,7 @@
           <w:kern w:val="0"/>
           <w:shd w:val="clear" w:color="auto" w:fill="FFFFFF"/>
           <w:lang w:eastAsia="es-PE"/>
-          <w14:ligatures w14:val="none"/>
+          <ns2:ligatures ns2:val="none"/>
         </w:rPr>
         <w:t/>
       </w:r>
@@ -3032,7 +3032,7 @@
           <w:kern w:val="0"/>
           <w:shd w:val="clear" w:color="auto" w:fill="FFFFFF"/>
           <w:lang w:eastAsia="es-PE"/>
-          <w14:ligatures w14:val="none"/>
+          <ns2:ligatures ns2:val="none"/>
         </w:rPr>
         <w:t xml:space="preserve"/>
       </w:r>
@@ -3043,7 +3043,7 @@
           <w:kern w:val="0"/>
           <w:shd w:val="clear" w:color="auto" w:fill="FFFFFF"/>
           <w:lang w:eastAsia="es-PE"/>
-          <w14:ligatures w14:val="none"/>
+          <ns2:ligatures ns2:val="none"/>
         </w:rPr>
         <w:t xml:space="preserve"/>
       </w:r>
@@ -3054,7 +3054,7 @@
           <w:kern w:val="0"/>
           <w:shd w:val="clear" w:color="auto" w:fill="FFFFFF"/>
           <w:lang w:eastAsia="es-PE"/>
-          <w14:ligatures w14:val="none"/>
+          <ns2:ligatures ns2:val="none"/>
         </w:rPr>
         <w:t xml:space="preserve"/>
       </w:r>
@@ -3072,7 +3072,7 @@
           <w:kern w:val="0"/>
           <w:shd w:val="clear" w:color="auto" w:fill="FFFFFF"/>
           <w:lang w:eastAsia="es-PE"/>
-          <w14:ligatures w14:val="none"/>
+          <ns2:ligatures ns2:val="none"/>
         </w:rPr>
         <w:t xml:space="preserve"/>
       </w:r>
@@ -3084,13 +3084,13 @@
           <w:kern w:val="0"/>
           <w:shd w:val="clear" w:color="auto" w:fill="FFFFFF"/>
           <w:lang w:eastAsia="es-PE"/>
-          <w14:ligatures w14:val="none"/>
+          <ns2:ligatures ns2:val="none"/>
         </w:rPr>
         <w:t/>
       </w:r>
       <w:bookmarkStart w:id="19" w:name="_Hlk215162047"/>
     </w:p>
-    <w:p>
+    <w:p ns2:paraId="2B29E9A3" ns2:textId="77777777">
       <w:pPr>
         <w:pStyle w:val="Prrafodelista"/>
         <w:spacing w:after="0" w:line="240" w:lineRule="auto"/>
@@ -3099,11 +3099,11 @@
         <w:rPr>
           <w:rFonts w:ascii="Arial Narrow" w:eastAsia="Arial Narrow" w:hAnsi="Arial Narrow" w:cs="Arial Narrow"/>
           <w:kern w:val="0"/>
-          <w14:ligatures w14:val="none"/>
-        </w:rPr>
-      </w:pPr>
-    </w:p>
-    <w:p>
+          <ns2:ligatures ns2:val="none"/>
+        </w:rPr>
+      </w:pPr>
+    </w:p>
+    <w:p ns2:paraId="5A102B7E" ns2:textId="26722E68">
       <w:pPr>
         <w:pStyle w:val="Prrafodelista"/>
         <w:numPr>
@@ -3119,14 +3119,14 @@
         <w:rPr>
           <w:rFonts w:ascii="Arial Narrow" w:eastAsia="Arial Narrow" w:hAnsi="Arial Narrow" w:cs="Arial Narrow"/>
           <w:kern w:val="0"/>
-          <w14:ligatures w14:val="none"/>
-        </w:rPr>
-      </w:pPr>
-      <w:r>
-        <w:rPr>
-          <w:rFonts w:ascii="Arial Narrow" w:eastAsia="Arial Narrow" w:hAnsi="Arial Narrow" w:cs="Arial Narrow"/>
-          <w:kern w:val="0"/>
-          <w14:ligatures w14:val="none"/>
+          <ns2:ligatures ns2:val="none"/>
+        </w:rPr>
+      </w:pPr>
+      <w:r>
+        <w:rPr>
+          <w:rFonts w:ascii="Arial Narrow" w:eastAsia="Arial Narrow" w:hAnsi="Arial Narrow" w:cs="Arial Narrow"/>
+          <w:kern w:val="0"/>
+          <ns2:ligatures ns2:val="none"/>
         </w:rPr>
         <w:t xml:space="preserve">Presunta </w:t>
       </w:r>
@@ -3134,7 +3134,7 @@
         <w:rPr>
           <w:rFonts w:ascii="Arial Narrow" w:eastAsia="Arial Narrow" w:hAnsi="Arial Narrow" w:cs="Arial Narrow"/>
           <w:kern w:val="0"/>
-          <w14:ligatures w14:val="none"/>
+          <ns2:ligatures ns2:val="none"/>
         </w:rPr>
         <w:t>infracción a los artículos 18 y 19 de la Ley</w:t>
       </w:r>
@@ -3142,7 +3142,7 @@
         <w:rPr>
           <w:rFonts w:ascii="Arial Narrow" w:eastAsia="Arial Narrow" w:hAnsi="Arial Narrow" w:cs="Arial Narrow"/>
           <w:kern w:val="0"/>
-          <w14:ligatures w14:val="none"/>
+          <ns2:ligatures ns2:val="none"/>
         </w:rPr>
         <w:t xml:space="preserve"> </w:t>
       </w:r>
@@ -3150,7 +3150,7 @@
         <w:rPr>
           <w:rFonts w:ascii="Arial Narrow" w:eastAsia="Arial Narrow" w:hAnsi="Arial Narrow" w:cs="Arial Narrow"/>
           <w:kern w:val="0"/>
-          <w14:ligatures w14:val="none"/>
+          <ns2:ligatures ns2:val="none"/>
         </w:rPr>
         <w:t xml:space="preserve"> 29571, Código de Protección y Defensa del Consumidor</w:t>
       </w:r>
@@ -3158,7 +3158,7 @@
         <w:rPr>
           <w:rFonts w:ascii="Arial Narrow" w:eastAsia="Arial Narrow" w:hAnsi="Arial Narrow" w:cs="Arial Narrow"/>
           <w:kern w:val="0"/>
-          <w14:ligatures w14:val="none"/>
+          <ns2:ligatures ns2:val="none"/>
         </w:rPr>
         <w:t xml:space="preserve">, en tanto </w:t>
       </w:r>
@@ -3168,7 +3168,7 @@
           <w:color w:val="000000"/>
           <w:kern w:val="0"/>
           <w:lang w:val="es-ES" w:eastAsia="es-ES"/>
-          <w14:ligatures w14:val="none"/>
+          <ns2:ligatures ns2:val="none"/>
         </w:rPr>
         <w:t xml:space="preserve">la compañía aseguradora </w:t>
       </w:r>
@@ -3176,7 +3176,7 @@
         <w:rPr>
           <w:rFonts w:ascii="Arial Narrow" w:eastAsia="Arial Narrow" w:hAnsi="Arial Narrow" w:cs="Arial Narrow"/>
           <w:kern w:val="0"/>
-          <w14:ligatures w14:val="none"/>
+          <ns2:ligatures ns2:val="none"/>
         </w:rPr>
         <w:t xml:space="preserve">no habría cumplido </w:t>
       </w:r>
@@ -3184,7 +3184,7 @@
         <w:rPr>
           <w:rFonts w:ascii="Arial Narrow" w:eastAsia="Arial Narrow" w:hAnsi="Arial Narrow" w:cs="Arial Narrow"/>
           <w:kern w:val="0"/>
-          <w14:ligatures w14:val="none"/>
+          <ns2:ligatures ns2:val="none"/>
         </w:rPr>
         <w:t>con atender la solicitud de</w:t>
       </w:r>
@@ -3192,7 +3192,7 @@
         <w:rPr>
           <w:rFonts w:ascii="Arial Narrow" w:eastAsia="Arial Narrow" w:hAnsi="Arial Narrow" w:cs="Arial Narrow"/>
           <w:kern w:val="0"/>
-          <w14:ligatures w14:val="none"/>
+          <ns2:ligatures ns2:val="none"/>
         </w:rPr>
         <w:t xml:space="preserve"> activación de la cobertura </w:t>
       </w:r>
@@ -3200,7 +3200,7 @@
         <w:rPr>
           <w:rFonts w:ascii="Arial Narrow" w:eastAsia="Arial Narrow" w:hAnsi="Arial Narrow" w:cs="Arial Narrow"/>
           <w:kern w:val="0"/>
-          <w14:ligatures w14:val="none"/>
+          <ns2:ligatures ns2:val="none"/>
         </w:rPr>
         <w:t xml:space="preserve">de </w:t>
       </w:r>
@@ -3210,7 +3210,7 @@
           <w:color w:val="000000"/>
           <w:kern w:val="0"/>
           <w:lang w:val="es-ES" w:eastAsia="es-ES"/>
-          <w14:ligatures w14:val="none"/>
+          <ns2:ligatures ns2:val="none"/>
         </w:rPr>
         <w:t>la Póliza del Seguro de Protección de Tarjeta</w:t>
       </w:r>
@@ -3220,7 +3220,7 @@
           <w:color w:val="000000"/>
           <w:kern w:val="0"/>
           <w:lang w:val="es-ES" w:eastAsia="es-ES"/>
-          <w14:ligatures w14:val="none"/>
+          <ns2:ligatures ns2:val="none"/>
         </w:rPr>
         <w:t>s</w:t>
       </w:r>
@@ -3230,7 +3230,7 @@
           <w:color w:val="000000"/>
           <w:kern w:val="0"/>
           <w:lang w:val="es-ES" w:eastAsia="es-ES"/>
-          <w14:ligatures w14:val="none"/>
+          <ns2:ligatures ns2:val="none"/>
         </w:rPr>
         <w:t xml:space="preserve"> - Certificado 302087655 </w:t>
       </w:r>
@@ -3240,7 +3240,7 @@
           <w:color w:val="000000"/>
           <w:kern w:val="0"/>
           <w:lang w:eastAsia="es-ES"/>
-          <w14:ligatures w14:val="none"/>
+          <ns2:ligatures ns2:val="none"/>
         </w:rPr>
         <w:t>de</w:t>
       </w:r>
@@ -3250,7 +3250,7 @@
           <w:color w:val="000000"/>
           <w:kern w:val="0"/>
           <w:lang w:eastAsia="es-ES"/>
-          <w14:ligatures w14:val="none"/>
+          <ns2:ligatures ns2:val="none"/>
         </w:rPr>
         <w:t xml:space="preserve"> la denunciante</w:t>
       </w:r>
@@ -3258,7 +3258,7 @@
         <w:rPr>
           <w:rFonts w:ascii="Arial Narrow" w:eastAsia="Arial Narrow" w:hAnsi="Arial Narrow" w:cs="Arial Narrow"/>
           <w:kern w:val="0"/>
-          <w14:ligatures w14:val="none"/>
+          <ns2:ligatures ns2:val="none"/>
         </w:rPr>
         <w:t xml:space="preserve">, </w:t>
       </w:r>
@@ -3266,7 +3266,7 @@
         <w:rPr>
           <w:rFonts w:ascii="Arial Narrow" w:eastAsia="Arial Narrow" w:hAnsi="Arial Narrow" w:cs="Arial Narrow"/>
           <w:kern w:val="0"/>
-          <w14:ligatures w14:val="none"/>
+          <ns2:ligatures ns2:val="none"/>
         </w:rPr>
         <w:t xml:space="preserve">por </w:t>
       </w:r>
@@ -3274,7 +3274,7 @@
         <w:rPr>
           <w:rFonts w:ascii="Arial Narrow" w:eastAsia="Arial Narrow" w:hAnsi="Arial Narrow" w:cs="Arial Narrow"/>
           <w:kern w:val="0"/>
-          <w14:ligatures w14:val="none"/>
+          <ns2:ligatures ns2:val="none"/>
         </w:rPr>
         <w:t xml:space="preserve">el siniestro del </w:t>
       </w:r>
@@ -3284,7 +3284,7 @@
           <w:color w:val="000000"/>
           <w:kern w:val="0"/>
           <w:lang w:eastAsia="es-ES"/>
-          <w14:ligatures w14:val="none"/>
+          <ns2:ligatures ns2:val="none"/>
         </w:rPr>
         <w:t>7 de enero de 2026</w:t>
       </w:r>
@@ -3292,24 +3292,24 @@
         <w:rPr>
           <w:rFonts w:ascii="Arial Narrow" w:eastAsia="Arial Narrow" w:hAnsi="Arial Narrow" w:cs="Arial Narrow"/>
           <w:kern w:val="0"/>
-          <w14:ligatures w14:val="none"/>
+          <ns2:ligatures ns2:val="none"/>
         </w:rPr>
         <w:t>.</w:t>
       </w:r>
     </w:p>
-    <w:p>
-      <w:pPr>
-        <w:spacing w:after="0" w:line="240" w:lineRule="auto"/>
-        <w:contextualSpacing/>
-        <w:jc w:val="both"/>
-        <w:rPr>
-          <w:rFonts w:ascii="Arial Narrow" w:eastAsia="Arial Narrow" w:hAnsi="Arial Narrow" w:cs="Arial Narrow"/>
-          <w:kern w:val="0"/>
-          <w14:ligatures w14:val="none"/>
-        </w:rPr>
-      </w:pPr>
-    </w:p>
-    <w:p>
+    <w:p ns2:paraId="06E25817" ns2:textId="77777777">
+      <w:pPr>
+        <w:spacing w:after="0" w:line="240" w:lineRule="auto"/>
+        <w:contextualSpacing/>
+        <w:jc w:val="both"/>
+        <w:rPr>
+          <w:rFonts w:ascii="Arial Narrow" w:eastAsia="Arial Narrow" w:hAnsi="Arial Narrow" w:cs="Arial Narrow"/>
+          <w:kern w:val="0"/>
+          <ns2:ligatures ns2:val="none"/>
+        </w:rPr>
+      </w:pPr>
+    </w:p>
+    <w:p ns2:paraId="5FA8C04D" ns2:textId="54FACAF9">
       <w:pPr>
         <w:pStyle w:val="Prrafodelista"/>
         <w:numPr>
@@ -3325,14 +3325,14 @@
         <w:rPr>
           <w:rFonts w:ascii="Arial Narrow" w:eastAsia="Arial Narrow" w:hAnsi="Arial Narrow" w:cs="Arial Narrow"/>
           <w:kern w:val="0"/>
-          <w14:ligatures w14:val="none"/>
-        </w:rPr>
-      </w:pPr>
-      <w:r>
-        <w:rPr>
-          <w:rFonts w:ascii="Arial Narrow" w:eastAsia="Arial Narrow" w:hAnsi="Arial Narrow" w:cs="Arial Narrow"/>
-          <w:kern w:val="0"/>
-          <w14:ligatures w14:val="none"/>
+          <ns2:ligatures ns2:val="none"/>
+        </w:rPr>
+      </w:pPr>
+      <w:r>
+        <w:rPr>
+          <w:rFonts w:ascii="Arial Narrow" w:eastAsia="Arial Narrow" w:hAnsi="Arial Narrow" w:cs="Arial Narrow"/>
+          <w:kern w:val="0"/>
+          <ns2:ligatures ns2:val="none"/>
         </w:rPr>
         <w:t xml:space="preserve">Presunta </w:t>
       </w:r>
@@ -3340,7 +3340,7 @@
         <w:rPr>
           <w:rFonts w:ascii="Arial Narrow" w:eastAsia="Arial Narrow" w:hAnsi="Arial Narrow" w:cs="Arial Narrow"/>
           <w:kern w:val="0"/>
-          <w14:ligatures w14:val="none"/>
+          <ns2:ligatures ns2:val="none"/>
         </w:rPr>
         <w:t>infracción al literal g) del artículo 56 de la Ley</w:t>
       </w:r>
@@ -3348,7 +3348,7 @@
         <w:rPr>
           <w:rFonts w:ascii="Arial Narrow" w:eastAsia="Arial Narrow" w:hAnsi="Arial Narrow" w:cs="Arial Narrow"/>
           <w:kern w:val="0"/>
-          <w14:ligatures w14:val="none"/>
+          <ns2:ligatures ns2:val="none"/>
         </w:rPr>
         <w:t xml:space="preserve"> </w:t>
       </w:r>
@@ -3356,7 +3356,7 @@
         <w:rPr>
           <w:rFonts w:ascii="Arial Narrow" w:eastAsia="Arial Narrow" w:hAnsi="Arial Narrow" w:cs="Arial Narrow"/>
           <w:kern w:val="0"/>
-          <w14:ligatures w14:val="none"/>
+          <ns2:ligatures ns2:val="none"/>
         </w:rPr>
         <w:t xml:space="preserve"> 29571, Código de Protección y Defensa del Consumidor</w:t>
       </w:r>
@@ -3364,7 +3364,7 @@
         <w:rPr>
           <w:rFonts w:ascii="Arial Narrow" w:eastAsia="Arial Narrow" w:hAnsi="Arial Narrow" w:cs="Arial Narrow"/>
           <w:kern w:val="0"/>
-          <w14:ligatures w14:val="none"/>
+          <ns2:ligatures ns2:val="none"/>
         </w:rPr>
         <w:t xml:space="preserve">, en tanto </w:t>
       </w:r>
@@ -3374,7 +3374,7 @@
           <w:color w:val="000000"/>
           <w:kern w:val="0"/>
           <w:lang w:val="es-ES" w:eastAsia="es-ES"/>
-          <w14:ligatures w14:val="none"/>
+          <ns2:ligatures ns2:val="none"/>
         </w:rPr>
         <w:t xml:space="preserve">la compañía aseguradora </w:t>
       </w:r>
@@ -3384,7 +3384,7 @@
           <w:kern w:val="0"/>
           <w:shd w:val="clear" w:color="auto" w:fill="FFFFFF"/>
           <w:lang w:eastAsia="es-PE"/>
-          <w14:ligatures w14:val="none"/>
+          <ns2:ligatures ns2:val="none"/>
         </w:rPr>
         <w:t xml:space="preserve">habría condicionado la atención de la solicitud de cobertura </w:t>
       </w:r>
@@ -3394,7 +3394,7 @@
           <w:color w:val="000000"/>
           <w:kern w:val="0"/>
           <w:lang w:val="es-ES" w:eastAsia="es-ES"/>
-          <w14:ligatures w14:val="none"/>
+          <ns2:ligatures ns2:val="none"/>
         </w:rPr>
         <w:t xml:space="preserve">de la Póliza </w:t>
       </w:r>
@@ -3404,7 +3404,7 @@
           <w:color w:val="000000"/>
           <w:kern w:val="0"/>
           <w:lang w:val="es-ES" w:eastAsia="es-ES"/>
-          <w14:ligatures w14:val="none"/>
+          <ns2:ligatures ns2:val="none"/>
         </w:rPr>
         <w:t>del Seguro de Protección de Tarjeta</w:t>
       </w:r>
@@ -3414,7 +3414,7 @@
           <w:color w:val="000000"/>
           <w:kern w:val="0"/>
           <w:lang w:val="es-ES" w:eastAsia="es-ES"/>
-          <w14:ligatures w14:val="none"/>
+          <ns2:ligatures ns2:val="none"/>
         </w:rPr>
         <w:t>s</w:t>
       </w:r>
@@ -3424,7 +3424,7 @@
           <w:color w:val="000000"/>
           <w:kern w:val="0"/>
           <w:lang w:val="es-ES" w:eastAsia="es-ES"/>
-          <w14:ligatures w14:val="none"/>
+          <ns2:ligatures ns2:val="none"/>
         </w:rPr>
         <w:t xml:space="preserve"> - Certificado 302087655 </w:t>
       </w:r>
@@ -3434,7 +3434,7 @@
           <w:color w:val="000000"/>
           <w:kern w:val="0"/>
           <w:lang w:eastAsia="es-ES"/>
-          <w14:ligatures w14:val="none"/>
+          <ns2:ligatures ns2:val="none"/>
         </w:rPr>
         <w:t xml:space="preserve">a que </w:t>
       </w:r>
@@ -3444,7 +3444,7 @@
           <w:kern w:val="0"/>
           <w:shd w:val="clear" w:color="auto" w:fill="FFFFFF"/>
           <w:lang w:eastAsia="es-PE"/>
-          <w14:ligatures w14:val="none"/>
+          <ns2:ligatures ns2:val="none"/>
         </w:rPr>
         <w:t>la denunciante se sometiera a una prueba poligráfica</w:t>
       </w:r>
@@ -3452,7 +3452,7 @@
         <w:rPr>
           <w:rFonts w:ascii="Arial Narrow" w:eastAsia="Arial Narrow" w:hAnsi="Arial Narrow" w:cs="Arial Narrow"/>
           <w:kern w:val="0"/>
-          <w14:ligatures w14:val="none"/>
+          <ns2:ligatures ns2:val="none"/>
         </w:rPr>
         <w:t xml:space="preserve">, pese a que </w:t>
       </w:r>
@@ -3460,7 +3460,7 @@
         <w:rPr>
           <w:rFonts w:ascii="Arial Narrow" w:eastAsia="Arial Narrow" w:hAnsi="Arial Narrow" w:cs="Arial Narrow"/>
           <w:kern w:val="0"/>
-          <w14:ligatures w14:val="none"/>
+          <ns2:ligatures ns2:val="none"/>
         </w:rPr>
         <w:t xml:space="preserve">no se encontraba apta para su realización </w:t>
       </w:r>
@@ -3470,7 +3470,7 @@
           <w:color w:val="000000"/>
           <w:kern w:val="0"/>
           <w:lang w:eastAsia="es-ES"/>
-          <w14:ligatures w14:val="none"/>
+          <ns2:ligatures ns2:val="none"/>
         </w:rPr>
         <w:t>debido a su estado de gestación</w:t>
       </w:r>
@@ -3478,7 +3478,7 @@
         <w:rPr>
           <w:rFonts w:ascii="Arial Narrow" w:eastAsia="Arial Narrow" w:hAnsi="Arial Narrow" w:cs="Arial Narrow"/>
           <w:kern w:val="0"/>
-          <w14:ligatures w14:val="none"/>
+          <ns2:ligatures ns2:val="none"/>
         </w:rPr>
         <w:t xml:space="preserve">. </w:t>
       </w:r>
@@ -3488,23 +3488,23 @@
           <w:color w:val="000000"/>
           <w:kern w:val="0"/>
           <w:lang w:eastAsia="es-PE"/>
-          <w14:ligatures w14:val="none"/>
+          <ns2:ligatures ns2:val="none"/>
         </w:rPr>
         <w:t xml:space="preserve"> </w:t>
       </w:r>
     </w:p>
-    <w:p>
+    <w:p ns2:paraId="375B11B2" ns2:textId="77777777">
       <w:pPr>
         <w:pStyle w:val="Prrafodelista"/>
         <w:spacing w:after="0" w:line="240" w:lineRule="auto"/>
         <w:rPr>
           <w:rFonts w:ascii="Arial Narrow" w:eastAsia="Arial Narrow" w:hAnsi="Arial Narrow" w:cs="Arial Narrow"/>
           <w:kern w:val="0"/>
-          <w14:ligatures w14:val="none"/>
-        </w:rPr>
-      </w:pPr>
-    </w:p>
-    <w:p>
+          <ns2:ligatures ns2:val="none"/>
+        </w:rPr>
+      </w:pPr>
+    </w:p>
+    <w:p ns2:paraId="17D7ED96" ns2:textId="3A280F23">
       <w:pPr>
         <w:pStyle w:val="Prrafodelista"/>
         <w:numPr>
@@ -3521,7 +3521,7 @@
         <w:rPr>
           <w:rFonts w:ascii="Arial Narrow" w:eastAsia="Arial Narrow" w:hAnsi="Arial Narrow" w:cs="Arial Narrow"/>
           <w:kern w:val="0"/>
-          <w14:ligatures w14:val="none"/>
+          <ns2:ligatures ns2:val="none"/>
         </w:rPr>
       </w:pPr>
       <w:bookmarkStart w:id="20" w:name="_Hlk213688106"/>
@@ -3535,7 +3535,7 @@
         <w:rPr>
           <w:rFonts w:ascii="Arial Narrow" w:eastAsia="Arial Narrow" w:hAnsi="Arial Narrow" w:cs="Arial Narrow"/>
           <w:kern w:val="0"/>
-          <w14:ligatures w14:val="none"/>
+          <ns2:ligatures ns2:val="none"/>
         </w:rPr>
         <w:t/>
       </w:r>
@@ -3549,7 +3549,7 @@
         <w:rPr>
           <w:rFonts w:ascii="Arial Narrow" w:eastAsia="Arial Narrow" w:hAnsi="Arial Narrow" w:cs="Arial Narrow"/>
           <w:kern w:val="0"/>
-          <w14:ligatures w14:val="none"/>
+          <ns2:ligatures ns2:val="none"/>
         </w:rPr>
         <w:t/>
       </w:r>
@@ -3565,7 +3565,7 @@
           <w:kern w:val="0"/>
           <w:shd w:val="clear" w:color="auto" w:fill="FFFFFF"/>
           <w:lang w:eastAsia="es-PE"/>
-          <w14:ligatures w14:val="none"/>
+          <ns2:ligatures ns2:val="none"/>
         </w:rPr>
         <w:t>29571</w:t>
       </w:r>
@@ -3579,7 +3579,7 @@
         <w:rPr>
           <w:rFonts w:ascii="Arial Narrow" w:eastAsia="Arial Narrow" w:hAnsi="Arial Narrow" w:cs="Arial Narrow"/>
           <w:kern w:val="0"/>
-          <w14:ligatures w14:val="none"/>
+          <ns2:ligatures ns2:val="none"/>
         </w:rPr>
         <w:t xml:space="preserve">en tanto </w:t>
       </w:r>
@@ -3587,7 +3587,7 @@
         <w:rPr>
           <w:rFonts w:ascii="Arial Narrow" w:eastAsia="Arial Narrow" w:hAnsi="Arial Narrow" w:cs="Arial Narrow"/>
           <w:kern w:val="0"/>
-          <w14:ligatures w14:val="none"/>
+          <ns2:ligatures ns2:val="none"/>
         </w:rPr>
         <w:t xml:space="preserve">la compañía aseguradora </w:t>
       </w:r>
@@ -3595,7 +3595,7 @@
         <w:rPr>
           <w:rFonts w:ascii="Arial Narrow" w:eastAsia="Arial Narrow" w:hAnsi="Arial Narrow" w:cs="Arial Narrow"/>
           <w:kern w:val="0"/>
-          <w14:ligatures w14:val="none"/>
+          <ns2:ligatures ns2:val="none"/>
         </w:rPr>
         <w:t xml:space="preserve">habría brindado una respuesta inadecuada al reclamo presentado por </w:t>
       </w:r>
@@ -3603,7 +3603,7 @@
         <w:rPr>
           <w:rFonts w:ascii="Arial Narrow" w:eastAsia="Arial Narrow" w:hAnsi="Arial Narrow" w:cs="Arial Narrow"/>
           <w:kern w:val="0"/>
-          <w14:ligatures w14:val="none"/>
+          <ns2:ligatures ns2:val="none"/>
         </w:rPr>
         <w:t>la</w:t>
       </w:r>
@@ -3611,7 +3611,7 @@
         <w:rPr>
           <w:rFonts w:ascii="Arial Narrow" w:eastAsia="Arial Narrow" w:hAnsi="Arial Narrow" w:cs="Arial Narrow"/>
           <w:kern w:val="0"/>
-          <w14:ligatures w14:val="none"/>
+          <ns2:ligatures ns2:val="none"/>
         </w:rPr>
         <w:t xml:space="preserve"> denunciante el </w:t>
       </w:r>
@@ -3622,7 +3622,7 @@
           <w:color w:val="000000"/>
           <w:kern w:val="0"/>
           <w:lang w:eastAsia="es-ES"/>
-          <w14:ligatures w14:val="none"/>
+          <ns2:ligatures ns2:val="none"/>
         </w:rPr>
         <w:t>13 de febrero de 2026</w:t>
       </w:r>
@@ -3630,26 +3630,26 @@
         <w:rPr>
           <w:rFonts w:ascii="Arial Narrow" w:eastAsia="Arial Narrow" w:hAnsi="Arial Narrow" w:cs="Arial Narrow"/>
           <w:kern w:val="0"/>
-          <w14:ligatures w14:val="none"/>
+          <ns2:ligatures ns2:val="none"/>
         </w:rPr>
         <w:t>.</w:t>
       </w:r>
     </w:p>
     <w:bookmarkEnd w:id="18"/>
     <w:bookmarkEnd w:id="19"/>
-    <w:p>
-      <w:pPr>
-        <w:spacing w:after="0" w:line="240" w:lineRule="auto"/>
-        <w:contextualSpacing/>
-        <w:jc w:val="both"/>
-        <w:rPr>
-          <w:rFonts w:ascii="Arial Narrow" w:eastAsia="Arial Narrow" w:hAnsi="Arial Narrow" w:cs="Arial Narrow"/>
-          <w:kern w:val="0"/>
-          <w14:ligatures w14:val="none"/>
-        </w:rPr>
-      </w:pPr>
-    </w:p>
-    <w:p>
+    <w:p ns2:paraId="042B3F54" ns2:textId="777BBF33">
+      <w:pPr>
+        <w:spacing w:after="0" w:line="240" w:lineRule="auto"/>
+        <w:contextualSpacing/>
+        <w:jc w:val="both"/>
+        <w:rPr>
+          <w:rFonts w:ascii="Arial Narrow" w:eastAsia="Arial Narrow" w:hAnsi="Arial Narrow" w:cs="Arial Narrow"/>
+          <w:kern w:val="0"/>
+          <ns2:ligatures ns2:val="none"/>
+        </w:rPr>
+      </w:pPr>
+    </w:p>
+    <w:p ns2:paraId="0A292C9F" ns2:textId="2AF22272">
       <w:pPr>
         <w:spacing w:after="0" w:line="240" w:lineRule="auto"/>
         <w:contextualSpacing/>
@@ -3657,17 +3657,17 @@
         <w:rPr>
           <w:rFonts w:ascii="Arial Narrow" w:eastAsia="Calibri" w:hAnsi="Arial Narrow" w:cs="Arial"/>
           <w:kern w:val="0"/>
-          <w14:ligatures w14:val="none"/>
-        </w:rPr>
-      </w:pPr>
-      <w:r>
-        <w:rPr>
-          <w:rFonts w:ascii="Arial Narrow" w:eastAsia="Arial Narrow" w:hAnsi="Arial Narrow" w:cs="Arial Narrow"/>
-          <w:b/>
-          <w:color w:val="000000"/>
-          <w:kern w:val="0"/>
-          <w:lang w:eastAsia="es-PE"/>
-          <w14:ligatures w14:val="none"/>
+          <ns2:ligatures ns2:val="none"/>
+        </w:rPr>
+      </w:pPr>
+      <w:r>
+        <w:rPr>
+          <w:rFonts w:ascii="Arial Narrow" w:eastAsia="Arial Narrow" w:hAnsi="Arial Narrow" w:cs="Arial Narrow"/>
+          <w:b/>
+          <w:color w:val="000000"/>
+          <w:kern w:val="0"/>
+          <w:lang w:eastAsia="es-PE"/>
+          <ns2:ligatures ns2:val="none"/>
         </w:rPr>
         <w:t>SEGUNDO:</w:t>
       </w:r>
@@ -3677,7 +3677,7 @@
           <w:color w:val="000000"/>
           <w:kern w:val="0"/>
           <w:lang w:eastAsia="es-PE"/>
-          <w14:ligatures w14:val="none"/>
+          <ns2:ligatures ns2:val="none"/>
         </w:rPr>
         <w:t xml:space="preserve"> tener por ofrecidos los medios probatorios presentados en el escrito de denuncia </w:t>
       </w:r>
@@ -3687,7 +3687,7 @@
           <w:color w:val="000000"/>
           <w:kern w:val="0"/>
           <w:lang w:val="es-ES" w:eastAsia="es-ES"/>
-          <w14:ligatures w14:val="none"/>
+          <ns2:ligatures ns2:val="none"/>
         </w:rPr>
         <w:t xml:space="preserve">del </w:t>
       </w:r>
@@ -3697,7 +3697,7 @@
           <w:color w:val="000000"/>
           <w:kern w:val="0"/>
           <w:lang w:val="es-ES" w:eastAsia="es-ES"/>
-          <w14:ligatures w14:val="none"/>
+          <ns2:ligatures ns2:val="none"/>
         </w:rPr>
         <w:t>12 de marzo de 2026</w:t>
       </w:r>
@@ -3705,12 +3705,12 @@
         <w:rPr>
           <w:rFonts w:ascii="Arial Narrow" w:eastAsia="Calibri" w:hAnsi="Arial Narrow" w:cs="Arial"/>
           <w:kern w:val="0"/>
-          <w14:ligatures w14:val="none"/>
+          <ns2:ligatures ns2:val="none"/>
         </w:rPr>
         <w:t>.</w:t>
       </w:r>
     </w:p>
-    <w:p>
+    <w:p ns2:paraId="68A17E97" ns2:textId="77777777">
       <w:pPr>
         <w:spacing w:after="0" w:line="240" w:lineRule="auto"/>
         <w:contextualSpacing/>
@@ -3720,31 +3720,31 @@
           <w:color w:val="000000"/>
           <w:kern w:val="0"/>
           <w:lang w:eastAsia="es-PE"/>
-          <w14:ligatures w14:val="none"/>
-        </w:rPr>
-      </w:pPr>
-    </w:p>
-    <w:p>
-      <w:pPr>
-        <w:spacing w:after="0" w:line="240" w:lineRule="auto"/>
-        <w:contextualSpacing/>
-        <w:jc w:val="both"/>
-        <w:rPr>
-          <w:rFonts w:ascii="Arial Narrow" w:eastAsia="Arial Narrow" w:hAnsi="Arial Narrow" w:cs="Arial Narrow"/>
-          <w:color w:val="000000"/>
-          <w:kern w:val="0"/>
-          <w:lang w:eastAsia="es-PE"/>
-          <w14:ligatures w14:val="none"/>
-        </w:rPr>
-      </w:pPr>
-      <w:r>
-        <w:rPr>
-          <w:rFonts w:ascii="Arial Narrow" w:eastAsia="Arial Narrow" w:hAnsi="Arial Narrow" w:cs="Arial Narrow"/>
-          <w:b/>
-          <w:color w:val="000000"/>
-          <w:kern w:val="0"/>
-          <w:lang w:eastAsia="es-PE"/>
-          <w14:ligatures w14:val="none"/>
+          <ns2:ligatures ns2:val="none"/>
+        </w:rPr>
+      </w:pPr>
+    </w:p>
+    <w:p ns2:paraId="168254DA" ns2:textId="1389F4CB">
+      <w:pPr>
+        <w:spacing w:after="0" w:line="240" w:lineRule="auto"/>
+        <w:contextualSpacing/>
+        <w:jc w:val="both"/>
+        <w:rPr>
+          <w:rFonts w:ascii="Arial Narrow" w:eastAsia="Arial Narrow" w:hAnsi="Arial Narrow" w:cs="Arial Narrow"/>
+          <w:color w:val="000000"/>
+          <w:kern w:val="0"/>
+          <w:lang w:eastAsia="es-PE"/>
+          <ns2:ligatures ns2:val="none"/>
+        </w:rPr>
+      </w:pPr>
+      <w:r>
+        <w:rPr>
+          <w:rFonts w:ascii="Arial Narrow" w:eastAsia="Arial Narrow" w:hAnsi="Arial Narrow" w:cs="Arial Narrow"/>
+          <w:b/>
+          <w:color w:val="000000"/>
+          <w:kern w:val="0"/>
+          <w:lang w:eastAsia="es-PE"/>
+          <ns2:ligatures ns2:val="none"/>
         </w:rPr>
         <w:t xml:space="preserve">TERCERO: </w:t>
       </w:r>
@@ -3754,7 +3754,7 @@
           <w:color w:val="000000"/>
           <w:kern w:val="0"/>
           <w:lang w:eastAsia="es-PE"/>
-          <w14:ligatures w14:val="none"/>
+          <ns2:ligatures ns2:val="none"/>
         </w:rPr>
         <w:t xml:space="preserve">requerir a </w:t>
       </w:r>
@@ -3771,12 +3771,12 @@
           <w:color w:val="000000"/>
           <w:kern w:val="0"/>
           <w:lang w:eastAsia="es-PE"/>
-          <w14:ligatures w14:val="none"/>
+          <ns2:ligatures ns2:val="none"/>
         </w:rPr>
         <w:t>que cumpla con lo siguiente:</w:t>
       </w:r>
     </w:p>
-    <w:p>
+    <w:p ns2:paraId="20FDFB8D" ns2:textId="77777777">
       <w:pPr>
         <w:spacing w:after="0" w:line="240" w:lineRule="auto"/>
         <w:contextualSpacing/>
@@ -3786,11 +3786,11 @@
           <w:color w:val="000000"/>
           <w:kern w:val="0"/>
           <w:lang w:eastAsia="es-PE"/>
-          <w14:ligatures w14:val="none"/>
-        </w:rPr>
-      </w:pPr>
-    </w:p>
-    <w:p>
+          <ns2:ligatures ns2:val="none"/>
+        </w:rPr>
+      </w:pPr>
+    </w:p>
+    <w:p ns2:paraId="4AA80738" ns2:textId="77777777">
       <w:pPr>
         <w:numPr>
           <w:ilvl w:val="0"/>
@@ -3805,21 +3805,21 @@
           <w:color w:val="000000"/>
           <w:kern w:val="0"/>
           <w:lang w:eastAsia="es-PE"/>
-          <w14:ligatures w14:val="none"/>
-        </w:rPr>
-      </w:pPr>
-      <w:r>
-        <w:rPr>
-          <w:rFonts w:ascii="Arial Narrow" w:eastAsia="Arial Narrow" w:hAnsi="Arial Narrow" w:cs="Arial Narrow"/>
-          <w:color w:val="000000"/>
-          <w:kern w:val="0"/>
-          <w:lang w:eastAsia="es-PE"/>
-          <w14:ligatures w14:val="none"/>
+          <ns2:ligatures ns2:val="none"/>
+        </w:rPr>
+      </w:pPr>
+      <w:r>
+        <w:rPr>
+          <w:rFonts w:ascii="Arial Narrow" w:eastAsia="Arial Narrow" w:hAnsi="Arial Narrow" w:cs="Arial Narrow"/>
+          <w:color w:val="000000"/>
+          <w:kern w:val="0"/>
+          <w:lang w:eastAsia="es-PE"/>
+          <ns2:ligatures ns2:val="none"/>
         </w:rPr>
         <w:t>presentar documentos que acrediten su inscripción en los Registros Públicos o una declaración jurada que indique que cuenta con dicha inscripción;</w:t>
       </w:r>
     </w:p>
-    <w:p>
+    <w:p ns2:paraId="2B29D59F" ns2:textId="77777777">
       <w:pPr>
         <w:numPr>
           <w:ilvl w:val="0"/>
@@ -3834,21 +3834,21 @@
           <w:color w:val="000000"/>
           <w:kern w:val="0"/>
           <w:lang w:eastAsia="es-PE"/>
-          <w14:ligatures w14:val="none"/>
-        </w:rPr>
-      </w:pPr>
-      <w:r>
-        <w:rPr>
-          <w:rFonts w:ascii="Arial Narrow" w:eastAsia="Arial Narrow" w:hAnsi="Arial Narrow" w:cs="Arial Narrow"/>
-          <w:color w:val="000000"/>
-          <w:kern w:val="0"/>
-          <w:lang w:eastAsia="es-PE"/>
-          <w14:ligatures w14:val="none"/>
+          <ns2:ligatures ns2:val="none"/>
+        </w:rPr>
+      </w:pPr>
+      <w:r>
+        <w:rPr>
+          <w:rFonts w:ascii="Arial Narrow" w:eastAsia="Arial Narrow" w:hAnsi="Arial Narrow" w:cs="Arial Narrow"/>
+          <w:color w:val="000000"/>
+          <w:kern w:val="0"/>
+          <w:lang w:eastAsia="es-PE"/>
+          <ns2:ligatures ns2:val="none"/>
         </w:rPr>
         <w:t>presentar copia simple de las facultades de representación de su representante legal en el presente procedimiento o la declaración jurada que indique que cuenta con dichas facultades y que estas se encuentran vigentes;</w:t>
       </w:r>
     </w:p>
-    <w:p>
+    <w:p ns2:paraId="7EF50C46" ns2:textId="77777777">
       <w:pPr>
         <w:numPr>
           <w:ilvl w:val="0"/>
@@ -3863,21 +3863,21 @@
           <w:color w:val="000000"/>
           <w:kern w:val="0"/>
           <w:lang w:eastAsia="es-PE"/>
-          <w14:ligatures w14:val="none"/>
-        </w:rPr>
-      </w:pPr>
-      <w:r>
-        <w:rPr>
-          <w:rFonts w:ascii="Arial Narrow" w:eastAsia="Arial Narrow" w:hAnsi="Arial Narrow" w:cs="Arial Narrow"/>
-          <w:color w:val="000000"/>
-          <w:kern w:val="0"/>
-          <w:lang w:eastAsia="es-PE"/>
-          <w14:ligatures w14:val="none"/>
+          <ns2:ligatures ns2:val="none"/>
+        </w:rPr>
+      </w:pPr>
+      <w:r>
+        <w:rPr>
+          <w:rFonts w:ascii="Arial Narrow" w:eastAsia="Arial Narrow" w:hAnsi="Arial Narrow" w:cs="Arial Narrow"/>
+          <w:color w:val="000000"/>
+          <w:kern w:val="0"/>
+          <w:lang w:eastAsia="es-PE"/>
+          <ns2:ligatures ns2:val="none"/>
         </w:rPr>
         <w:t>consignar el Número de Registro Único de Contribuyentes (RUC); y,</w:t>
       </w:r>
     </w:p>
-    <w:p>
+    <w:p ns2:paraId="19E4DFA1" ns2:textId="77777777">
       <w:pPr>
         <w:numPr>
           <w:ilvl w:val="0"/>
@@ -3890,16 +3890,16 @@
         <w:rPr>
           <w:rFonts w:ascii="Arial Narrow" w:eastAsia="Calibri" w:hAnsi="Arial Narrow" w:cs="Arial"/>
           <w:kern w:val="0"/>
-          <w14:ligatures w14:val="none"/>
-        </w:rPr>
-      </w:pPr>
-      <w:r>
-        <w:rPr>
-          <w:rFonts w:ascii="Arial Narrow" w:eastAsia="Arial Narrow" w:hAnsi="Arial Narrow" w:cs="Arial Narrow"/>
-          <w:color w:val="000000"/>
-          <w:kern w:val="0"/>
-          <w:lang w:eastAsia="es-PE"/>
-          <w14:ligatures w14:val="none"/>
+          <ns2:ligatures ns2:val="none"/>
+        </w:rPr>
+      </w:pPr>
+      <w:r>
+        <w:rPr>
+          <w:rFonts w:ascii="Arial Narrow" w:eastAsia="Arial Narrow" w:hAnsi="Arial Narrow" w:cs="Arial Narrow"/>
+          <w:color w:val="000000"/>
+          <w:kern w:val="0"/>
+          <w:lang w:eastAsia="es-PE"/>
+          <ns2:ligatures ns2:val="none"/>
         </w:rPr>
         <w:t>fijar domicilio procesal para el procedimiento, de conformidad con el numeral 1 del artículo 442</w:t>
       </w:r>
@@ -3909,7 +3909,7 @@
           <w:color w:val="000000"/>
           <w:kern w:val="0"/>
           <w:lang w:eastAsia="es-PE"/>
-          <w14:ligatures w14:val="none"/>
+          <ns2:ligatures ns2:val="none"/>
         </w:rPr>
         <w:t/>
       </w:r>
@@ -3919,7 +3919,7 @@
           <w:color w:val="000000"/>
           <w:kern w:val="0"/>
           <w:lang w:eastAsia="es-PE"/>
-          <w14:ligatures w14:val="none"/>
+          <ns2:ligatures ns2:val="none"/>
         </w:rPr>
         <w:t xml:space="preserve"> del Código Procesal Civil. </w:t>
       </w:r>
@@ -3927,7 +3927,7 @@
         <w:rPr>
           <w:rFonts w:ascii="Arial Narrow" w:eastAsia="Calibri" w:hAnsi="Arial Narrow" w:cs="Arial"/>
           <w:kern w:val="0"/>
-          <w14:ligatures w14:val="none"/>
+          <ns2:ligatures ns2:val="none"/>
         </w:rPr>
         <w:t>Para ello podrá señalar domicilio físico o una dirección electrónica a la que pueda remitirse las notificaciones</w:t>
       </w:r>
@@ -3936,12 +3936,12 @@
           <w:rFonts w:ascii="Arial Narrow" w:eastAsia="Arial" w:hAnsi="Arial Narrow" w:cs="Arial"/>
           <w:kern w:val="0"/>
           <w:lang w:val="es"/>
-          <w14:ligatures w14:val="none"/>
+          <ns2:ligatures ns2:val="none"/>
         </w:rPr>
         <w:t>;</w:t>
       </w:r>
     </w:p>
-    <w:p>
+    <w:p ns2:paraId="7C63E340" ns2:textId="77777777">
       <w:pPr>
         <w:numPr>
           <w:ilvl w:val="0"/>
@@ -3954,14 +3954,14 @@
         <w:rPr>
           <w:rFonts w:ascii="Arial Narrow" w:eastAsia="Calibri" w:hAnsi="Arial Narrow" w:cs="Arial"/>
           <w:kern w:val="0"/>
-          <w14:ligatures w14:val="none"/>
+          <ns2:ligatures ns2:val="none"/>
         </w:rPr>
       </w:pPr>
       <w:r>
         <w:rPr>
           <w:rFonts w:ascii="Arial Narrow" w:eastAsia="Calibri" w:hAnsi="Arial Narrow" w:cs="Arial"/>
           <w:kern w:val="0"/>
-          <w14:ligatures w14:val="none"/>
+          <ns2:ligatures ns2:val="none"/>
         </w:rPr>
         <w:t xml:space="preserve">en caso califique como </w:t>
       </w:r>
@@ -3970,7 +3970,7 @@
         <w:rPr>
           <w:rFonts w:ascii="Arial Narrow" w:eastAsia="Calibri" w:hAnsi="Arial Narrow" w:cs="Arial"/>
           <w:kern w:val="0"/>
-          <w14:ligatures w14:val="none"/>
+          <ns2:ligatures ns2:val="none"/>
         </w:rPr>
         <w:t>micro empresa</w:t>
       </w:r>
@@ -3979,7 +3979,7 @@
         <w:rPr>
           <w:rFonts w:ascii="Arial Narrow" w:eastAsia="Calibri" w:hAnsi="Arial Narrow" w:cs="Arial"/>
           <w:kern w:val="0"/>
-          <w14:ligatures w14:val="none"/>
+          <ns2:ligatures ns2:val="none"/>
         </w:rPr>
         <w:t xml:space="preserve"> o pequeña empresa, presentar los documentos que acrediten su volumen de ventas o ingresos brutos percibidos el año anterior relativo a todas sus actividades </w:t>
       </w:r>
@@ -3987,7 +3987,7 @@
         <w:rPr>
           <w:rFonts w:ascii="Arial Narrow" w:eastAsia="Calibri" w:hAnsi="Arial Narrow" w:cs="Arial"/>
           <w:kern w:val="0"/>
-          <w14:ligatures w14:val="none"/>
+          <ns2:ligatures ns2:val="none"/>
         </w:rPr>
         <w:lastRenderedPageBreak/>
         <w:t>económicas y el número de trabajadores con el que cuenta</w:t>
@@ -3998,7 +3998,7 @@
           <w:rFonts w:ascii="Arial Narrow" w:eastAsia="Calibri" w:hAnsi="Arial Narrow" w:cs="Arial"/>
           <w:kern w:val="0"/>
           <w:vertAlign w:val="superscript"/>
-          <w14:ligatures w14:val="none"/>
+          <ns2:ligatures ns2:val="none"/>
         </w:rPr>
         <w:footnoteReference w:id="8"/>
       </w:r>
@@ -4006,7 +4006,7 @@
         <w:rPr>
           <w:rFonts w:ascii="Arial Narrow" w:eastAsia="Calibri" w:hAnsi="Arial Narrow" w:cs="Arial"/>
           <w:kern w:val="0"/>
-          <w14:ligatures w14:val="none"/>
+          <ns2:ligatures ns2:val="none"/>
         </w:rPr>
         <w:t>. Ello, a fin de que la Comisión pueda meritar dicha documentación, conforme lo establece el artículo 110</w:t>
       </w:r>
@@ -4016,7 +4016,7 @@
           <w:color w:val="000000"/>
           <w:kern w:val="0"/>
           <w:lang w:eastAsia="es-PE"/>
-          <w14:ligatures w14:val="none"/>
+          <ns2:ligatures ns2:val="none"/>
         </w:rPr>
         <w:t/>
       </w:r>
@@ -4024,7 +4024,7 @@
         <w:rPr>
           <w:rFonts w:ascii="Arial Narrow" w:eastAsia="Calibri" w:hAnsi="Arial Narrow" w:cs="Arial"/>
           <w:kern w:val="0"/>
-          <w14:ligatures w14:val="none"/>
+          <ns2:ligatures ns2:val="none"/>
         </w:rPr>
         <w:t xml:space="preserve"> del </w:t>
       </w:r>
@@ -4033,7 +4033,7 @@
           <w:rFonts w:ascii="Arial Narrow" w:eastAsia="Calibri" w:hAnsi="Arial Narrow" w:cs="Arial"/>
           <w:spacing w:val="-2"/>
           <w:kern w:val="0"/>
-          <w14:ligatures w14:val="none"/>
+          <ns2:ligatures ns2:val="none"/>
         </w:rPr>
         <w:t>Código</w:t>
       </w:r>
@@ -4044,7 +4044,7 @@
           <w:spacing w:val="-2"/>
           <w:kern w:val="0"/>
           <w:vertAlign w:val="superscript"/>
-          <w14:ligatures w14:val="none"/>
+          <ns2:ligatures ns2:val="none"/>
         </w:rPr>
         <w:footnoteReference w:id="9"/>
       </w:r>
@@ -4053,69 +4053,106 @@
           <w:rFonts w:ascii="Arial Narrow" w:eastAsia="Calibri" w:hAnsi="Arial Narrow" w:cs="Arial"/>
           <w:spacing w:val="-2"/>
           <w:kern w:val="0"/>
-          <w14:ligatures w14:val="none"/>
+          <ns2:ligatures ns2:val="none"/>
         </w:rPr>
         <w:t>.</w:t>
       </w:r>
     </w:p>
+    <w:p ns2:paraId="1F11FE32" ns2:textId="77777777">
+      <w:pPr>
+        <w:spacing w:after="0" w:line="240" w:lineRule="auto"/>
+        <w:ind w:left="567"/>
+        <w:contextualSpacing/>
+        <w:jc w:val="both"/>
+        <w:rPr>
+          <w:rFonts w:ascii="Arial Narrow" w:eastAsia="Arial Narrow" w:hAnsi="Arial Narrow" w:cs="Arial Narrow"/>
+          <w:color w:val="000000"/>
+          <w:kern w:val="0"/>
+          <w:lang w:eastAsia="es-PE"/>
+          <ns2:ligatures ns2:val="none"/>
+        </w:rPr>
+      </w:pPr>
+    </w:p>
     <w:p>
       <w:pPr>
         <w:spacing w:after="0" w:line="240" w:lineRule="auto"/>
-        <w:ind w:left="567"/>
-        <w:contextualSpacing/>
-        <w:jc w:val="both"/>
-        <w:rPr>
-          <w:rFonts w:ascii="Arial Narrow" w:eastAsia="Arial Narrow" w:hAnsi="Arial Narrow" w:cs="Arial Narrow"/>
-          <w:color w:val="000000"/>
-          <w:kern w:val="0"/>
-          <w:lang w:eastAsia="es-PE"/>
-          <w14:ligatures w14:val="none"/>
-        </w:rPr>
-      </w:pPr>
-    </w:p>
-    <w:p>
-      <w:pPr>
-        <w:spacing w:after="0" w:line="240" w:lineRule="auto"/>
-        <w:contextualSpacing/>
-        <w:jc w:val="both"/>
-        <w:rPr>
-          <w:rFonts w:ascii="Arial Narrow" w:eastAsia="Arial Narrow" w:hAnsi="Arial Narrow" w:cs="Arial Narrow"/>
-          <w:color w:val="000000"/>
-          <w:kern w:val="0"/>
-          <w:lang w:eastAsia="es-PE"/>
-          <w14:ligatures w14:val="none"/>
-        </w:rPr>
-      </w:pPr>
-      <w:r>
-        <w:rPr>
-          <w:rFonts w:ascii="Arial Narrow" w:eastAsia="Arial Narrow" w:hAnsi="Arial Narrow" w:cs="Arial Narrow"/>
-          <w:b/>
-          <w:color w:val="000000"/>
-          <w:kern w:val="0"/>
-          <w:lang w:eastAsia="es-PE"/>
-          <w14:ligatures w14:val="none"/>
+        <w:contextualSpacing/>
+        <w:jc w:val="both"/>
+        <w:rPr>
+          <w:rFonts w:ascii="Arial Narrow" w:eastAsia="Arial Narrow" w:hAnsi="Arial Narrow" w:cs="Arial Narrow"/>
+          <w:color w:val="000000"/>
+          <w:kern w:val="0"/>
+          <w:lang w:eastAsia="es-PE"/>
+          <ns2:ligatures ns2:val="none"/>
+        </w:rPr>
+      </w:pPr>
+      <w:r>
+        <w:rPr>
+          <w:rFonts w:ascii="Arial Narrow" w:hAnsi="Arial Narrow" w:cs="Arial Narrow"/>
+          <w:b w:val="1"/>
+          <w:bCs w:val="1"/>
+          <w:sz w:val="20"/>
+          <w:szCs w:val="20"/>
         </w:rPr>
         <w:t xml:space="preserve">CUARTO: </w:t>
       </w:r>
       <w:r>
         <w:rPr>
-          <w:rFonts w:ascii="Arial Narrow" w:eastAsia="Arial Narrow" w:hAnsi="Arial Narrow" w:cs="Arial Narrow"/>
-          <w:color w:val="000000"/>
-          <w:kern w:val="0"/>
-          <w:lang w:eastAsia="es-PE"/>
-          <w14:ligatures w14:val="none"/>
-        </w:rPr>
-        <w:t xml:space="preserve">correr traslado de la denuncia interpuesta </w:t>
-      </w:r>
-      <w:r>
+          <w:rFonts w:ascii="Arial Narrow" w:hAnsi="Arial Narrow" w:cs="Arial Narrow"/>
+          <w:sz w:val="20"/>
+          <w:szCs w:val="20"/>
+        </w:rPr>
+        <w:t xml:space="preserve">correr traslado de la presente resolución a Pacífico Compañía de Seguros y Reaseguros S.A para que, de conformidad con lo dispuesto por el artículo 26° de la Ley sobre Facultades, Normas y Organización del Indecopi, aprobado por Decreto Legislativo N° 8079, presenten sus descargos sobre la imputación de cargos realizada en un plazo no mayor a cinco (5) días hábiles contado a partir del día siguiente de la notificación de la presente resolución, vencido el cual, el Secretario Técnico declarará en rebeldía a los denunciados que no lo hubieran presentado. Debe precisarse que de conformidad con lo establecido por el artículo 223° del Texto Único Ordenado de la Ley N° 27444, Ley del Procedimiento Administrativo General, las alegaciones y los hechos relevantes de la reclamación, salvo que hayan sido específicamente negadas en la contestación, se tendrán por aceptadas o meritadas como ciertas.</w:t>
+      </w:r>
+    </w:p>
+    <w:p ns2:paraId="228F876C" ns2:textId="77777777">
+      <w:pPr>
+        <w:spacing w:after="0" w:line="240" w:lineRule="auto"/>
+        <w:contextualSpacing/>
+        <w:jc w:val="both"/>
+        <w:rPr>
+          <w:rFonts w:ascii="Arial Narrow" w:eastAsia="Arial Narrow" w:hAnsi="Arial Narrow" w:cs="Arial Narrow"/>
+          <w:color w:val="000000"/>
+          <w:kern w:val="0"/>
+          <w:lang w:eastAsia="es-PE"/>
+          <ns2:ligatures ns2:val="none"/>
+        </w:rPr>
+      </w:pPr>
+    </w:p>
+    <w:p ns2:paraId="774AFBA5" ns2:textId="2DD9888F">
+      <w:pPr>
+        <w:spacing w:after="0" w:line="240" w:lineRule="auto"/>
+        <w:contextualSpacing/>
+        <w:jc w:val="both"/>
         <w:rPr>
           <w:rFonts w:ascii="Arial Narrow" w:eastAsia="Times New Roman" w:hAnsi="Arial Narrow" w:cs="Arial"/>
           <w:color w:val="000000"/>
           <w:kern w:val="0"/>
           <w:lang w:val="es-ES" w:eastAsia="es-ES"/>
-          <w14:ligatures w14:val="none"/>
-        </w:rPr>
-        <w:t xml:space="preserve">el </w:t>
+          <ns2:ligatures ns2:val="none"/>
+        </w:rPr>
+      </w:pPr>
+      <w:r>
+        <w:rPr>
+          <w:rFonts w:ascii="Arial Narrow" w:eastAsia="Arial Narrow" w:hAnsi="Arial Narrow" w:cs="Arial Narrow"/>
+          <w:b/>
+          <w:color w:val="000000"/>
+          <w:kern w:val="0"/>
+          <w:lang w:eastAsia="es-PE"/>
+          <ns2:ligatures ns2:val="none"/>
+        </w:rPr>
+        <w:t xml:space="preserve">QUINTO: </w:t>
+      </w:r>
+      <w:bookmarkStart w:id="21" w:name="_Hlk188286813"/>
+      <w:r>
+        <w:rPr>
+          <w:rFonts w:ascii="Arial Narrow" w:eastAsia="Times New Roman" w:hAnsi="Arial Narrow" w:cs="Arial"/>
+          <w:color w:val="000000"/>
+          <w:kern w:val="0"/>
+          <w:lang w:eastAsia="es-ES"/>
+          <ns2:ligatures ns2:val="none"/>
+        </w:rPr>
+        <w:t xml:space="preserve">requerir </w:t>
       </w:r>
       <w:r>
         <w:rPr>
@@ -4123,28 +4160,32 @@
           <w:color w:val="000000"/>
           <w:kern w:val="0"/>
           <w:lang w:val="es-ES" w:eastAsia="es-ES"/>
-          <w14:ligatures w14:val="none"/>
-        </w:rPr>
-        <w:t>12 de marzo de 2026</w:t>
-      </w:r>
-      <w:r>
-        <w:rPr>
-          <w:rFonts w:ascii="Arial Narrow" w:eastAsia="Calibri" w:hAnsi="Arial Narrow" w:cs="Arial"/>
-          <w:kern w:val="0"/>
-          <w14:ligatures w14:val="none"/>
+          <ns2:ligatures ns2:val="none"/>
+        </w:rPr>
+        <w:t xml:space="preserve">que, en un </w:t>
+      </w:r>
+      <w:r>
+        <w:rPr>
+          <w:rFonts w:ascii="Arial Narrow" w:eastAsia="Times New Roman" w:hAnsi="Arial Narrow" w:cs="Arial"/>
+          <w:color w:val="000000"/>
+          <w:kern w:val="0"/>
+          <w:lang w:eastAsia="es-ES"/>
+          <ns2:ligatures ns2:val="none"/>
+        </w:rPr>
+        <w:t>plazo no mayor de cinco (5) días hábiles contado a partir del día siguiente de la notificación de la presente resolución</w:t>
+      </w:r>
+      <w:bookmarkEnd w:id="21"/>
+      <w:r>
+        <w:rPr>
+          <w:rFonts w:ascii="Arial Narrow" w:eastAsia="Times New Roman" w:hAnsi="Arial Narrow" w:cs="Arial"/>
+          <w:color w:val="000000"/>
+          <w:kern w:val="0"/>
+          <w:lang w:eastAsia="es-ES"/>
+          <ns2:ligatures ns2:val="none"/>
         </w:rPr>
         <w:t xml:space="preserve">, </w:t>
       </w:r>
-      <w:r>
-        <w:rPr>
-          <w:rFonts w:ascii="Arial Narrow" w:eastAsia="Arial Narrow" w:hAnsi="Arial Narrow" w:cs="Arial Narrow"/>
-          <w:color w:val="000000"/>
-          <w:kern w:val="0"/>
-          <w:lang w:eastAsia="es-PE"/>
-          <w14:ligatures w14:val="none"/>
-        </w:rPr>
-        <w:t>a</w:t>
-      </w:r>
+      <w:bookmarkStart w:id="22" w:name="_Hlk188286828"/>
       <w:r>
         <w:rPr>
           <w:rFonts w:ascii="Arial Narrow" w:eastAsia="Times New Roman" w:hAnsi="Arial Narrow" w:cs="Times New Roman"/>
@@ -4152,26 +4193,195 @@
           <w:kern w:val="0"/>
           <w:shd w:val="clear" w:color="auto" w:fill="FFFFFF"/>
           <w:lang w:eastAsia="es-PE"/>
-          <w14:ligatures w14:val="none"/>
+          <ns2:ligatures ns2:val="none"/>
+        </w:rPr>
+        <w:t>el proveedor denunciado</w:t>
+      </w:r>
+      <w:r>
+        <w:rPr>
+          <w:rFonts w:ascii="Arial Narrow" w:eastAsia="Times New Roman" w:hAnsi="Arial Narrow" w:cs="Arial"/>
+          <w:color w:val="000000"/>
+          <w:kern w:val="0"/>
+          <w:lang w:eastAsia="es-ES"/>
+          <ns2:ligatures ns2:val="none"/>
         </w:rPr>
         <w:t xml:space="preserve"> </w:t>
       </w:r>
-      <w:r>
-        <w:rPr>
-          <w:rFonts w:ascii="Arial Narrow" w:eastAsia="Arial Narrow" w:hAnsi="Arial Narrow" w:cs="Arial Narrow"/>
-          <w:bCs/>
-        </w:rPr>
-        <w:t>Pacífico Compañía de Seguros y Reaseguros S.A.</w:t>
-      </w:r>
-      <w:r>
-        <w:rPr>
-          <w:rFonts w:ascii="Arial Narrow" w:eastAsia="Arial Narrow" w:hAnsi="Arial Narrow" w:cs="Arial Narrow"/>
-          <w:color w:val="000000"/>
-          <w:kern w:val="0"/>
-          <w:lang w:eastAsia="es-PE"/>
-          <w14:ligatures w14:val="none"/>
-        </w:rPr>
-        <w:t>, para que, de conformidad con lo dispuesto por el artículo 26</w:t>
+      <w:bookmarkEnd w:id="22"/>
+      <w:r>
+        <w:rPr>
+          <w:rFonts w:ascii="Arial Narrow" w:eastAsia="Times New Roman" w:hAnsi="Arial Narrow" w:cs="Arial"/>
+          <w:color w:val="000000"/>
+          <w:kern w:val="0"/>
+          <w:lang w:val="es-ES" w:eastAsia="es-ES"/>
+          <ns2:ligatures ns2:val="none"/>
+        </w:rPr>
+        <w:t xml:space="preserve">cumpla con: </w:t>
+      </w:r>
+      <w:r>
+        <w:rPr>
+          <w:rFonts w:ascii="Arial Narrow" w:eastAsia="Times New Roman" w:hAnsi="Arial Narrow" w:cs="Arial"/>
+          <w:color w:val="000000"/>
+          <w:kern w:val="0"/>
+          <w:lang w:val="es-ES" w:eastAsia="es-ES"/>
+          <ns2:ligatures ns2:val="none"/>
+        </w:rPr>
+        <w:t xml:space="preserve">(i) presentar una copia completa, legible y debidamente suscrita de la </w:t>
+      </w:r>
+      <w:r>
+        <w:rPr>
+          <w:rFonts w:ascii="Arial Narrow" w:eastAsia="Times New Roman" w:hAnsi="Arial Narrow" w:cs="Arial"/>
+          <w:color w:val="000000"/>
+          <w:kern w:val="0"/>
+          <w:lang w:val="es-ES" w:eastAsia="es-ES"/>
+          <ns2:ligatures ns2:val="none"/>
+        </w:rPr>
+        <w:t>Póliza del Seguro de Protección de Tarjeta - Certificado 302087655</w:t>
+      </w:r>
+      <w:r>
+        <w:rPr>
+          <w:rFonts w:ascii="Arial Narrow" w:eastAsia="Times New Roman" w:hAnsi="Arial Narrow" w:cs="Arial"/>
+          <w:color w:val="000000"/>
+          <w:kern w:val="0"/>
+          <w:lang w:val="es-ES" w:eastAsia="es-ES"/>
+          <ns2:ligatures ns2:val="none"/>
+        </w:rPr>
+        <w:t>, así como el cargo de remisión de la póliza; (</w:t>
+      </w:r>
+      <w:proofErr w:type="spellStart"/>
+      <w:r>
+        <w:rPr>
+          <w:rFonts w:ascii="Arial Narrow" w:eastAsia="Times New Roman" w:hAnsi="Arial Narrow" w:cs="Arial"/>
+          <w:color w:val="000000"/>
+          <w:kern w:val="0"/>
+          <w:lang w:val="es-ES" w:eastAsia="es-ES"/>
+          <ns2:ligatures ns2:val="none"/>
+        </w:rPr>
+        <w:t>ii</w:t>
+      </w:r>
+      <w:proofErr w:type="spellEnd"/>
+      <w:r>
+        <w:rPr>
+          <w:rFonts w:ascii="Arial Narrow" w:eastAsia="Times New Roman" w:hAnsi="Arial Narrow" w:cs="Arial"/>
+          <w:color w:val="000000"/>
+          <w:kern w:val="0"/>
+          <w:lang w:val="es-ES" w:eastAsia="es-ES"/>
+          <ns2:ligatures ns2:val="none"/>
+        </w:rPr>
+        <w:t>) presentar los medios probatorios que acrediten que atendió de manera adecuada la solicitud de otorgamiento de cobertura presentada por la</w:t>
+      </w:r>
+      <w:r>
+        <w:rPr>
+          <w:rFonts w:ascii="Arial Narrow" w:eastAsia="Times New Roman" w:hAnsi="Arial Narrow" w:cs="Arial"/>
+          <w:color w:val="000000"/>
+          <w:kern w:val="0"/>
+          <w:lang w:val="es-ES" w:eastAsia="es-ES"/>
+          <ns2:ligatures ns2:val="none"/>
+        </w:rPr>
+        <w:t xml:space="preserve"> parte</w:t>
+      </w:r>
+      <w:r>
+        <w:rPr>
+          <w:rFonts w:ascii="Arial Narrow" w:eastAsia="Times New Roman" w:hAnsi="Arial Narrow" w:cs="Arial"/>
+          <w:color w:val="000000"/>
+          <w:kern w:val="0"/>
+          <w:lang w:val="es-ES" w:eastAsia="es-ES"/>
+          <ns2:ligatures ns2:val="none"/>
+        </w:rPr>
+        <w:t xml:space="preserve"> denunciante; y, (</w:t>
+      </w:r>
+      <w:proofErr w:type="spellStart"/>
+      <w:r>
+        <w:rPr>
+          <w:rFonts w:ascii="Arial Narrow" w:eastAsia="Times New Roman" w:hAnsi="Arial Narrow" w:cs="Arial"/>
+          <w:color w:val="000000"/>
+          <w:kern w:val="0"/>
+          <w:lang w:val="es-ES" w:eastAsia="es-ES"/>
+          <ns2:ligatures ns2:val="none"/>
+        </w:rPr>
+        <w:t>iii</w:t>
+      </w:r>
+      <w:proofErr w:type="spellEnd"/>
+      <w:r>
+        <w:rPr>
+          <w:rFonts w:ascii="Arial Narrow" w:eastAsia="Times New Roman" w:hAnsi="Arial Narrow" w:cs="Arial"/>
+          <w:color w:val="000000"/>
+          <w:kern w:val="0"/>
+          <w:lang w:val="es-ES" w:eastAsia="es-ES"/>
+          <ns2:ligatures ns2:val="none"/>
+        </w:rPr>
+        <w:t>) presentar todas las comunicaciones cursadas con la parte denunciante en virtud de los hechos materia de denuncia</w:t>
+      </w:r>
+      <w:r>
+        <w:rPr>
+          <w:rFonts w:ascii="Arial Narrow" w:eastAsia="Times New Roman" w:hAnsi="Arial Narrow" w:cs="Arial"/>
+          <w:color w:val="000000"/>
+          <w:kern w:val="0"/>
+          <w:lang w:val="es-ES" w:eastAsia="es-ES"/>
+          <ns2:ligatures ns2:val="none"/>
+        </w:rPr>
+        <w:t>.</w:t>
+      </w:r>
+    </w:p>
+    <w:p ns2:paraId="12A4D8BD" ns2:textId="77777777">
+      <w:pPr>
+        <w:spacing w:after="0" w:line="240" w:lineRule="auto"/>
+        <w:contextualSpacing/>
+        <w:jc w:val="both"/>
+        <w:rPr>
+          <w:rFonts w:ascii="Arial Narrow" w:eastAsia="Arial Narrow" w:hAnsi="Arial Narrow" w:cs="Arial Narrow"/>
+          <w:b/>
+          <w:color w:val="000000"/>
+          <w:kern w:val="0"/>
+          <w:lang w:val="es-ES" w:eastAsia="es-PE"/>
+          <ns2:ligatures ns2:val="none"/>
+        </w:rPr>
+      </w:pPr>
+    </w:p>
+    <w:p ns2:paraId="0ECE55DF" ns2:textId="2F99E083">
+      <w:pPr>
+        <w:spacing w:after="0" w:line="240" w:lineRule="auto"/>
+        <w:contextualSpacing/>
+        <w:jc w:val="both"/>
+        <w:rPr>
+          <w:rFonts w:ascii="Arial Narrow" w:eastAsia="Arial Narrow" w:hAnsi="Arial Narrow" w:cs="Arial Narrow"/>
+          <w:color w:val="000000"/>
+          <w:kern w:val="0"/>
+          <w:lang w:eastAsia="es-PE"/>
+          <ns2:ligatures ns2:val="none"/>
+        </w:rPr>
+      </w:pPr>
+      <w:r>
+        <w:rPr>
+          <w:rFonts w:ascii="Arial Narrow" w:eastAsia="Arial Narrow" w:hAnsi="Arial Narrow" w:cs="Arial Narrow"/>
+          <w:b/>
+          <w:color w:val="000000"/>
+          <w:kern w:val="0"/>
+          <w:lang w:eastAsia="es-PE"/>
+          <ns2:ligatures ns2:val="none"/>
+        </w:rPr>
+        <w:t>SEXTO:</w:t>
+      </w:r>
+      <w:r>
+        <w:rPr>
+          <w:rFonts w:ascii="Arial Narrow" w:eastAsia="Arial Narrow" w:hAnsi="Arial Narrow" w:cs="Arial Narrow"/>
+          <w:color w:val="000000"/>
+          <w:kern w:val="0"/>
+          <w:lang w:eastAsia="es-PE"/>
+          <ns2:ligatures ns2:val="none"/>
+        </w:rPr>
+        <w:t xml:space="preserve"> </w:t>
+      </w:r>
+      <w:bookmarkStart w:id="23" w:name="_Hlk188286915"/>
+      <w:r>
+        <w:rPr>
+          <w:rFonts w:ascii="Arial Narrow" w:eastAsia="Arial Narrow" w:hAnsi="Arial Narrow" w:cs="Arial Narrow"/>
+          <w:color w:val="000000"/>
+          <w:kern w:val="0"/>
+          <w:lang w:eastAsia="es-PE"/>
+          <ns2:ligatures ns2:val="none"/>
+        </w:rPr>
+        <w:t>informar a las partes que el artículo 110</w:t>
       </w:r>
       <w:r>
         <w:rPr>
@@ -4179,7 +4389,7 @@
           <w:color w:val="000000"/>
           <w:kern w:val="0"/>
           <w:lang w:eastAsia="es-PE"/>
-          <w14:ligatures w14:val="none"/>
+          <ns2:ligatures ns2:val="none"/>
         </w:rPr>
         <w:t/>
       </w:r>
@@ -4189,326 +4399,27 @@
           <w:color w:val="000000"/>
           <w:kern w:val="0"/>
           <w:lang w:eastAsia="es-PE"/>
-          <w14:ligatures w14:val="none"/>
-        </w:rPr>
-        <w:t xml:space="preserve"> de la Ley sobre Facultades, Normas y Organización del Indecopi, aprobada por Decreto Legislativo 807, presente sus descargos en un plazo no mayor de cinco (5) días hábiles contados desde la notificación. </w:t>
-      </w:r>
-    </w:p>
-    <w:p>
-      <w:pPr>
-        <w:spacing w:after="0" w:line="240" w:lineRule="auto"/>
-        <w:contextualSpacing/>
-        <w:jc w:val="both"/>
-        <w:rPr>
-          <w:rFonts w:ascii="Arial Narrow" w:eastAsia="Arial Narrow" w:hAnsi="Arial Narrow" w:cs="Arial Narrow"/>
-          <w:color w:val="000000"/>
-          <w:kern w:val="0"/>
-          <w:lang w:eastAsia="es-PE"/>
-          <w14:ligatures w14:val="none"/>
-        </w:rPr>
-      </w:pPr>
-    </w:p>
-    <w:p>
-      <w:pPr>
-        <w:spacing w:after="0" w:line="240" w:lineRule="auto"/>
-        <w:contextualSpacing/>
-        <w:jc w:val="both"/>
-        <w:rPr>
-          <w:rFonts w:ascii="Arial Narrow" w:eastAsia="Times New Roman" w:hAnsi="Arial Narrow" w:cs="Arial"/>
-          <w:color w:val="000000"/>
-          <w:kern w:val="0"/>
-          <w:lang w:val="es-ES" w:eastAsia="es-ES"/>
-          <w14:ligatures w14:val="none"/>
-        </w:rPr>
-      </w:pPr>
-      <w:r>
-        <w:rPr>
-          <w:rFonts w:ascii="Arial Narrow" w:eastAsia="Arial Narrow" w:hAnsi="Arial Narrow" w:cs="Arial Narrow"/>
-          <w:b/>
-          <w:color w:val="000000"/>
-          <w:kern w:val="0"/>
-          <w:lang w:eastAsia="es-PE"/>
-          <w14:ligatures w14:val="none"/>
-        </w:rPr>
-        <w:t xml:space="preserve">QUINTO: </w:t>
-      </w:r>
-      <w:bookmarkStart w:id="21" w:name="_Hlk188286813"/>
-      <w:r>
-        <w:rPr>
-          <w:rFonts w:ascii="Arial Narrow" w:eastAsia="Times New Roman" w:hAnsi="Arial Narrow" w:cs="Arial"/>
-          <w:color w:val="000000"/>
-          <w:kern w:val="0"/>
-          <w:lang w:eastAsia="es-ES"/>
-          <w14:ligatures w14:val="none"/>
-        </w:rPr>
-        <w:t xml:space="preserve">requerir </w:t>
-      </w:r>
-      <w:r>
-        <w:rPr>
-          <w:rFonts w:ascii="Arial Narrow" w:eastAsia="Times New Roman" w:hAnsi="Arial Narrow" w:cs="Arial"/>
-          <w:color w:val="000000"/>
-          <w:kern w:val="0"/>
-          <w:lang w:val="es-ES" w:eastAsia="es-ES"/>
-          <w14:ligatures w14:val="none"/>
-        </w:rPr>
-        <w:t xml:space="preserve">que, en un </w:t>
-      </w:r>
-      <w:r>
-        <w:rPr>
-          <w:rFonts w:ascii="Arial Narrow" w:eastAsia="Times New Roman" w:hAnsi="Arial Narrow" w:cs="Arial"/>
-          <w:color w:val="000000"/>
-          <w:kern w:val="0"/>
-          <w:lang w:eastAsia="es-ES"/>
-          <w14:ligatures w14:val="none"/>
-        </w:rPr>
-        <w:t>plazo no mayor de cinco (5) días hábiles contado a partir del día siguiente de la notificación de la presente resolución</w:t>
-      </w:r>
-      <w:bookmarkEnd w:id="21"/>
-      <w:r>
-        <w:rPr>
-          <w:rFonts w:ascii="Arial Narrow" w:eastAsia="Times New Roman" w:hAnsi="Arial Narrow" w:cs="Arial"/>
-          <w:color w:val="000000"/>
-          <w:kern w:val="0"/>
-          <w:lang w:eastAsia="es-ES"/>
-          <w14:ligatures w14:val="none"/>
-        </w:rPr>
-        <w:t xml:space="preserve">, </w:t>
-      </w:r>
-      <w:bookmarkStart w:id="22" w:name="_Hlk188286828"/>
-      <w:r>
-        <w:rPr>
-          <w:rFonts w:ascii="Arial Narrow" w:eastAsia="Times New Roman" w:hAnsi="Arial Narrow" w:cs="Times New Roman"/>
-          <w:color w:val="000000"/>
-          <w:kern w:val="0"/>
-          <w:shd w:val="clear" w:color="auto" w:fill="FFFFFF"/>
-          <w:lang w:eastAsia="es-PE"/>
-          <w14:ligatures w14:val="none"/>
-        </w:rPr>
-        <w:t>el proveedor denunciado</w:t>
-      </w:r>
-      <w:r>
-        <w:rPr>
-          <w:rFonts w:ascii="Arial Narrow" w:eastAsia="Times New Roman" w:hAnsi="Arial Narrow" w:cs="Arial"/>
-          <w:color w:val="000000"/>
-          <w:kern w:val="0"/>
-          <w:lang w:eastAsia="es-ES"/>
-          <w14:ligatures w14:val="none"/>
+          <ns2:ligatures ns2:val="none"/>
+        </w:rPr>
+        <w:t xml:space="preserve"> de la Ley</w:t>
+      </w:r>
+      <w:r>
+        <w:rPr>
+          <w:rFonts w:ascii="Arial Narrow" w:eastAsia="Arial Narrow" w:hAnsi="Arial Narrow" w:cs="Arial Narrow"/>
+          <w:color w:val="000000"/>
+          <w:kern w:val="0"/>
+          <w:lang w:eastAsia="es-PE"/>
+          <ns2:ligatures ns2:val="none"/>
         </w:rPr>
         <w:t xml:space="preserve"> </w:t>
       </w:r>
-      <w:bookmarkEnd w:id="22"/>
-      <w:r>
-        <w:rPr>
-          <w:rFonts w:ascii="Arial Narrow" w:eastAsia="Times New Roman" w:hAnsi="Arial Narrow" w:cs="Arial"/>
-          <w:color w:val="000000"/>
-          <w:kern w:val="0"/>
-          <w:lang w:val="es-ES" w:eastAsia="es-ES"/>
-          <w14:ligatures w14:val="none"/>
-        </w:rPr>
-        <w:t xml:space="preserve">cumpla con: </w:t>
-      </w:r>
-      <w:r>
-        <w:rPr>
-          <w:rFonts w:ascii="Arial Narrow" w:eastAsia="Times New Roman" w:hAnsi="Arial Narrow" w:cs="Arial"/>
-          <w:color w:val="000000"/>
-          <w:kern w:val="0"/>
-          <w:lang w:val="es-ES" w:eastAsia="es-ES"/>
-          <w14:ligatures w14:val="none"/>
-        </w:rPr>
-        <w:t xml:space="preserve">(i) presentar una copia completa, legible y debidamente suscrita de la </w:t>
-      </w:r>
-      <w:r>
-        <w:rPr>
-          <w:rFonts w:ascii="Arial Narrow" w:eastAsia="Times New Roman" w:hAnsi="Arial Narrow" w:cs="Arial"/>
-          <w:color w:val="000000"/>
-          <w:kern w:val="0"/>
-          <w:lang w:val="es-ES" w:eastAsia="es-ES"/>
-          <w14:ligatures w14:val="none"/>
-        </w:rPr>
-        <w:t>Póliza del Seguro de Protección de Tarjeta - Certificado 302087655</w:t>
-      </w:r>
-      <w:r>
-        <w:rPr>
-          <w:rFonts w:ascii="Arial Narrow" w:eastAsia="Times New Roman" w:hAnsi="Arial Narrow" w:cs="Arial"/>
-          <w:color w:val="000000"/>
-          <w:kern w:val="0"/>
-          <w:lang w:val="es-ES" w:eastAsia="es-ES"/>
-          <w14:ligatures w14:val="none"/>
-        </w:rPr>
-        <w:t>, así como el cargo de remisión de la póliza; (</w:t>
-      </w:r>
-      <w:proofErr w:type="spellStart"/>
-      <w:r>
-        <w:rPr>
-          <w:rFonts w:ascii="Arial Narrow" w:eastAsia="Times New Roman" w:hAnsi="Arial Narrow" w:cs="Arial"/>
-          <w:color w:val="000000"/>
-          <w:kern w:val="0"/>
-          <w:lang w:val="es-ES" w:eastAsia="es-ES"/>
-          <w14:ligatures w14:val="none"/>
-        </w:rPr>
-        <w:t>ii</w:t>
-      </w:r>
-      <w:proofErr w:type="spellEnd"/>
-      <w:r>
-        <w:rPr>
-          <w:rFonts w:ascii="Arial Narrow" w:eastAsia="Times New Roman" w:hAnsi="Arial Narrow" w:cs="Arial"/>
-          <w:color w:val="000000"/>
-          <w:kern w:val="0"/>
-          <w:lang w:val="es-ES" w:eastAsia="es-ES"/>
-          <w14:ligatures w14:val="none"/>
-        </w:rPr>
-        <w:t>) presentar los medios probatorios que acrediten que atendió de manera adecuada la solicitud de otorgamiento de cobertura presentada por la</w:t>
-      </w:r>
-      <w:r>
-        <w:rPr>
-          <w:rFonts w:ascii="Arial Narrow" w:eastAsia="Times New Roman" w:hAnsi="Arial Narrow" w:cs="Arial"/>
-          <w:color w:val="000000"/>
-          <w:kern w:val="0"/>
-          <w:lang w:val="es-ES" w:eastAsia="es-ES"/>
-          <w14:ligatures w14:val="none"/>
-        </w:rPr>
-        <w:t xml:space="preserve"> parte</w:t>
-      </w:r>
-      <w:r>
-        <w:rPr>
-          <w:rFonts w:ascii="Arial Narrow" w:eastAsia="Times New Roman" w:hAnsi="Arial Narrow" w:cs="Arial"/>
-          <w:color w:val="000000"/>
-          <w:kern w:val="0"/>
-          <w:lang w:val="es-ES" w:eastAsia="es-ES"/>
-          <w14:ligatures w14:val="none"/>
-        </w:rPr>
-        <w:t xml:space="preserve"> denunciante; y, (</w:t>
-      </w:r>
-      <w:proofErr w:type="spellStart"/>
-      <w:r>
-        <w:rPr>
-          <w:rFonts w:ascii="Arial Narrow" w:eastAsia="Times New Roman" w:hAnsi="Arial Narrow" w:cs="Arial"/>
-          <w:color w:val="000000"/>
-          <w:kern w:val="0"/>
-          <w:lang w:val="es-ES" w:eastAsia="es-ES"/>
-          <w14:ligatures w14:val="none"/>
-        </w:rPr>
-        <w:t>iii</w:t>
-      </w:r>
-      <w:proofErr w:type="spellEnd"/>
-      <w:r>
-        <w:rPr>
-          <w:rFonts w:ascii="Arial Narrow" w:eastAsia="Times New Roman" w:hAnsi="Arial Narrow" w:cs="Arial"/>
-          <w:color w:val="000000"/>
-          <w:kern w:val="0"/>
-          <w:lang w:val="es-ES" w:eastAsia="es-ES"/>
-          <w14:ligatures w14:val="none"/>
-        </w:rPr>
-        <w:t>) presentar todas las comunicaciones cursadas con la parte denunciante en virtud de los hechos materia de denuncia</w:t>
-      </w:r>
-      <w:r>
-        <w:rPr>
-          <w:rFonts w:ascii="Arial Narrow" w:eastAsia="Times New Roman" w:hAnsi="Arial Narrow" w:cs="Arial"/>
-          <w:color w:val="000000"/>
-          <w:kern w:val="0"/>
-          <w:lang w:val="es-ES" w:eastAsia="es-ES"/>
-          <w14:ligatures w14:val="none"/>
-        </w:rPr>
-        <w:t>.</w:t>
-      </w:r>
-    </w:p>
-    <w:p>
-      <w:pPr>
-        <w:spacing w:after="0" w:line="240" w:lineRule="auto"/>
-        <w:contextualSpacing/>
-        <w:jc w:val="both"/>
-        <w:rPr>
-          <w:rFonts w:ascii="Arial Narrow" w:eastAsia="Arial Narrow" w:hAnsi="Arial Narrow" w:cs="Arial Narrow"/>
-          <w:b/>
-          <w:color w:val="000000"/>
-          <w:kern w:val="0"/>
-          <w:lang w:val="es-ES" w:eastAsia="es-PE"/>
-          <w14:ligatures w14:val="none"/>
-        </w:rPr>
-      </w:pPr>
-    </w:p>
-    <w:p>
-      <w:pPr>
-        <w:spacing w:after="0" w:line="240" w:lineRule="auto"/>
-        <w:contextualSpacing/>
-        <w:jc w:val="both"/>
-        <w:rPr>
-          <w:rFonts w:ascii="Arial Narrow" w:eastAsia="Arial Narrow" w:hAnsi="Arial Narrow" w:cs="Arial Narrow"/>
-          <w:color w:val="000000"/>
-          <w:kern w:val="0"/>
-          <w:lang w:eastAsia="es-PE"/>
-          <w14:ligatures w14:val="none"/>
-        </w:rPr>
-      </w:pPr>
-      <w:r>
-        <w:rPr>
-          <w:rFonts w:ascii="Arial Narrow" w:eastAsia="Arial Narrow" w:hAnsi="Arial Narrow" w:cs="Arial Narrow"/>
-          <w:b/>
-          <w:color w:val="000000"/>
-          <w:kern w:val="0"/>
-          <w:lang w:eastAsia="es-PE"/>
-          <w14:ligatures w14:val="none"/>
-        </w:rPr>
-        <w:t>SEXTO:</w:t>
-      </w:r>
-      <w:r>
-        <w:rPr>
-          <w:rFonts w:ascii="Arial Narrow" w:eastAsia="Arial Narrow" w:hAnsi="Arial Narrow" w:cs="Arial Narrow"/>
-          <w:color w:val="000000"/>
-          <w:kern w:val="0"/>
-          <w:lang w:eastAsia="es-PE"/>
-          <w14:ligatures w14:val="none"/>
-        </w:rPr>
-        <w:t xml:space="preserve"> </w:t>
-      </w:r>
-      <w:bookmarkStart w:id="23" w:name="_Hlk188286915"/>
-      <w:r>
-        <w:rPr>
-          <w:rFonts w:ascii="Arial Narrow" w:eastAsia="Arial Narrow" w:hAnsi="Arial Narrow" w:cs="Arial Narrow"/>
-          <w:color w:val="000000"/>
-          <w:kern w:val="0"/>
-          <w:lang w:eastAsia="es-PE"/>
-          <w14:ligatures w14:val="none"/>
-        </w:rPr>
-        <w:t>informar a las partes que el artículo 110</w:t>
-      </w:r>
-      <w:r>
-        <w:rPr>
-          <w:rFonts w:ascii="Arial Narrow" w:eastAsia="Times New Roman" w:hAnsi="Arial Narrow" w:cs="Segoe UI"/>
-          <w:color w:val="000000"/>
-          <w:kern w:val="0"/>
-          <w:lang w:eastAsia="es-PE"/>
-          <w14:ligatures w14:val="none"/>
-        </w:rPr>
-        <w:t/>
-      </w:r>
-      <w:r>
-        <w:rPr>
-          <w:rFonts w:ascii="Arial Narrow" w:eastAsia="Arial Narrow" w:hAnsi="Arial Narrow" w:cs="Arial Narrow"/>
-          <w:color w:val="000000"/>
-          <w:kern w:val="0"/>
-          <w:lang w:eastAsia="es-PE"/>
-          <w14:ligatures w14:val="none"/>
-        </w:rPr>
-        <w:t xml:space="preserve"> de la Ley</w:t>
-      </w:r>
-      <w:r>
-        <w:rPr>
-          <w:rFonts w:ascii="Arial Narrow" w:eastAsia="Arial Narrow" w:hAnsi="Arial Narrow" w:cs="Arial Narrow"/>
-          <w:color w:val="000000"/>
-          <w:kern w:val="0"/>
-          <w:lang w:eastAsia="es-PE"/>
-          <w14:ligatures w14:val="none"/>
-        </w:rPr>
-        <w:t xml:space="preserve"> </w:t>
-      </w:r>
-      <w:r>
-        <w:rPr>
-          <w:rFonts w:ascii="Arial Narrow" w:eastAsia="Arial Narrow" w:hAnsi="Arial Narrow" w:cs="Arial Narrow"/>
-          <w:color w:val="000000"/>
-          <w:kern w:val="0"/>
-          <w:lang w:eastAsia="es-PE"/>
-          <w14:ligatures w14:val="none"/>
+      <w:r>
+        <w:rPr>
+          <w:rFonts w:ascii="Arial Narrow" w:eastAsia="Arial Narrow" w:hAnsi="Arial Narrow" w:cs="Arial Narrow"/>
+          <w:color w:val="000000"/>
+          <w:kern w:val="0"/>
+          <w:lang w:eastAsia="es-PE"/>
+          <ns2:ligatures ns2:val="none"/>
         </w:rPr>
         <w:t xml:space="preserve"> 29571, Código de Protección y Defensa del Consumidor</w:t>
       </w:r>
@@ -4520,7 +4431,7 @@
           <w:kern w:val="0"/>
           <w:vertAlign w:val="superscript"/>
           <w:lang w:eastAsia="es-PE"/>
-          <w14:ligatures w14:val="none"/>
+          <ns2:ligatures ns2:val="none"/>
         </w:rPr>
         <w:footnoteReference w:id="10"/>
       </w:r>
@@ -4530,7 +4441,7 @@
           <w:color w:val="000000"/>
           <w:kern w:val="0"/>
           <w:lang w:eastAsia="es-PE"/>
-          <w14:ligatures w14:val="none"/>
+          <ns2:ligatures ns2:val="none"/>
         </w:rPr>
         <w:t>, faculta a la Comisión a calificar las infracciones de la referida norma como leves, graves o muy graves e imponer sanciones que van desde una amonestación hasta una multa por un máximo de 450 Unidades Impositivas Tributarias, sin perjuicio de las medidas correctivas, reparadoras y complementarias, que puedan ordenarse de acuerdo a lo estipulado en los artículos 114</w:t>
       </w:r>
@@ -4540,7 +4451,7 @@
           <w:color w:val="000000"/>
           <w:kern w:val="0"/>
           <w:lang w:eastAsia="es-PE"/>
-          <w14:ligatures w14:val="none"/>
+          <ns2:ligatures ns2:val="none"/>
         </w:rPr>
         <w:t/>
       </w:r>
@@ -4550,7 +4461,7 @@
           <w:color w:val="000000"/>
           <w:kern w:val="0"/>
           <w:lang w:eastAsia="es-PE"/>
-          <w14:ligatures w14:val="none"/>
+          <ns2:ligatures ns2:val="none"/>
         </w:rPr>
         <w:t>, 115</w:t>
       </w:r>
@@ -4560,7 +4471,7 @@
           <w:color w:val="000000"/>
           <w:kern w:val="0"/>
           <w:lang w:eastAsia="es-PE"/>
-          <w14:ligatures w14:val="none"/>
+          <ns2:ligatures ns2:val="none"/>
         </w:rPr>
         <w:t/>
       </w:r>
@@ -4570,7 +4481,7 @@
           <w:color w:val="000000"/>
           <w:kern w:val="0"/>
           <w:lang w:eastAsia="es-PE"/>
-          <w14:ligatures w14:val="none"/>
+          <ns2:ligatures ns2:val="none"/>
         </w:rPr>
         <w:t xml:space="preserve"> y 116</w:t>
       </w:r>
@@ -4580,7 +4491,7 @@
           <w:color w:val="000000"/>
           <w:kern w:val="0"/>
           <w:lang w:eastAsia="es-PE"/>
-          <w14:ligatures w14:val="none"/>
+          <ns2:ligatures ns2:val="none"/>
         </w:rPr>
         <w:t/>
       </w:r>
@@ -4590,7 +4501,7 @@
           <w:color w:val="000000"/>
           <w:kern w:val="0"/>
           <w:lang w:eastAsia="es-PE"/>
-          <w14:ligatures w14:val="none"/>
+          <ns2:ligatures ns2:val="none"/>
         </w:rPr>
         <w:t xml:space="preserve"> de la referida norma</w:t>
       </w:r>
@@ -4602,7 +4513,7 @@
           <w:kern w:val="0"/>
           <w:vertAlign w:val="superscript"/>
           <w:lang w:eastAsia="es-PE"/>
-          <w14:ligatures w14:val="none"/>
+          <ns2:ligatures ns2:val="none"/>
         </w:rPr>
         <w:footnoteReference w:id="11"/>
       </w:r>
@@ -4612,7 +4523,7 @@
           <w:color w:val="000000"/>
           <w:kern w:val="0"/>
           <w:lang w:eastAsia="es-PE"/>
-          <w14:ligatures w14:val="none"/>
+          <ns2:ligatures ns2:val="none"/>
         </w:rPr>
         <w:t xml:space="preserve">. </w:t>
       </w:r>
@@ -4623,7 +4534,7 @@
           <w:color w:val="000000"/>
           <w:kern w:val="0"/>
           <w:lang w:eastAsia="es-PE"/>
-          <w14:ligatures w14:val="none"/>
+          <ns2:ligatures ns2:val="none"/>
         </w:rPr>
         <w:lastRenderedPageBreak/>
         <w:t>Asimismo, se consideran circunstancias atenuantes para la graduación de la sanción, el allanamiento de la denuncia o el reconocimiento de las pretensiones en ella contenidas, de acuerdo con el artículo 112</w:t>
@@ -4634,7 +4545,7 @@
           <w:color w:val="000000"/>
           <w:kern w:val="0"/>
           <w:lang w:eastAsia="es-PE"/>
-          <w14:ligatures w14:val="none"/>
+          <ns2:ligatures ns2:val="none"/>
         </w:rPr>
         <w:t/>
       </w:r>
@@ -4644,7 +4555,7 @@
           <w:color w:val="000000"/>
           <w:kern w:val="0"/>
           <w:lang w:eastAsia="es-PE"/>
-          <w14:ligatures w14:val="none"/>
+          <ns2:ligatures ns2:val="none"/>
         </w:rPr>
         <w:t xml:space="preserve"> del Código</w:t>
       </w:r>
@@ -4656,7 +4567,7 @@
           <w:kern w:val="0"/>
           <w:vertAlign w:val="superscript"/>
           <w:lang w:eastAsia="es-PE"/>
-          <w14:ligatures w14:val="none"/>
+          <ns2:ligatures ns2:val="none"/>
         </w:rPr>
         <w:footnoteReference w:id="12"/>
       </w:r>
@@ -4666,12 +4577,12 @@
           <w:color w:val="000000"/>
           <w:kern w:val="0"/>
           <w:lang w:eastAsia="es-PE"/>
-          <w14:ligatures w14:val="none"/>
+          <ns2:ligatures ns2:val="none"/>
         </w:rPr>
         <w:t>.</w:t>
       </w:r>
     </w:p>
-    <w:p>
+    <w:p ns2:paraId="1CC114EB" ns2:textId="77777777">
       <w:pPr>
         <w:shd w:val="clear" w:color="auto" w:fill="FFFFFF"/>
         <w:spacing w:after="0" w:line="240" w:lineRule="auto"/>
@@ -4682,17 +4593,17 @@
           <w:color w:val="000000"/>
           <w:kern w:val="0"/>
           <w:lang w:eastAsia="es-PE"/>
-          <w14:ligatures w14:val="none"/>
-        </w:rPr>
-      </w:pPr>
-      <w:r>
-        <w:rPr>
-          <w:rFonts w:ascii="Arial Narrow" w:eastAsia="Arial Narrow" w:hAnsi="Arial Narrow" w:cs="Arial Narrow"/>
-          <w:b/>
-          <w:color w:val="000000"/>
-          <w:kern w:val="0"/>
-          <w:lang w:eastAsia="es-PE"/>
-          <w14:ligatures w14:val="none"/>
+          <ns2:ligatures ns2:val="none"/>
+        </w:rPr>
+      </w:pPr>
+      <w:r>
+        <w:rPr>
+          <w:rFonts w:ascii="Arial Narrow" w:eastAsia="Arial Narrow" w:hAnsi="Arial Narrow" w:cs="Arial Narrow"/>
+          <w:b/>
+          <w:color w:val="000000"/>
+          <w:kern w:val="0"/>
+          <w:lang w:eastAsia="es-PE"/>
+          <ns2:ligatures ns2:val="none"/>
         </w:rPr>
         <w:lastRenderedPageBreak/>
         <w:t>SÉTIMO:</w:t>
@@ -4703,7 +4614,7 @@
           <w:color w:val="000000"/>
           <w:kern w:val="0"/>
           <w:lang w:eastAsia="es-PE"/>
-          <w14:ligatures w14:val="none"/>
+          <ns2:ligatures ns2:val="none"/>
         </w:rPr>
         <w:t xml:space="preserve"> informar a las partes que conforme a lo establecido en el artículo 39</w:t>
       </w:r>
@@ -4713,7 +4624,7 @@
           <w:color w:val="000000"/>
           <w:kern w:val="0"/>
           <w:lang w:eastAsia="es-PE"/>
-          <w14:ligatures w14:val="none"/>
+          <ns2:ligatures ns2:val="none"/>
         </w:rPr>
         <w:t/>
       </w:r>
@@ -4723,12 +4634,12 @@
           <w:color w:val="000000"/>
           <w:kern w:val="0"/>
           <w:lang w:eastAsia="es-PE"/>
-          <w14:ligatures w14:val="none"/>
+          <ns2:ligatures ns2:val="none"/>
         </w:rPr>
         <w:t xml:space="preserve"> de la Ley sobre Facultades, Normas y Organización del Indecopi, aprobada por Decreto Legislativo 807, los gastos por los peritajes realizados, actuación de pruebas, inspecciones y otros derivados de la tramitación del proceso serán de cargo de la parte que solicita la prueba, salvo pacto en contrario. En todos los casos, la resolución final determinará si los gastos deben ser asumidos por alguna de las partes, o reembolsados a la otra parte o al Indecopi, según sea el caso, de manera adicional a la sanción que haya podido imponerse. </w:t>
       </w:r>
     </w:p>
-    <w:p>
+    <w:p ns2:paraId="364C4B19" ns2:textId="77777777">
       <w:pPr>
         <w:shd w:val="clear" w:color="auto" w:fill="FFFFFF"/>
         <w:spacing w:after="0" w:line="240" w:lineRule="auto"/>
@@ -4739,11 +4650,11 @@
           <w:color w:val="000000"/>
           <w:kern w:val="0"/>
           <w:lang w:eastAsia="es-PE"/>
-          <w14:ligatures w14:val="none"/>
-        </w:rPr>
-      </w:pPr>
-    </w:p>
-    <w:p>
+          <ns2:ligatures ns2:val="none"/>
+        </w:rPr>
+      </w:pPr>
+    </w:p>
+    <w:p ns2:paraId="27E9BBC0" ns2:textId="77777777">
       <w:pPr>
         <w:suppressAutoHyphens/>
         <w:spacing w:after="0" w:line="240" w:lineRule="auto"/>
@@ -4753,7 +4664,7 @@
           <w:rFonts w:ascii="Arial Narrow" w:eastAsia="Calibri" w:hAnsi="Arial Narrow" w:cs="Arial"/>
           <w:kern w:val="0"/>
           <w:u w:val="single"/>
-          <w14:ligatures w14:val="none"/>
+          <ns2:ligatures ns2:val="none"/>
         </w:rPr>
       </w:pPr>
       <w:r>
@@ -4762,7 +4673,7 @@
           <w:b/>
           <w:bCs/>
           <w:kern w:val="0"/>
-          <w14:ligatures w14:val="none"/>
+          <ns2:ligatures ns2:val="none"/>
         </w:rPr>
         <w:t>OCTAVO</w:t>
       </w:r>
@@ -4771,7 +4682,7 @@
           <w:rFonts w:ascii="Arial Narrow" w:eastAsia="Calibri" w:hAnsi="Arial Narrow" w:cs="Arial"/>
           <w:b/>
           <w:kern w:val="0"/>
-          <w14:ligatures w14:val="none"/>
+          <ns2:ligatures ns2:val="none"/>
         </w:rPr>
         <w:t>:</w:t>
       </w:r>
@@ -4779,7 +4690,7 @@
         <w:rPr>
           <w:rFonts w:ascii="Arial Narrow" w:eastAsia="Calibri" w:hAnsi="Arial Narrow" w:cs="Arial"/>
           <w:kern w:val="0"/>
-          <w14:ligatures w14:val="none"/>
+          <ns2:ligatures ns2:val="none"/>
         </w:rPr>
         <w:t xml:space="preserve"> comunicar a las partes que, </w:t>
       </w:r>
@@ -4788,7 +4699,7 @@
         <w:rPr>
           <w:rFonts w:ascii="Arial Narrow" w:eastAsia="Calibri" w:hAnsi="Arial Narrow" w:cs="Arial"/>
           <w:kern w:val="0"/>
-          <w14:ligatures w14:val="none"/>
+          <ns2:ligatures ns2:val="none"/>
         </w:rPr>
         <w:t>de acuerdo a</w:t>
       </w:r>
@@ -4797,7 +4708,7 @@
         <w:rPr>
           <w:rFonts w:ascii="Arial Narrow" w:eastAsia="Calibri" w:hAnsi="Arial Narrow" w:cs="Arial"/>
           <w:kern w:val="0"/>
-          <w14:ligatures w14:val="none"/>
+          <ns2:ligatures ns2:val="none"/>
         </w:rPr>
         <w:t xml:space="preserve"> lo señalado por el artículo 29</w:t>
       </w:r>
@@ -4807,7 +4718,7 @@
           <w:color w:val="000000"/>
           <w:kern w:val="0"/>
           <w:lang w:eastAsia="es-PE"/>
-          <w14:ligatures w14:val="none"/>
+          <ns2:ligatures ns2:val="none"/>
         </w:rPr>
         <w:t/>
       </w:r>
@@ -4815,7 +4726,7 @@
         <w:rPr>
           <w:rFonts w:ascii="Arial Narrow" w:eastAsia="Calibri" w:hAnsi="Arial Narrow" w:cs="Arial"/>
           <w:kern w:val="0"/>
-          <w14:ligatures w14:val="none"/>
+          <ns2:ligatures ns2:val="none"/>
         </w:rPr>
         <w:t xml:space="preserve"> del Decreto Legislativo 807</w:t>
       </w:r>
@@ -4825,7 +4736,7 @@
           <w:rFonts w:ascii="Arial Narrow" w:eastAsia="Calibri" w:hAnsi="Arial Narrow" w:cs="Arial"/>
           <w:kern w:val="0"/>
           <w:vertAlign w:val="superscript"/>
-          <w14:ligatures w14:val="none"/>
+          <ns2:ligatures ns2:val="none"/>
         </w:rPr>
         <w:footnoteReference w:id="13"/>
       </w:r>
@@ -4833,7 +4744,7 @@
         <w:rPr>
           <w:rFonts w:ascii="Arial Narrow" w:eastAsia="Calibri" w:hAnsi="Arial Narrow" w:cs="Arial"/>
           <w:kern w:val="0"/>
-          <w14:ligatures w14:val="none"/>
+          <ns2:ligatures ns2:val="none"/>
         </w:rPr>
         <w:t xml:space="preserve">, hasta antes de la emisión de la Resolución Final tienen la posibilidad de solicitar una audiencia de conciliación. En caso deleguen a favor de una tercera persona su actuación en la diligencia programada, esta deberá presentar un poder especial con firma legalizada ante Notario Público, donde conste </w:t>
       </w:r>
@@ -4842,7 +4753,7 @@
           <w:rFonts w:ascii="Arial Narrow" w:eastAsia="Calibri" w:hAnsi="Arial Narrow" w:cs="Arial"/>
           <w:kern w:val="0"/>
           <w:u w:val="single"/>
-          <w14:ligatures w14:val="none"/>
+          <ns2:ligatures ns2:val="none"/>
         </w:rPr>
         <w:t>expresamente su facultad para asistir y conciliar en su representación</w:t>
       </w:r>
@@ -4851,7 +4762,7 @@
           <w:rFonts w:ascii="Arial Narrow" w:eastAsia="Calibri" w:hAnsi="Arial Narrow" w:cs="Arial"/>
           <w:bCs/>
           <w:kern w:val="0"/>
-          <w14:ligatures w14:val="none"/>
+          <ns2:ligatures ns2:val="none"/>
         </w:rPr>
         <w:t>.</w:t>
       </w:r>
@@ -4861,7 +4772,7 @@
           <w:b/>
           <w:bCs/>
           <w:kern w:val="0"/>
-          <w14:ligatures w14:val="none"/>
+          <ns2:ligatures ns2:val="none"/>
         </w:rPr>
         <w:t xml:space="preserve"> </w:t>
       </w:r>
@@ -4870,12 +4781,12 @@
           <w:rFonts w:ascii="Arial Narrow" w:eastAsia="Calibri" w:hAnsi="Arial Narrow" w:cs="Arial"/>
           <w:kern w:val="0"/>
           <w:u w:val="single"/>
-          <w14:ligatures w14:val="none"/>
+          <ns2:ligatures ns2:val="none"/>
         </w:rPr>
         <w:t xml:space="preserve">Ello bajo apercibimiento de no realizar la audiencia de conciliación y levantar el acta de inasistencia correspondiente. </w:t>
       </w:r>
     </w:p>
-    <w:p>
+    <w:p ns2:paraId="4CD47B08" ns2:textId="77777777">
       <w:pPr>
         <w:suppressAutoHyphens/>
         <w:spacing w:after="0" w:line="240" w:lineRule="auto"/>
@@ -4885,11 +4796,11 @@
           <w:rFonts w:ascii="Arial Narrow" w:eastAsia="Calibri" w:hAnsi="Arial Narrow" w:cs="Arial"/>
           <w:kern w:val="0"/>
           <w:u w:val="single"/>
-          <w14:ligatures w14:val="none"/>
-        </w:rPr>
-      </w:pPr>
-    </w:p>
-    <w:p>
+          <ns2:ligatures ns2:val="none"/>
+        </w:rPr>
+      </w:pPr>
+    </w:p>
+    <w:p ns2:paraId="0E80CA49" ns2:textId="77777777">
       <w:pPr>
         <w:suppressAutoHyphens/>
         <w:spacing w:after="0" w:line="240" w:lineRule="auto"/>
@@ -4900,7 +4811,7 @@
           <w:color w:val="000000"/>
           <w:kern w:val="0"/>
           <w:lang w:eastAsia="es-PE"/>
-          <w14:ligatures w14:val="none"/>
+          <ns2:ligatures ns2:val="none"/>
         </w:rPr>
       </w:pPr>
       <w:r>
@@ -4910,7 +4821,7 @@
           <w:color w:val="000000"/>
           <w:kern w:val="0"/>
           <w:lang w:eastAsia="es-PE"/>
-          <w14:ligatures w14:val="none"/>
+          <ns2:ligatures ns2:val="none"/>
         </w:rPr>
         <w:t>NOVENO:</w:t>
       </w:r>
@@ -4920,14 +4831,14 @@
           <w:color w:val="000000"/>
           <w:kern w:val="0"/>
           <w:lang w:eastAsia="es-PE"/>
-          <w14:ligatures w14:val="none"/>
+          <ns2:ligatures ns2:val="none"/>
         </w:rPr>
         <w:t xml:space="preserve"> poner en conocimiento de las partes que, antes de la emisión de la Resolución Final, tienen la posibilidad de formular su desistimiento o presentar el acuerdo arribado mediante la conciliación, mediación, transacción o cualquier otro que, de forma indubitable, deje constancia que se ha solucionado la controversia materia de denuncia.</w:t>
       </w:r>
       <w:bookmarkStart w:id="24" w:name="h.gjdgxs" w:colFirst="0" w:colLast="0"/>
       <w:bookmarkEnd w:id="24"/>
     </w:p>
-    <w:p>
+    <w:p ns2:paraId="7DDD06F7" ns2:textId="77777777">
       <w:pPr>
         <w:suppressAutoHyphens/>
         <w:spacing w:after="0" w:line="240" w:lineRule="auto"/>
@@ -4938,11 +4849,11 @@
           <w:color w:val="000000"/>
           <w:kern w:val="0"/>
           <w:lang w:eastAsia="es-PE"/>
-          <w14:ligatures w14:val="none"/>
-        </w:rPr>
-      </w:pPr>
-    </w:p>
-    <w:p>
+          <ns2:ligatures ns2:val="none"/>
+        </w:rPr>
+      </w:pPr>
+    </w:p>
+    <w:p ns2:paraId="639FE5BE" ns2:textId="3D46C9F9">
       <w:pPr>
         <w:suppressAutoHyphens/>
         <w:spacing w:after="0" w:line="240" w:lineRule="auto"/>
@@ -4966,7 +4877,7 @@
           <w:b/>
           <w:spacing w:val="-3"/>
           <w:kern w:val="0"/>
-          <w14:ligatures w14:val="none"/>
+          <ns2:ligatures ns2:val="none"/>
         </w:rPr>
         <w:t/>
       </w:r>
@@ -4976,7 +4887,7 @@
           <w:bCs/>
           <w:spacing w:val="-3"/>
           <w:kern w:val="0"/>
-          <w14:ligatures w14:val="none"/>
+          <ns2:ligatures ns2:val="none"/>
         </w:rPr>
         <w:t xml:space="preserve"/>
       </w:r>
@@ -4988,7 +4899,7 @@
           <w:kern w:val="0"/>
           <w:shd w:val="clear" w:color="auto" w:fill="FFFFFF"/>
           <w:lang w:eastAsia="es-PE"/>
-          <w14:ligatures w14:val="none"/>
+          <ns2:ligatures ns2:val="none"/>
         </w:rPr>
         <w:t/>
       </w:r>
@@ -5000,7 +4911,7 @@
           <w:kern w:val="0"/>
           <w:shd w:val="clear" w:color="auto" w:fill="FFFFFF"/>
           <w:lang w:eastAsia="es-PE"/>
-          <w14:ligatures w14:val="none"/>
+          <ns2:ligatures ns2:val="none"/>
         </w:rPr>
         <w:t xml:space="preserve"/>
       </w:r>
@@ -5017,7 +4928,7 @@
           <w:color w:val="000000"/>
           <w:kern w:val="0"/>
           <w:lang w:eastAsia="es-PE"/>
-          <w14:ligatures w14:val="none"/>
+          <ns2:ligatures ns2:val="none"/>
         </w:rPr>
         <w:t/>
       </w:r>
@@ -5034,7 +4945,7 @@
           <w:color w:val="000000"/>
           <w:kern w:val="0"/>
           <w:lang w:eastAsia="es-PE"/>
-          <w14:ligatures w14:val="none"/>
+          <ns2:ligatures ns2:val="none"/>
         </w:rPr>
         <w:t/>
       </w:r>
@@ -5069,7 +4980,7 @@
       </w:r>
       <w:bookmarkEnd w:id="25"/>
     </w:p>
-    <w:p>
+    <w:p ns2:paraId="056808AA" ns2:textId="77777777">
       <w:pPr>
         <w:suppressAutoHyphens/>
         <w:spacing w:after="0" w:line="240" w:lineRule="auto"/>
@@ -5080,7 +4991,7 @@
         </w:rPr>
       </w:pPr>
     </w:p>
-    <w:p>
+    <w:p ns2:paraId="083D8417" ns2:textId="03338682">
       <w:pPr>
         <w:suppressAutoHyphens/>
         <w:spacing w:after="0" w:line="240" w:lineRule="auto"/>
@@ -5133,7 +5044,7 @@
       </w:r>
       <w:bookmarkStart w:id="26" w:name="_Hlk198890962"/>
     </w:p>
-    <w:p>
+    <w:p ns2:paraId="36317C11" ns2:textId="77777777">
       <w:pPr>
         <w:suppressAutoHyphens/>
         <w:spacing w:after="0" w:line="240" w:lineRule="auto"/>
@@ -5146,7 +5057,7 @@
       </w:pPr>
     </w:p>
     <w:bookmarkEnd w:id="26"/>
-    <w:p>
+    <w:p ns2:paraId="23716787" ns2:textId="77777777">
       <w:pPr>
         <w:suppressAutoHyphens/>
         <w:spacing w:after="0" w:line="240" w:lineRule="auto"/>
@@ -5157,23 +5068,23 @@
         </w:rPr>
       </w:pPr>
     </w:p>
-    <w:p>
-      <w:pPr>
-        <w:spacing w:after="0" w:line="240" w:lineRule="auto"/>
-        <w:contextualSpacing/>
-        <w:jc w:val="both"/>
-        <w:rPr>
-          <w:rFonts w:ascii="Arial Narrow" w:eastAsia="Arial Narrow" w:hAnsi="Arial Narrow" w:cs="Arial Narrow"/>
-          <w:b/>
-          <w:color w:val="000000"/>
-          <w:kern w:val="0"/>
-          <w:lang w:eastAsia="es-PE"/>
-          <w14:ligatures w14:val="none"/>
+    <w:p ns2:paraId="509D673B" ns2:textId="77777777">
+      <w:pPr>
+        <w:spacing w:after="0" w:line="240" w:lineRule="auto"/>
+        <w:contextualSpacing/>
+        <w:jc w:val="both"/>
+        <w:rPr>
+          <w:rFonts w:ascii="Arial Narrow" w:eastAsia="Arial Narrow" w:hAnsi="Arial Narrow" w:cs="Arial Narrow"/>
+          <w:b/>
+          <w:color w:val="000000"/>
+          <w:kern w:val="0"/>
+          <w:lang w:eastAsia="es-PE"/>
+          <ns2:ligatures ns2:val="none"/>
         </w:rPr>
       </w:pPr>
     </w:p>
     <w:bookmarkEnd w:id="0"/>
-    <w:p>
+    <w:p ns2:paraId="5AA558A0" ns2:textId="77777777">
       <w:pPr>
         <w:shd w:val="clear" w:color="auto" w:fill="FFFFFF"/>
         <w:spacing w:after="0" w:line="240" w:lineRule="auto"/>
@@ -5196,7 +5107,7 @@
         <w:t xml:space="preserve">Firmado digitalmente por </w:t>
       </w:r>
     </w:p>
-    <w:p>
+    <w:p ns2:paraId="1445D87B" ns2:textId="77777777">
       <w:pPr>
         <w:shd w:val="clear" w:color="auto" w:fill="FFFFFF"/>
         <w:spacing w:after="0" w:line="240" w:lineRule="auto"/>
@@ -5219,7 +5130,7 @@
         <w:t>EVELING ROA QUISPE</w:t>
       </w:r>
     </w:p>
-    <w:p>
+    <w:p ns2:paraId="568E9ECE" ns2:textId="77777777">
       <w:pPr>
         <w:shd w:val="clear" w:color="auto" w:fill="FFFFFF"/>
         <w:spacing w:after="0" w:line="240" w:lineRule="auto"/>
@@ -5242,7 +5153,7 @@
         <w:t>Secretaria Técnica</w:t>
       </w:r>
     </w:p>
-    <w:p>
+    <w:p ns2:paraId="386F208D" ns2:textId="77777777">
       <w:pPr>
         <w:shd w:val="clear" w:color="auto" w:fill="FFFFFF"/>
         <w:spacing w:after="0" w:line="240" w:lineRule="auto"/>
@@ -5265,7 +5176,7 @@
         <w:t>Comisión de Protección al Consumidor 1</w:t>
       </w:r>
     </w:p>
-    <w:p>
+    <w:p ns2:paraId="1A40814A" ns2:textId="77777777">
       <w:pPr>
         <w:spacing w:after="0" w:line="240" w:lineRule="auto"/>
         <w:contextualSpacing/>
@@ -5284,7 +5195,7 @@
         <w:t>LGP/JCQ</w:t>
       </w:r>
     </w:p>
-    <w:p>
+    <w:p ns2:paraId="4423ADE9" ns2:textId="77777777">
       <w:pPr>
         <w:spacing w:after="0" w:line="240" w:lineRule="auto"/>
         <w:contextualSpacing/>
@@ -5293,7 +5204,7 @@
         </w:rPr>
       </w:pPr>
     </w:p>
-    <w:p>
+    <w:p ns2:paraId="74AAB5F4" ns2:textId="77777777">
       <w:pPr>
         <w:spacing w:after="0" w:line="240" w:lineRule="auto"/>
         <w:contextualSpacing/>
@@ -5303,12 +5214,12 @@
       </w:pPr>
     </w:p>
     <w:sectPr>
-      <w:headerReference w:type="even" r:id="rId8"/>
-      <w:headerReference w:type="default" r:id="rId9"/>
-      <w:footerReference w:type="even" r:id="rId10"/>
-      <w:footerReference w:type="default" r:id="rId11"/>
-      <w:headerReference w:type="first" r:id="rId12"/>
-      <w:footerReference w:type="first" r:id="rId13"/>
+      <w:headerReference w:type="even" ns3:id="rId8"/>
+      <w:headerReference w:type="default" ns3:id="rId9"/>
+      <w:footerReference w:type="even" ns3:id="rId10"/>
+      <w:footerReference w:type="default" ns3:id="rId11"/>
+      <w:headerReference w:type="first" ns3:id="rId12"/>
+      <w:footerReference w:type="first" ns3:id="rId13"/>
       <w:pgSz w:w="11906" w:h="16838"/>
       <w:pgMar w:top="1417" w:right="1701" w:bottom="1417" w:left="1701" w:header="708" w:footer="708" w:gutter="0"/>
       <w:cols w:space="708"/>
